--- a/docs/word/FPSLLC Redline - Manager-Managed Partnership vs S Corporation.docx
+++ b/docs/word/FPSLLC Redline - Manager-Managed Partnership vs S Corporation.docx
@@ -62,7 +62,7 @@
           <w:sz w:val="24"/>
           <w:szCs w:val="24"/>
         </w:rPr>
-        <w:t xml:space="preserve">206 paragraphs identical · 14 changed · 0 only in the first · 7 only in the second</w:t>
+        <w:t xml:space="preserve">205 paragraphs identical · 15 changed · 0 only in the first · 7 only in the second</w:t>
       </w:r>
     </w:p>
     <w:p>
@@ -1928,56 +1928,7 @@
           <w:sz w:val="24"/>
           <w:szCs w:val="24"/>
         </w:rPr>
-        <w:t xml:space="preserve">Nothing in this Agreement creates a deficit restoration obligation or otherwise personally obligates any Member to contribute capital beyond the contributions required by Sections 6.1 and 6.2. </w:t>
-      </w:r>
-    </w:p>
-    <w:p>
-      <w:pPr>
-        <w:keepLines/>
-        <w:widowControl/>
-        <w:spacing w:after="160"/>
-        <w:jc w:val="both"/>
-      </w:pPr>
-      <w:r>
-        <w:rPr>
-          <w:rFonts w:ascii="Times New Roman" w:hAnsi="Times New Roman"/>
-          <w:sz w:val="24"/>
-          <w:szCs w:val="24"/>
-        </w:rPr>
-        <w:t xml:space="preserve">6.7 No Right to Specific Property. No Member has any right to demand or receive any distribution in any specific property of the Company or of any Protected Series.</w:t>
-      </w:r>
-    </w:p>
-    <w:p>
-      <w:pPr>
-        <w:keepLines/>
-        <w:widowControl/>
-        <w:spacing w:after="160"/>
-        <w:jc w:val="both"/>
-      </w:pPr>
-      <w:r>
-        <w:rPr>
-          <w:rFonts w:ascii="Times New Roman" w:hAnsi="Times New Roman"/>
-          <w:b/>
-          <w:sz w:val="24"/>
-          <w:szCs w:val="24"/>
-        </w:rPr>
-        <w:t xml:space="preserve">ARTICLE 7 — ALLOCATIONS AND DISTRIBUTIONS</w:t>
-      </w:r>
-    </w:p>
-    <w:p>
-      <w:pPr>
-        <w:keepLines/>
-        <w:widowControl/>
-        <w:spacing w:after="160"/>
-        <w:jc w:val="both"/>
-      </w:pPr>
-      <w:r>
-        <w:rPr>
-          <w:rFonts w:ascii="Times New Roman" w:hAnsi="Times New Roman"/>
-          <w:sz w:val="24"/>
-          <w:szCs w:val="24"/>
-        </w:rPr>
-        <w:t xml:space="preserve">7.1 Allocations. </w:t>
+        <w:t xml:space="preserve">Nothing in this Agreement </w:t>
       </w:r>
       <w:r>
         <w:rPr>
@@ -1987,43 +1938,64 @@
           <w:sz w:val="24"/>
           <w:szCs w:val="24"/>
         </w:rPr>
-        <w:t xml:space="preserve">Profits, losses, and each item </w:t>
-      </w:r>
-      <w:r>
-        <w:rPr>
-          <w:rFonts w:ascii="Times New Roman" w:hAnsi="Times New Roman"/>
-          <w:color w:val="0645AD"/>
-          <w:u w:val="single"/>
-          <w:sz w:val="24"/>
-          <w:szCs w:val="24"/>
-        </w:rPr>
-        <w:t xml:space="preserve">All items </w:t>
-      </w:r>
-      <w:r>
-        <w:rPr>
-          <w:rFonts w:ascii="Times New Roman" w:hAnsi="Times New Roman"/>
-          <w:sz w:val="24"/>
-          <w:szCs w:val="24"/>
-        </w:rPr>
-        <w:t xml:space="preserve">of income, gain, loss, deduction, and credit of </w:t>
-      </w:r>
-      <w:r>
-        <w:rPr>
-          <w:rFonts w:ascii="Times New Roman" w:hAnsi="Times New Roman"/>
-          <w:color w:val="0645AD"/>
-          <w:u w:val="single"/>
-          <w:sz w:val="24"/>
-          <w:szCs w:val="24"/>
-        </w:rPr>
-        <w:t xml:space="preserve">the Company and of </w:t>
-      </w:r>
-      <w:r>
-        <w:rPr>
-          <w:rFonts w:ascii="Times New Roman" w:hAnsi="Times New Roman"/>
-          <w:sz w:val="24"/>
-          <w:szCs w:val="24"/>
-        </w:rPr>
-        <w:t xml:space="preserve">each Protected Series shall be allocated </w:t>
+        <w:t xml:space="preserve">creates a deficit restoration obligation or otherwise </w:t>
+      </w:r>
+      <w:r>
+        <w:rPr>
+          <w:rFonts w:ascii="Times New Roman" w:hAnsi="Times New Roman"/>
+          <w:sz w:val="24"/>
+          <w:szCs w:val="24"/>
+        </w:rPr>
+        <w:t xml:space="preserve">personally obligates any Member to contribute capital beyond the contributions required by Sections 6.1 and 6.2. </w:t>
+      </w:r>
+    </w:p>
+    <w:p>
+      <w:pPr>
+        <w:keepLines/>
+        <w:widowControl/>
+        <w:spacing w:after="160"/>
+        <w:jc w:val="both"/>
+      </w:pPr>
+      <w:r>
+        <w:rPr>
+          <w:rFonts w:ascii="Times New Roman" w:hAnsi="Times New Roman"/>
+          <w:sz w:val="24"/>
+          <w:szCs w:val="24"/>
+        </w:rPr>
+        <w:t xml:space="preserve">6.7 No Right to Specific Property. No Member has any right to demand or receive any distribution in any specific property of the Company or of any Protected Series.</w:t>
+      </w:r>
+    </w:p>
+    <w:p>
+      <w:pPr>
+        <w:keepLines/>
+        <w:widowControl/>
+        <w:spacing w:after="160"/>
+        <w:jc w:val="both"/>
+      </w:pPr>
+      <w:r>
+        <w:rPr>
+          <w:rFonts w:ascii="Times New Roman" w:hAnsi="Times New Roman"/>
+          <w:b/>
+          <w:sz w:val="24"/>
+          <w:szCs w:val="24"/>
+        </w:rPr>
+        <w:t xml:space="preserve">ARTICLE 7 — ALLOCATIONS AND DISTRIBUTIONS</w:t>
+      </w:r>
+    </w:p>
+    <w:p>
+      <w:pPr>
+        <w:keepLines/>
+        <w:widowControl/>
+        <w:spacing w:after="160"/>
+        <w:jc w:val="both"/>
+      </w:pPr>
+      <w:r>
+        <w:rPr>
+          <w:rFonts w:ascii="Times New Roman" w:hAnsi="Times New Roman"/>
+          <w:sz w:val="24"/>
+          <w:szCs w:val="24"/>
+        </w:rPr>
+        <w:t xml:space="preserve">7.1 Allocations. </w:t>
       </w:r>
       <w:r>
         <w:rPr>
@@ -2033,15 +2005,43 @@
           <w:sz w:val="24"/>
           <w:szCs w:val="24"/>
         </w:rPr>
-        <w:t xml:space="preserve">to the Company as its sole owner, and those of the Company (exclusive of every Protected Series) shall be allocated </w:t>
-      </w:r>
-      <w:r>
-        <w:rPr>
-          <w:rFonts w:ascii="Times New Roman" w:hAnsi="Times New Roman"/>
-          <w:sz w:val="24"/>
-          <w:szCs w:val="24"/>
-        </w:rPr>
-        <w:t xml:space="preserve">among the Members </w:t>
+        <w:t xml:space="preserve">Profits, losses, and each item </w:t>
+      </w:r>
+      <w:r>
+        <w:rPr>
+          <w:rFonts w:ascii="Times New Roman" w:hAnsi="Times New Roman"/>
+          <w:color w:val="0645AD"/>
+          <w:u w:val="single"/>
+          <w:sz w:val="24"/>
+          <w:szCs w:val="24"/>
+        </w:rPr>
+        <w:t xml:space="preserve">All items </w:t>
+      </w:r>
+      <w:r>
+        <w:rPr>
+          <w:rFonts w:ascii="Times New Roman" w:hAnsi="Times New Roman"/>
+          <w:sz w:val="24"/>
+          <w:szCs w:val="24"/>
+        </w:rPr>
+        <w:t xml:space="preserve">of income, gain, loss, deduction, and credit of </w:t>
+      </w:r>
+      <w:r>
+        <w:rPr>
+          <w:rFonts w:ascii="Times New Roman" w:hAnsi="Times New Roman"/>
+          <w:color w:val="0645AD"/>
+          <w:u w:val="single"/>
+          <w:sz w:val="24"/>
+          <w:szCs w:val="24"/>
+        </w:rPr>
+        <w:t xml:space="preserve">the Company and of </w:t>
+      </w:r>
+      <w:r>
+        <w:rPr>
+          <w:rFonts w:ascii="Times New Roman" w:hAnsi="Times New Roman"/>
+          <w:sz w:val="24"/>
+          <w:szCs w:val="24"/>
+        </w:rPr>
+        <w:t xml:space="preserve">each Protected Series shall be allocated </w:t>
       </w:r>
       <w:r>
         <w:rPr>
@@ -2051,25 +2051,15 @@
           <w:sz w:val="24"/>
           <w:szCs w:val="24"/>
         </w:rPr>
-        <w:t xml:space="preserve">in proportion to their Percentage Interests. Notwithstanding the foregoing, allocations shall be made in a manner consistent with the capital-account maintenance rules of section 704(b) of the Code and the Treasury Regulations thereunder — including, to the extent required, a qualified income offset, minimum-gain chargebacks, and limitations on loss allocations that would create or increase an impermissible deficit — and allocations with respect to property contributed with a value different from its adjusted basis shall be made </w:t>
-      </w:r>
-      <w:r>
-        <w:rPr>
-          <w:rFonts w:ascii="Times New Roman" w:hAnsi="Times New Roman"/>
-          <w:color w:val="0645AD"/>
-          <w:u w:val="single"/>
-          <w:sz w:val="24"/>
-          <w:szCs w:val="24"/>
-        </w:rPr>
-        <w:t xml:space="preserve">strictly pro rata </w:t>
-      </w:r>
-      <w:r>
-        <w:rPr>
-          <w:rFonts w:ascii="Times New Roman" w:hAnsi="Times New Roman"/>
-          <w:sz w:val="24"/>
-          <w:szCs w:val="24"/>
-        </w:rPr>
-        <w:t xml:space="preserve">in accordance with </w:t>
+        <w:t xml:space="preserve">to the Company as its sole owner, and those of the Company (exclusive of every Protected Series) shall be allocated </w:t>
+      </w:r>
+      <w:r>
+        <w:rPr>
+          <w:rFonts w:ascii="Times New Roman" w:hAnsi="Times New Roman"/>
+          <w:sz w:val="24"/>
+          <w:szCs w:val="24"/>
+        </w:rPr>
+        <w:t xml:space="preserve">among the Members </w:t>
       </w:r>
       <w:r>
         <w:rPr>
@@ -2079,25 +2069,25 @@
           <w:sz w:val="24"/>
           <w:szCs w:val="24"/>
         </w:rPr>
-        <w:t xml:space="preserve">section 704(c) </w:t>
-      </w:r>
-      <w:r>
-        <w:rPr>
-          <w:rFonts w:ascii="Times New Roman" w:hAnsi="Times New Roman"/>
-          <w:color w:val="0645AD"/>
-          <w:u w:val="single"/>
-          <w:sz w:val="24"/>
-          <w:szCs w:val="24"/>
-        </w:rPr>
-        <w:t xml:space="preserve">their Percentage Interests, consistently with sections 1366 and 1377 </w:t>
-      </w:r>
-      <w:r>
-        <w:rPr>
-          <w:rFonts w:ascii="Times New Roman" w:hAnsi="Times New Roman"/>
-          <w:sz w:val="24"/>
-          <w:szCs w:val="24"/>
-        </w:rPr>
-        <w:t xml:space="preserve">of the </w:t>
+        <w:t xml:space="preserve">in proportion to their Percentage Interests. Notwithstanding the foregoing, allocations shall be made in a manner consistent with the capital-account maintenance rules of section 704(b) of the Code and the Treasury Regulations thereunder — including, to the extent required, a qualified income offset, minimum-gain chargebacks, and limitations on loss allocations that would create or increase an impermissible deficit — and allocations with respect to property contributed with a value different from its adjusted basis shall be made </w:t>
+      </w:r>
+      <w:r>
+        <w:rPr>
+          <w:rFonts w:ascii="Times New Roman" w:hAnsi="Times New Roman"/>
+          <w:color w:val="0645AD"/>
+          <w:u w:val="single"/>
+          <w:sz w:val="24"/>
+          <w:szCs w:val="24"/>
+        </w:rPr>
+        <w:t xml:space="preserve">strictly pro rata </w:t>
+      </w:r>
+      <w:r>
+        <w:rPr>
+          <w:rFonts w:ascii="Times New Roman" w:hAnsi="Times New Roman"/>
+          <w:sz w:val="24"/>
+          <w:szCs w:val="24"/>
+        </w:rPr>
+        <w:t xml:space="preserve">in accordance with </w:t>
       </w:r>
       <w:r>
         <w:rPr>
@@ -2107,25 +2097,25 @@
           <w:sz w:val="24"/>
           <w:szCs w:val="24"/>
         </w:rPr>
-        <w:t xml:space="preserve">Code. The Manager shall apply this Section so that the allocations have substantial economic effect and shall resolve questions </w:t>
-      </w:r>
-      <w:r>
-        <w:rPr>
-          <w:rFonts w:ascii="Times New Roman" w:hAnsi="Times New Roman"/>
-          <w:color w:val="0645AD"/>
-          <w:u w:val="single"/>
-          <w:sz w:val="24"/>
-          <w:szCs w:val="24"/>
-        </w:rPr>
-        <w:t xml:space="preserve">Internal Revenue Code </w:t>
-      </w:r>
-      <w:r>
-        <w:rPr>
-          <w:rFonts w:ascii="Times New Roman" w:hAnsi="Times New Roman"/>
-          <w:sz w:val="24"/>
-          <w:szCs w:val="24"/>
-        </w:rPr>
-        <w:t xml:space="preserve">of </w:t>
+        <w:t xml:space="preserve">section 704(c) </w:t>
+      </w:r>
+      <w:r>
+        <w:rPr>
+          <w:rFonts w:ascii="Times New Roman" w:hAnsi="Times New Roman"/>
+          <w:color w:val="0645AD"/>
+          <w:u w:val="single"/>
+          <w:sz w:val="24"/>
+          <w:szCs w:val="24"/>
+        </w:rPr>
+        <w:t xml:space="preserve">their Percentage Interests, consistently with sections 1366 and 1377 </w:t>
+      </w:r>
+      <w:r>
+        <w:rPr>
+          <w:rFonts w:ascii="Times New Roman" w:hAnsi="Times New Roman"/>
+          <w:sz w:val="24"/>
+          <w:szCs w:val="24"/>
+        </w:rPr>
+        <w:t xml:space="preserve">of the </w:t>
       </w:r>
       <w:r>
         <w:rPr>
@@ -2135,33 +2125,25 @@
           <w:sz w:val="24"/>
           <w:szCs w:val="24"/>
         </w:rPr>
-        <w:t xml:space="preserve">application consistently and in good faith. </w:t>
-      </w:r>
-      <w:r>
-        <w:rPr>
-          <w:rFonts w:ascii="Times New Roman" w:hAnsi="Times New Roman"/>
-          <w:color w:val="0645AD"/>
-          <w:u w:val="single"/>
-          <w:sz w:val="24"/>
-          <w:szCs w:val="24"/>
-        </w:rPr>
-        <w:t xml:space="preserve">1986, as amended (the "Code"). </w:t>
-      </w:r>
-    </w:p>
-    <w:p>
-      <w:pPr>
-        <w:keepLines/>
-        <w:widowControl/>
-        <w:spacing w:after="160"/>
-        <w:jc w:val="both"/>
-      </w:pPr>
-      <w:r>
-        <w:rPr>
-          <w:rFonts w:ascii="Times New Roman" w:hAnsi="Times New Roman"/>
-          <w:sz w:val="24"/>
-          <w:szCs w:val="24"/>
-        </w:rPr>
-        <w:t xml:space="preserve">7.2 Distributions. The Manager (or, as to a Protected Series, its Protected Series Manager) may from time to time determine the extent to which cash on hand of the Company or of a Protected Series exceeds current and anticipated needs, including operating expenses, debt service, acquisitions, and reserves, and may distribute any such excess. Distributions in respect of a Protected Series shall be made solely from the Associated Assets of that Protected </w:t>
+        <w:t xml:space="preserve">Code. The Manager shall apply this Section so that the allocations have substantial economic effect and shall resolve questions </w:t>
+      </w:r>
+      <w:r>
+        <w:rPr>
+          <w:rFonts w:ascii="Times New Roman" w:hAnsi="Times New Roman"/>
+          <w:color w:val="0645AD"/>
+          <w:u w:val="single"/>
+          <w:sz w:val="24"/>
+          <w:szCs w:val="24"/>
+        </w:rPr>
+        <w:t xml:space="preserve">Internal Revenue Code </w:t>
+      </w:r>
+      <w:r>
+        <w:rPr>
+          <w:rFonts w:ascii="Times New Roman" w:hAnsi="Times New Roman"/>
+          <w:sz w:val="24"/>
+          <w:szCs w:val="24"/>
+        </w:rPr>
+        <w:t xml:space="preserve">of </w:t>
       </w:r>
       <w:r>
         <w:rPr>
@@ -2171,25 +2153,33 @@
           <w:sz w:val="24"/>
           <w:szCs w:val="24"/>
         </w:rPr>
-        <w:t xml:space="preserve">Series, and solely to the Company; distributions in respect of the Company </w:t>
-      </w:r>
-      <w:r>
-        <w:rPr>
-          <w:rFonts w:ascii="Times New Roman" w:hAnsi="Times New Roman"/>
-          <w:color w:val="0645AD"/>
-          <w:u w:val="single"/>
-          <w:sz w:val="24"/>
-          <w:szCs w:val="24"/>
-        </w:rPr>
-        <w:t xml:space="preserve">Series; all distributions, from whatever source, </w:t>
-      </w:r>
-      <w:r>
-        <w:rPr>
-          <w:rFonts w:ascii="Times New Roman" w:hAnsi="Times New Roman"/>
-          <w:sz w:val="24"/>
-          <w:szCs w:val="24"/>
-        </w:rPr>
-        <w:t xml:space="preserve">shall be made </w:t>
+        <w:t xml:space="preserve">application consistently and in good faith. </w:t>
+      </w:r>
+      <w:r>
+        <w:rPr>
+          <w:rFonts w:ascii="Times New Roman" w:hAnsi="Times New Roman"/>
+          <w:color w:val="0645AD"/>
+          <w:u w:val="single"/>
+          <w:sz w:val="24"/>
+          <w:szCs w:val="24"/>
+        </w:rPr>
+        <w:t xml:space="preserve">1986, as amended (the "Code"). </w:t>
+      </w:r>
+    </w:p>
+    <w:p>
+      <w:pPr>
+        <w:keepLines/>
+        <w:widowControl/>
+        <w:spacing w:after="160"/>
+        <w:jc w:val="both"/>
+      </w:pPr>
+      <w:r>
+        <w:rPr>
+          <w:rFonts w:ascii="Times New Roman" w:hAnsi="Times New Roman"/>
+          <w:sz w:val="24"/>
+          <w:szCs w:val="24"/>
+        </w:rPr>
+        <w:t xml:space="preserve">7.2 Distributions. The Manager (or, as to a Protected Series, its Protected Series Manager) may from time to time determine the extent to which cash on hand of the Company or of a Protected Series exceeds current and anticipated needs, including operating expenses, debt service, acquisitions, and reserves, and may distribute any such excess. Distributions in respect of a Protected Series shall be made solely from the Associated Assets of that Protected </w:t>
       </w:r>
       <w:r>
         <w:rPr>
@@ -2199,33 +2189,25 @@
           <w:sz w:val="24"/>
           <w:szCs w:val="24"/>
         </w:rPr>
-        <w:t xml:space="preserve">solely from the Associated Assets of the Company, </w:t>
-      </w:r>
-      <w:r>
-        <w:rPr>
-          <w:rFonts w:ascii="Times New Roman" w:hAnsi="Times New Roman"/>
-          <w:sz w:val="24"/>
-          <w:szCs w:val="24"/>
-        </w:rPr>
-        <w:t xml:space="preserve">to the Members </w:t>
-      </w:r>
-      <w:r>
-        <w:rPr>
-          <w:rFonts w:ascii="Times New Roman" w:hAnsi="Times New Roman"/>
-          <w:color w:val="0645AD"/>
-          <w:u w:val="single"/>
-          <w:sz w:val="24"/>
-          <w:szCs w:val="24"/>
-        </w:rPr>
-        <w:t xml:space="preserve">strictly pro rata </w:t>
-      </w:r>
-      <w:r>
-        <w:rPr>
-          <w:rFonts w:ascii="Times New Roman" w:hAnsi="Times New Roman"/>
-          <w:sz w:val="24"/>
-          <w:szCs w:val="24"/>
-        </w:rPr>
-        <w:t xml:space="preserve">in </w:t>
+        <w:t xml:space="preserve">Series, and solely to the Company; distributions in respect of the Company </w:t>
+      </w:r>
+      <w:r>
+        <w:rPr>
+          <w:rFonts w:ascii="Times New Roman" w:hAnsi="Times New Roman"/>
+          <w:color w:val="0645AD"/>
+          <w:u w:val="single"/>
+          <w:sz w:val="24"/>
+          <w:szCs w:val="24"/>
+        </w:rPr>
+        <w:t xml:space="preserve">Series; all distributions, from whatever source, </w:t>
+      </w:r>
+      <w:r>
+        <w:rPr>
+          <w:rFonts w:ascii="Times New Roman" w:hAnsi="Times New Roman"/>
+          <w:sz w:val="24"/>
+          <w:szCs w:val="24"/>
+        </w:rPr>
+        <w:t xml:space="preserve">shall be made </w:t>
       </w:r>
       <w:r>
         <w:rPr>
@@ -2235,25 +2217,33 @@
           <w:sz w:val="24"/>
           <w:szCs w:val="24"/>
         </w:rPr>
-        <w:t xml:space="preserve">proportion to </w:t>
-      </w:r>
-      <w:r>
-        <w:rPr>
-          <w:rFonts w:ascii="Times New Roman" w:hAnsi="Times New Roman"/>
-          <w:color w:val="0645AD"/>
-          <w:u w:val="single"/>
-          <w:sz w:val="24"/>
-          <w:szCs w:val="24"/>
-        </w:rPr>
-        <w:t xml:space="preserve">accordance with </w:t>
-      </w:r>
-      <w:r>
-        <w:rPr>
-          <w:rFonts w:ascii="Times New Roman" w:hAnsi="Times New Roman"/>
-          <w:sz w:val="24"/>
-          <w:szCs w:val="24"/>
-        </w:rPr>
-        <w:t xml:space="preserve">their Percentage </w:t>
+        <w:t xml:space="preserve">solely from the Associated Assets of the Company, </w:t>
+      </w:r>
+      <w:r>
+        <w:rPr>
+          <w:rFonts w:ascii="Times New Roman" w:hAnsi="Times New Roman"/>
+          <w:sz w:val="24"/>
+          <w:szCs w:val="24"/>
+        </w:rPr>
+        <w:t xml:space="preserve">to the Members </w:t>
+      </w:r>
+      <w:r>
+        <w:rPr>
+          <w:rFonts w:ascii="Times New Roman" w:hAnsi="Times New Roman"/>
+          <w:color w:val="0645AD"/>
+          <w:u w:val="single"/>
+          <w:sz w:val="24"/>
+          <w:szCs w:val="24"/>
+        </w:rPr>
+        <w:t xml:space="preserve">strictly pro rata </w:t>
+      </w:r>
+      <w:r>
+        <w:rPr>
+          <w:rFonts w:ascii="Times New Roman" w:hAnsi="Times New Roman"/>
+          <w:sz w:val="24"/>
+          <w:szCs w:val="24"/>
+        </w:rPr>
+        <w:t xml:space="preserve">in </w:t>
       </w:r>
       <w:r>
         <w:rPr>
@@ -2263,41 +2253,25 @@
           <w:sz w:val="24"/>
           <w:szCs w:val="24"/>
         </w:rPr>
-        <w:t xml:space="preserve">Interests. </w:t>
-      </w:r>
-      <w:r>
-        <w:rPr>
-          <w:rFonts w:ascii="Times New Roman" w:hAnsi="Times New Roman"/>
-          <w:color w:val="0645AD"/>
-          <w:u w:val="single"/>
-          <w:sz w:val="24"/>
-          <w:szCs w:val="24"/>
-        </w:rPr>
-        <w:t xml:space="preserve">Interests, and every distribution shall confer identical rights on every Membership Interest. </w:t>
-      </w:r>
-      <w:r>
-        <w:rPr>
-          <w:rFonts w:ascii="Times New Roman" w:hAnsi="Times New Roman"/>
-          <w:sz w:val="24"/>
-          <w:szCs w:val="24"/>
-        </w:rPr>
-        <w:t xml:space="preserve">Each distribution shall be recorded in the records maintained under Article 8, identifying its source. </w:t>
-      </w:r>
-    </w:p>
-    <w:p>
-      <w:pPr>
-        <w:keepLines/>
-        <w:widowControl/>
-        <w:spacing w:after="160"/>
-        <w:jc w:val="both"/>
-      </w:pPr>
-      <w:r>
-        <w:rPr>
-          <w:rFonts w:ascii="Times New Roman" w:hAnsi="Times New Roman"/>
-          <w:sz w:val="24"/>
-          <w:szCs w:val="24"/>
-        </w:rPr>
-        <w:t xml:space="preserve">7.3 Tax Distributions. To the extent of available cash of the Company or the applicable Protected Series, the Manager may make distributions intended to enable </w:t>
+        <w:t xml:space="preserve">proportion to </w:t>
+      </w:r>
+      <w:r>
+        <w:rPr>
+          <w:rFonts w:ascii="Times New Roman" w:hAnsi="Times New Roman"/>
+          <w:color w:val="0645AD"/>
+          <w:u w:val="single"/>
+          <w:sz w:val="24"/>
+          <w:szCs w:val="24"/>
+        </w:rPr>
+        <w:t xml:space="preserve">accordance with </w:t>
+      </w:r>
+      <w:r>
+        <w:rPr>
+          <w:rFonts w:ascii="Times New Roman" w:hAnsi="Times New Roman"/>
+          <w:sz w:val="24"/>
+          <w:szCs w:val="24"/>
+        </w:rPr>
+        <w:t xml:space="preserve">their Percentage </w:t>
       </w:r>
       <w:r>
         <w:rPr>
@@ -2307,25 +2281,41 @@
           <w:sz w:val="24"/>
           <w:szCs w:val="24"/>
         </w:rPr>
-        <w:t xml:space="preserve">each Member </w:t>
-      </w:r>
-      <w:r>
-        <w:rPr>
-          <w:rFonts w:ascii="Times New Roman" w:hAnsi="Times New Roman"/>
-          <w:color w:val="0645AD"/>
-          <w:u w:val="single"/>
-          <w:sz w:val="24"/>
-          <w:szCs w:val="24"/>
-        </w:rPr>
-        <w:t xml:space="preserve">the Members </w:t>
-      </w:r>
-      <w:r>
-        <w:rPr>
-          <w:rFonts w:ascii="Times New Roman" w:hAnsi="Times New Roman"/>
-          <w:sz w:val="24"/>
-          <w:szCs w:val="24"/>
-        </w:rPr>
-        <w:t xml:space="preserve">to satisfy federal and state income tax liabilities attributable to the </w:t>
+        <w:t xml:space="preserve">Interests. </w:t>
+      </w:r>
+      <w:r>
+        <w:rPr>
+          <w:rFonts w:ascii="Times New Roman" w:hAnsi="Times New Roman"/>
+          <w:color w:val="0645AD"/>
+          <w:u w:val="single"/>
+          <w:sz w:val="24"/>
+          <w:szCs w:val="24"/>
+        </w:rPr>
+        <w:t xml:space="preserve">Interests, and every distribution shall confer identical rights on every Membership Interest. </w:t>
+      </w:r>
+      <w:r>
+        <w:rPr>
+          <w:rFonts w:ascii="Times New Roman" w:hAnsi="Times New Roman"/>
+          <w:sz w:val="24"/>
+          <w:szCs w:val="24"/>
+        </w:rPr>
+        <w:t xml:space="preserve">Each distribution shall be recorded in the records maintained under Article 8, identifying its source. </w:t>
+      </w:r>
+    </w:p>
+    <w:p>
+      <w:pPr>
+        <w:keepLines/>
+        <w:widowControl/>
+        <w:spacing w:after="160"/>
+        <w:jc w:val="both"/>
+      </w:pPr>
+      <w:r>
+        <w:rPr>
+          <w:rFonts w:ascii="Times New Roman" w:hAnsi="Times New Roman"/>
+          <w:sz w:val="24"/>
+          <w:szCs w:val="24"/>
+        </w:rPr>
+        <w:t xml:space="preserve">7.3 Tax Distributions. To the extent of available cash of the Company or the applicable Protected Series, the Manager may make distributions intended to enable </w:t>
       </w:r>
       <w:r>
         <w:rPr>
@@ -2335,43 +2325,25 @@
           <w:sz w:val="24"/>
           <w:szCs w:val="24"/>
         </w:rPr>
-        <w:t xml:space="preserve">Member's distributive share of </w:t>
-      </w:r>
-      <w:r>
-        <w:rPr>
-          <w:rFonts w:ascii="Times New Roman" w:hAnsi="Times New Roman"/>
-          <w:color w:val="0645AD"/>
-          <w:u w:val="single"/>
-          <w:sz w:val="24"/>
-          <w:szCs w:val="24"/>
-        </w:rPr>
-        <w:t xml:space="preserve">Company's </w:t>
-      </w:r>
-      <w:r>
-        <w:rPr>
-          <w:rFonts w:ascii="Times New Roman" w:hAnsi="Times New Roman"/>
-          <w:sz w:val="24"/>
-          <w:szCs w:val="24"/>
-        </w:rPr>
-        <w:t xml:space="preserve">income, </w:t>
-      </w:r>
-      <w:r>
-        <w:rPr>
-          <w:rFonts w:ascii="Times New Roman" w:hAnsi="Times New Roman"/>
-          <w:color w:val="0645AD"/>
-          <w:u w:val="single"/>
-          <w:sz w:val="24"/>
-          <w:szCs w:val="24"/>
-        </w:rPr>
-        <w:t xml:space="preserve">made strictly pro rata in accordance with Percentage Interests, </w:t>
-      </w:r>
-      <w:r>
-        <w:rPr>
-          <w:rFonts w:ascii="Times New Roman" w:hAnsi="Times New Roman"/>
-          <w:sz w:val="24"/>
-          <w:szCs w:val="24"/>
-        </w:rPr>
-        <w:t xml:space="preserve">and is authorized to pay any such amount directly to the government agency responsible for collection </w:t>
+        <w:t xml:space="preserve">each Member </w:t>
+      </w:r>
+      <w:r>
+        <w:rPr>
+          <w:rFonts w:ascii="Times New Roman" w:hAnsi="Times New Roman"/>
+          <w:color w:val="0645AD"/>
+          <w:u w:val="single"/>
+          <w:sz w:val="24"/>
+          <w:szCs w:val="24"/>
+        </w:rPr>
+        <w:t xml:space="preserve">the Members </w:t>
+      </w:r>
+      <w:r>
+        <w:rPr>
+          <w:rFonts w:ascii="Times New Roman" w:hAnsi="Times New Roman"/>
+          <w:sz w:val="24"/>
+          <w:szCs w:val="24"/>
+        </w:rPr>
+        <w:t xml:space="preserve">to satisfy federal and state income tax liabilities attributable to the </w:t>
       </w:r>
       <w:r>
         <w:rPr>
@@ -2381,15 +2353,43 @@
           <w:sz w:val="24"/>
           <w:szCs w:val="24"/>
         </w:rPr>
-        <w:t xml:space="preserve">of the tax </w:t>
-      </w:r>
-      <w:r>
-        <w:rPr>
-          <w:rFonts w:ascii="Times New Roman" w:hAnsi="Times New Roman"/>
-          <w:sz w:val="24"/>
-          <w:szCs w:val="24"/>
-        </w:rPr>
-        <w:t xml:space="preserve">on </w:t>
+        <w:t xml:space="preserve">Member's distributive share of </w:t>
+      </w:r>
+      <w:r>
+        <w:rPr>
+          <w:rFonts w:ascii="Times New Roman" w:hAnsi="Times New Roman"/>
+          <w:color w:val="0645AD"/>
+          <w:u w:val="single"/>
+          <w:sz w:val="24"/>
+          <w:szCs w:val="24"/>
+        </w:rPr>
+        <w:t xml:space="preserve">Company's </w:t>
+      </w:r>
+      <w:r>
+        <w:rPr>
+          <w:rFonts w:ascii="Times New Roman" w:hAnsi="Times New Roman"/>
+          <w:sz w:val="24"/>
+          <w:szCs w:val="24"/>
+        </w:rPr>
+        <w:t xml:space="preserve">income, </w:t>
+      </w:r>
+      <w:r>
+        <w:rPr>
+          <w:rFonts w:ascii="Times New Roman" w:hAnsi="Times New Roman"/>
+          <w:color w:val="0645AD"/>
+          <w:u w:val="single"/>
+          <w:sz w:val="24"/>
+          <w:szCs w:val="24"/>
+        </w:rPr>
+        <w:t xml:space="preserve">made strictly pro rata in accordance with Percentage Interests, </w:t>
+      </w:r>
+      <w:r>
+        <w:rPr>
+          <w:rFonts w:ascii="Times New Roman" w:hAnsi="Times New Roman"/>
+          <w:sz w:val="24"/>
+          <w:szCs w:val="24"/>
+        </w:rPr>
+        <w:t xml:space="preserve">and is authorized to pay any such amount directly to the government agency responsible for collection </w:t>
       </w:r>
       <w:r>
         <w:rPr>
@@ -2399,25 +2399,15 @@
           <w:sz w:val="24"/>
           <w:szCs w:val="24"/>
         </w:rPr>
-        <w:t xml:space="preserve">the </w:t>
-      </w:r>
-      <w:r>
-        <w:rPr>
-          <w:rFonts w:ascii="Times New Roman" w:hAnsi="Times New Roman"/>
-          <w:color w:val="0645AD"/>
-          <w:u w:val="single"/>
-          <w:sz w:val="24"/>
-          <w:szCs w:val="24"/>
-        </w:rPr>
-        <w:t xml:space="preserve">a </w:t>
-      </w:r>
-      <w:r>
-        <w:rPr>
-          <w:rFonts w:ascii="Times New Roman" w:hAnsi="Times New Roman"/>
-          <w:sz w:val="24"/>
-          <w:szCs w:val="24"/>
-        </w:rPr>
-        <w:t xml:space="preserve">Member's </w:t>
+        <w:t xml:space="preserve">of the tax </w:t>
+      </w:r>
+      <w:r>
+        <w:rPr>
+          <w:rFonts w:ascii="Times New Roman" w:hAnsi="Times New Roman"/>
+          <w:sz w:val="24"/>
+          <w:szCs w:val="24"/>
+        </w:rPr>
+        <w:t xml:space="preserve">on </w:t>
       </w:r>
       <w:r>
         <w:rPr>
@@ -2427,299 +2417,25 @@
           <w:sz w:val="24"/>
           <w:szCs w:val="24"/>
         </w:rPr>
-        <w:t xml:space="preserve">behalf. </w:t>
-      </w:r>
-      <w:r>
-        <w:rPr>
-          <w:rFonts w:ascii="Times New Roman" w:hAnsi="Times New Roman"/>
-          <w:color w:val="0645AD"/>
-          <w:u w:val="single"/>
-          <w:sz w:val="24"/>
-          <w:szCs w:val="24"/>
-        </w:rPr>
-        <w:t xml:space="preserve">behalf, with any amount so paid treated as distributed to that Member. </w:t>
-      </w:r>
-      <w:r>
-        <w:rPr>
-          <w:rFonts w:ascii="Times New Roman" w:hAnsi="Times New Roman"/>
-          <w:sz w:val="24"/>
-          <w:szCs w:val="24"/>
-        </w:rPr>
-        <w:t xml:space="preserve">Tax distributions in respect of a Protected Series shall be made solely from its Associated Assets and treated as advances against later distributions under Section 7.2. </w:t>
-      </w:r>
-    </w:p>
-    <w:p>
-      <w:pPr>
-        <w:keepLines/>
-        <w:widowControl/>
-        <w:spacing w:after="160"/>
-        <w:jc w:val="both"/>
-      </w:pPr>
-      <w:r>
-        <w:rPr>
-          <w:rFonts w:ascii="Times New Roman" w:hAnsi="Times New Roman"/>
-          <w:sz w:val="24"/>
-          <w:szCs w:val="24"/>
-        </w:rPr>
-        <w:t xml:space="preserve">7.4 Statutory Limitations. No distribution shall be made to the extent prohibited by the limitations of the Act applicable to distributions, applied separately to the Company and to each Protected Series as the Act provides.</w:t>
-      </w:r>
-    </w:p>
-    <w:p>
-      <w:pPr>
-        <w:keepLines/>
-        <w:widowControl/>
-        <w:spacing w:after="160"/>
-        <w:jc w:val="both"/>
-      </w:pPr>
-      <w:r>
-        <w:rPr>
-          <w:rFonts w:ascii="Times New Roman" w:hAnsi="Times New Roman"/>
-          <w:b/>
-          <w:sz w:val="24"/>
-          <w:szCs w:val="24"/>
-        </w:rPr>
-        <w:t xml:space="preserve">ARTICLE 8 — RECORDS</w:t>
-      </w:r>
-    </w:p>
-    <w:p>
-      <w:pPr>
-        <w:keepLines/>
-        <w:widowControl/>
-        <w:spacing w:after="160"/>
-        <w:jc w:val="both"/>
-      </w:pPr>
-      <w:r>
-        <w:rPr>
-          <w:rFonts w:ascii="Times New Roman" w:hAnsi="Times New Roman"/>
-          <w:sz w:val="24"/>
-          <w:szCs w:val="24"/>
-        </w:rPr>
-        <w:t xml:space="preserve">8.1 Records. The Manager shall maintain, for the Company and for each Protected Series, the records described in this Article. Members' inspection rights are as stated in Section 4.10.</w:t>
-      </w:r>
-    </w:p>
-    <w:p>
-      <w:pPr>
-        <w:keepLines/>
-        <w:widowControl/>
-        <w:spacing w:after="160"/>
-        <w:jc w:val="both"/>
-      </w:pPr>
-      <w:r>
-        <w:rPr>
-          <w:rFonts w:ascii="Times New Roman" w:hAnsi="Times New Roman"/>
-          <w:sz w:val="24"/>
-          <w:szCs w:val="24"/>
-        </w:rPr>
-        <w:t xml:space="preserve">8.2 Asset Association Records. The Manager shall create and maintain, and shall cause each Protected Series Manager to create and maintain, records that state the name of the Company or of the applicable Protected Series and describe each of its assets with sufficient specificity to permit a disinterested, reasonable individual to:</w:t>
-      </w:r>
-    </w:p>
-    <w:p>
-      <w:pPr>
-        <w:keepLines/>
-        <w:widowControl/>
-        <w:spacing w:after="160"/>
-        <w:jc w:val="both"/>
-      </w:pPr>
-      <w:r>
-        <w:rPr>
-          <w:rFonts w:ascii="Times New Roman" w:hAnsi="Times New Roman"/>
-          <w:sz w:val="24"/>
-          <w:szCs w:val="24"/>
-        </w:rPr>
-        <w:t xml:space="preserve">(a) identify the asset and distinguish it from any other asset of the Company, of that Protected Series, and of every other Protected Series;</w:t>
-      </w:r>
-    </w:p>
-    <w:p>
-      <w:pPr>
-        <w:keepLines/>
-        <w:widowControl/>
-        <w:spacing w:after="160"/>
-        <w:jc w:val="both"/>
-      </w:pPr>
-      <w:r>
-        <w:rPr>
-          <w:rFonts w:ascii="Times New Roman" w:hAnsi="Times New Roman"/>
-          <w:sz w:val="24"/>
-          <w:szCs w:val="24"/>
-        </w:rPr>
-        <w:t xml:space="preserve">(b) determine when and from which person the asset was acquired, or how the asset otherwise became an asset of the Company or that Protected Series; and</w:t>
-      </w:r>
-    </w:p>
-    <w:p>
-      <w:pPr>
-        <w:keepLines/>
-        <w:widowControl/>
-        <w:spacing w:after="160"/>
-        <w:jc w:val="both"/>
-      </w:pPr>
-      <w:r>
-        <w:rPr>
-          <w:rFonts w:ascii="Times New Roman" w:hAnsi="Times New Roman"/>
-          <w:sz w:val="24"/>
-          <w:szCs w:val="24"/>
-        </w:rPr>
-        <w:t xml:space="preserve">(c) for any asset acquired from the Company or from another Protected Series, determine the consideration paid, the payor, and the payee.</w:t>
-      </w:r>
-    </w:p>
-    <w:p>
-      <w:pPr>
-        <w:keepLines/>
-        <w:widowControl/>
-        <w:spacing w:after="160"/>
-        <w:jc w:val="both"/>
-      </w:pPr>
-      <w:r>
-        <w:rPr>
-          <w:rFonts w:ascii="Times New Roman" w:hAnsi="Times New Roman"/>
-          <w:sz w:val="24"/>
-          <w:szCs w:val="24"/>
-        </w:rPr>
-        <w:t xml:space="preserve">Records may be organized by specific listing, category, type, quantity, or computational or allocative formula or procedure (including a percentage or share of any asset), or in any other reasonable manner, consistent with s. 605.2301(4), Florida Statutes, provided the standard of this Section is met.</w:t>
-      </w:r>
-    </w:p>
-    <w:p>
-      <w:pPr>
-        <w:keepLines/>
-        <w:widowControl/>
-        <w:spacing w:after="160"/>
-        <w:jc w:val="both"/>
-      </w:pPr>
-      <w:r>
-        <w:rPr>
-          <w:rFonts w:ascii="Times New Roman" w:hAnsi="Times New Roman"/>
-          <w:sz w:val="24"/>
-          <w:szCs w:val="24"/>
-        </w:rPr>
-        <w:t xml:space="preserve">8.3 Real Property. A properly recorded instrument naming the acquiring or conveying Protected Series (by its full statutory name) or the Company, as applicable, serves as an association record and is conclusive of the signer's authority in favor of a person giving value without knowledge of a lack of authority (ss. 605.2301(2)(b) and 605.2301(3)(b), Florida Statutes). Where an interest in real property is held through a representative, nominee, or similar arrangement as permitted by s. 605.2301(5), Florida Statutes, the arrangement shall be documented under Section 8.4, and the association of the interest shall be established by those records.</w:t>
-      </w:r>
-    </w:p>
-    <w:p>
-      <w:pPr>
-        <w:keepLines/>
-        <w:widowControl/>
-        <w:spacing w:after="160"/>
-        <w:jc w:val="both"/>
-      </w:pPr>
-      <w:r>
-        <w:rPr>
-          <w:rFonts w:ascii="Times New Roman" w:hAnsi="Times New Roman"/>
-          <w:sz w:val="24"/>
-          <w:szCs w:val="24"/>
-        </w:rPr>
-        <w:t xml:space="preserve">8.4 Holding Associated Assets. An Associated Asset may be held directly, or indirectly through a representative, nominee, or similar arrangement, as permitted by s. 605.2301(5), Florida Statutes. Any such indirect arrangement shall be documented in the records maintained under this Article, identifying the holder, the Protected Series or the Company for which the asset is held, and the date the arrangement began. No property of the Company or of any Protected Series shall be held in the individual name of any Member or the Manager other than under an arrangement documented under this Section.</w:t>
-      </w:r>
-    </w:p>
-    <w:p>
-      <w:pPr>
-        <w:keepLines/>
-        <w:widowControl/>
-        <w:spacing w:after="160"/>
-        <w:jc w:val="both"/>
-      </w:pPr>
-      <w:r>
-        <w:rPr>
-          <w:rFonts w:ascii="Times New Roman" w:hAnsi="Times New Roman"/>
-          <w:sz w:val="24"/>
-          <w:szCs w:val="24"/>
-        </w:rPr>
-        <w:t xml:space="preserve">8.5 Standing Association Rules; Savings Provisions.</w:t>
-      </w:r>
-    </w:p>
-    <w:p>
-      <w:pPr>
-        <w:keepLines/>
-        <w:widowControl/>
-        <w:spacing w:after="160"/>
-        <w:jc w:val="both"/>
-      </w:pPr>
-      <w:r>
-        <w:rPr>
-          <w:rFonts w:ascii="Times New Roman" w:hAnsi="Times New Roman"/>
-          <w:sz w:val="24"/>
-          <w:szCs w:val="24"/>
-        </w:rPr>
-        <w:t xml:space="preserve">(a) Association; interpretation. Section 605.2301, Florida Statutes, requires records, not any particular record: it is satisfied by records that, read together, permit a disinterested, reasonable individual to make the determinations described in Section 8.2, and s. 605.2301(4), Florida Statutes, permits those records to be organized by specific listing, category, type, quantity, or computational or allocative formula or procedure, or in any other reasonable manner. As used in this Article, "record" has the meaning given in s. 605.0102(59), Florida Statutes, and shall be construed broadly to include anything of any type, kind, or nature that could reasonably associate an asset, debt, or any other thing with a Protected Series or the Company. Accordingly: (i) this Agreement, each Series Exhibit, each asset schedule, and the account, titling, tax, insurance, and transaction records of the Company or of a Protected Series are records within the meaning of s. 605.2301, Florida Statutes, may be read together and in combination to satisfy its requirements, and no single document, form, or sequence is required; (ii) an asset is an Associated Asset of the Company or of the Protected Series that any such record identifies, from the date the asset was acquired or otherwise became an asset; (iii) association established by any record is not defeated by the absence or incompleteness of any other record; (iv) the standing rules in paragraph (b) are a procedure adopted under s. 605.2301(4), Florida Statutes, and apply to every asset they reach, whether or not any other record exists; and (v) where the records permit more than one reading, the reading that associates an asset with the Company or Protected Series that acquired, holds, or uses it controls. This Agreement shall be interpreted and applied to give the fullest effect permitted by law to the association of assets under this Article, to the separateness of the Company and of each Protected Series, and to the limitations of liability described in Section 3.3.</w:t>
-      </w:r>
-    </w:p>
-    <w:p>
-      <w:pPr>
-        <w:keepLines/>
-        <w:widowControl/>
-        <w:spacing w:after="160"/>
-        <w:jc w:val="both"/>
-      </w:pPr>
-      <w:r>
-        <w:rPr>
-          <w:rFonts w:ascii="Times New Roman" w:hAnsi="Times New Roman"/>
-          <w:sz w:val="24"/>
-          <w:szCs w:val="24"/>
-        </w:rPr>
-        <w:t xml:space="preserve">(b) Standing association rules. As a standing procedure adopted pursuant to s. 605.2301(4), Florida Statutes, and without limiting any other record: (i) an asset acquired by an instrument naming a Protected Series, or titled in the name of a Protected Series, is an Associated Asset of that Protected Series from the date of acquisition; (ii) an asset acquired with consideration paid from a deposit account of a Protected Series is an Associated Asset of that Protected Series; (iii) funds on deposit in an account established in the name of a Protected Series, and interest thereon, are Associated Assets of that Protected Series; (iv) the income, rents, profits, proceeds, and products of, the insurance proceeds relating to, and every replacement or substitution for, an Associated Asset are Associated Assets of the same person; and (v) every asset acquired in the name of the Company, and every asset not associated with a Protected Series under clauses (i) through (iv) or under any other record maintained under this Article, is an Associated Asset of the Company.</w:t>
-      </w:r>
-    </w:p>
-    <w:p>
-      <w:pPr>
-        <w:keepLines/>
-        <w:widowControl/>
-        <w:spacing w:after="160"/>
-        <w:jc w:val="both"/>
-      </w:pPr>
-      <w:r>
-        <w:rPr>
-          <w:rFonts w:ascii="Times New Roman" w:hAnsi="Times New Roman"/>
-          <w:sz w:val="24"/>
-          <w:szCs w:val="24"/>
-        </w:rPr>
-        <w:t xml:space="preserve">(c) Correction of records. The Manager may, and upon discovery of any inaccuracy or omission shall, supplement or correct any record maintained under this Article so that it accurately reflects the association of assets and liabilities, and records as so supplemented or corrected shall be given effect to the fullest extent permitted by law. A record supplemented or corrected under this paragraph relates back to, and is given effect from, the date of the record it supplements or corrects, to the fullest extent permitted by law.</w:t>
-      </w:r>
-    </w:p>
-    <w:p>
-      <w:pPr>
-        <w:keepLines/>
-        <w:widowControl/>
-        <w:spacing w:after="160"/>
-        <w:jc w:val="both"/>
-      </w:pPr>
-      <w:r>
-        <w:rPr>
-          <w:rFonts w:ascii="Times New Roman" w:hAnsi="Times New Roman"/>
-          <w:sz w:val="24"/>
-          <w:szCs w:val="24"/>
-        </w:rPr>
-        <w:t xml:space="preserve">(d) Reformation; severability in favor of association and separateness. If any provision of this Agreement or of any Series Exhibit, or any act taken under either, would otherwise be construed to impair the association of an asset under this Article, the separateness of the Company or of any Protected Series, or the limitations of liability described in Section 3.3, this Agreement shall be applied and, to the minimum extent necessary, deemed modified so as to preserve them, and the provision or act shall be given effect as so modified from the time it was made. To the extent a provision cannot be so conformed, it is null and void ab initio and shall be given no force or effect for any purpose, and every other provision of this Agreement and of each Series Exhibit remains in full force.</w:t>
-      </w:r>
-    </w:p>
-    <w:p>
-      <w:pPr>
-        <w:keepLines/>
-        <w:widowControl/>
-        <w:spacing w:after="160"/>
-        <w:jc w:val="both"/>
-      </w:pPr>
-      <w:r>
-        <w:rPr>
-          <w:rFonts w:ascii="Times New Roman" w:hAnsi="Times New Roman"/>
-          <w:b/>
-          <w:sz w:val="24"/>
-          <w:szCs w:val="24"/>
-        </w:rPr>
-        <w:t xml:space="preserve">ARTICLE 9 — TAX MATTERS</w:t>
-      </w:r>
-    </w:p>
-    <w:p>
-      <w:pPr>
-        <w:keepLines/>
-        <w:widowControl/>
-        <w:spacing w:after="160"/>
-        <w:jc w:val="both"/>
-      </w:pPr>
-      <w:r>
-        <w:rPr>
-          <w:rFonts w:ascii="Times New Roman" w:hAnsi="Times New Roman"/>
-          <w:sz w:val="24"/>
-          <w:szCs w:val="24"/>
-        </w:rPr>
-        <w:t xml:space="preserve">9.1 </w:t>
+        <w:t xml:space="preserve">the </w:t>
+      </w:r>
+      <w:r>
+        <w:rPr>
+          <w:rFonts w:ascii="Times New Roman" w:hAnsi="Times New Roman"/>
+          <w:color w:val="0645AD"/>
+          <w:u w:val="single"/>
+          <w:sz w:val="24"/>
+          <w:szCs w:val="24"/>
+        </w:rPr>
+        <w:t xml:space="preserve">a </w:t>
+      </w:r>
+      <w:r>
+        <w:rPr>
+          <w:rFonts w:ascii="Times New Roman" w:hAnsi="Times New Roman"/>
+          <w:sz w:val="24"/>
+          <w:szCs w:val="24"/>
+        </w:rPr>
+        <w:t xml:space="preserve">Member's </w:t>
       </w:r>
       <w:r>
         <w:rPr>
@@ -2729,25 +2445,299 @@
           <w:sz w:val="24"/>
           <w:szCs w:val="24"/>
         </w:rPr>
-        <w:t xml:space="preserve">Intended Classification. It </w:t>
-      </w:r>
-      <w:r>
-        <w:rPr>
-          <w:rFonts w:ascii="Times New Roman" w:hAnsi="Times New Roman"/>
-          <w:color w:val="0645AD"/>
-          <w:u w:val="single"/>
-          <w:sz w:val="24"/>
-          <w:szCs w:val="24"/>
-        </w:rPr>
-        <w:t xml:space="preserve">S Corporation Status. The Company has elected, or intends to elect, classification as an association taxable as a corporation and S corporation status under section 1362 of the Code, and it </w:t>
-      </w:r>
-      <w:r>
-        <w:rPr>
-          <w:rFonts w:ascii="Times New Roman" w:hAnsi="Times New Roman"/>
-          <w:sz w:val="24"/>
-          <w:szCs w:val="24"/>
-        </w:rPr>
-        <w:t xml:space="preserve">is intended that the </w:t>
+        <w:t xml:space="preserve">behalf. </w:t>
+      </w:r>
+      <w:r>
+        <w:rPr>
+          <w:rFonts w:ascii="Times New Roman" w:hAnsi="Times New Roman"/>
+          <w:color w:val="0645AD"/>
+          <w:u w:val="single"/>
+          <w:sz w:val="24"/>
+          <w:szCs w:val="24"/>
+        </w:rPr>
+        <w:t xml:space="preserve">behalf, with any amount so paid treated as distributed to that Member. </w:t>
+      </w:r>
+      <w:r>
+        <w:rPr>
+          <w:rFonts w:ascii="Times New Roman" w:hAnsi="Times New Roman"/>
+          <w:sz w:val="24"/>
+          <w:szCs w:val="24"/>
+        </w:rPr>
+        <w:t xml:space="preserve">Tax distributions in respect of a Protected Series shall be made solely from its Associated Assets and treated as advances against later distributions under Section 7.2. </w:t>
+      </w:r>
+    </w:p>
+    <w:p>
+      <w:pPr>
+        <w:keepLines/>
+        <w:widowControl/>
+        <w:spacing w:after="160"/>
+        <w:jc w:val="both"/>
+      </w:pPr>
+      <w:r>
+        <w:rPr>
+          <w:rFonts w:ascii="Times New Roman" w:hAnsi="Times New Roman"/>
+          <w:sz w:val="24"/>
+          <w:szCs w:val="24"/>
+        </w:rPr>
+        <w:t xml:space="preserve">7.4 Statutory Limitations. No distribution shall be made to the extent prohibited by the limitations of the Act applicable to distributions, applied separately to the Company and to each Protected Series as the Act provides.</w:t>
+      </w:r>
+    </w:p>
+    <w:p>
+      <w:pPr>
+        <w:keepLines/>
+        <w:widowControl/>
+        <w:spacing w:after="160"/>
+        <w:jc w:val="both"/>
+      </w:pPr>
+      <w:r>
+        <w:rPr>
+          <w:rFonts w:ascii="Times New Roman" w:hAnsi="Times New Roman"/>
+          <w:b/>
+          <w:sz w:val="24"/>
+          <w:szCs w:val="24"/>
+        </w:rPr>
+        <w:t xml:space="preserve">ARTICLE 8 — RECORDS</w:t>
+      </w:r>
+    </w:p>
+    <w:p>
+      <w:pPr>
+        <w:keepLines/>
+        <w:widowControl/>
+        <w:spacing w:after="160"/>
+        <w:jc w:val="both"/>
+      </w:pPr>
+      <w:r>
+        <w:rPr>
+          <w:rFonts w:ascii="Times New Roman" w:hAnsi="Times New Roman"/>
+          <w:sz w:val="24"/>
+          <w:szCs w:val="24"/>
+        </w:rPr>
+        <w:t xml:space="preserve">8.1 Records. The Manager shall maintain, for the Company and for each Protected Series, the records described in this Article. Members' inspection rights are as stated in Section 4.10.</w:t>
+      </w:r>
+    </w:p>
+    <w:p>
+      <w:pPr>
+        <w:keepLines/>
+        <w:widowControl/>
+        <w:spacing w:after="160"/>
+        <w:jc w:val="both"/>
+      </w:pPr>
+      <w:r>
+        <w:rPr>
+          <w:rFonts w:ascii="Times New Roman" w:hAnsi="Times New Roman"/>
+          <w:sz w:val="24"/>
+          <w:szCs w:val="24"/>
+        </w:rPr>
+        <w:t xml:space="preserve">8.2 Asset Association Records. The Manager shall create and maintain, and shall cause each Protected Series Manager to create and maintain, records that state the name of the Company or of the applicable Protected Series and describe each of its assets with sufficient specificity to permit a disinterested, reasonable individual to:</w:t>
+      </w:r>
+    </w:p>
+    <w:p>
+      <w:pPr>
+        <w:keepLines/>
+        <w:widowControl/>
+        <w:spacing w:after="160"/>
+        <w:jc w:val="both"/>
+      </w:pPr>
+      <w:r>
+        <w:rPr>
+          <w:rFonts w:ascii="Times New Roman" w:hAnsi="Times New Roman"/>
+          <w:sz w:val="24"/>
+          <w:szCs w:val="24"/>
+        </w:rPr>
+        <w:t xml:space="preserve">(a) identify the asset and distinguish it from any other asset of the Company, of that Protected Series, and of every other Protected Series;</w:t>
+      </w:r>
+    </w:p>
+    <w:p>
+      <w:pPr>
+        <w:keepLines/>
+        <w:widowControl/>
+        <w:spacing w:after="160"/>
+        <w:jc w:val="both"/>
+      </w:pPr>
+      <w:r>
+        <w:rPr>
+          <w:rFonts w:ascii="Times New Roman" w:hAnsi="Times New Roman"/>
+          <w:sz w:val="24"/>
+          <w:szCs w:val="24"/>
+        </w:rPr>
+        <w:t xml:space="preserve">(b) determine when and from which person the asset was acquired, or how the asset otherwise became an asset of the Company or that Protected Series; and</w:t>
+      </w:r>
+    </w:p>
+    <w:p>
+      <w:pPr>
+        <w:keepLines/>
+        <w:widowControl/>
+        <w:spacing w:after="160"/>
+        <w:jc w:val="both"/>
+      </w:pPr>
+      <w:r>
+        <w:rPr>
+          <w:rFonts w:ascii="Times New Roman" w:hAnsi="Times New Roman"/>
+          <w:sz w:val="24"/>
+          <w:szCs w:val="24"/>
+        </w:rPr>
+        <w:t xml:space="preserve">(c) for any asset acquired from the Company or from another Protected Series, determine the consideration paid, the payor, and the payee.</w:t>
+      </w:r>
+    </w:p>
+    <w:p>
+      <w:pPr>
+        <w:keepLines/>
+        <w:widowControl/>
+        <w:spacing w:after="160"/>
+        <w:jc w:val="both"/>
+      </w:pPr>
+      <w:r>
+        <w:rPr>
+          <w:rFonts w:ascii="Times New Roman" w:hAnsi="Times New Roman"/>
+          <w:sz w:val="24"/>
+          <w:szCs w:val="24"/>
+        </w:rPr>
+        <w:t xml:space="preserve">Records may be organized by specific listing, category, type, quantity, or computational or allocative formula or procedure (including a percentage or share of any asset), or in any other reasonable manner, consistent with s. 605.2301(4), Florida Statutes, provided the standard of this Section is met.</w:t>
+      </w:r>
+    </w:p>
+    <w:p>
+      <w:pPr>
+        <w:keepLines/>
+        <w:widowControl/>
+        <w:spacing w:after="160"/>
+        <w:jc w:val="both"/>
+      </w:pPr>
+      <w:r>
+        <w:rPr>
+          <w:rFonts w:ascii="Times New Roman" w:hAnsi="Times New Roman"/>
+          <w:sz w:val="24"/>
+          <w:szCs w:val="24"/>
+        </w:rPr>
+        <w:t xml:space="preserve">8.3 Real Property. A properly recorded instrument naming the acquiring or conveying Protected Series (by its full statutory name) or the Company, as applicable, serves as an association record and is conclusive of the signer's authority in favor of a person giving value without knowledge of a lack of authority (ss. 605.2301(2)(b) and 605.2301(3)(b), Florida Statutes). Where an interest in real property is held through a representative, nominee, or similar arrangement as permitted by s. 605.2301(5), Florida Statutes, the arrangement shall be documented under Section 8.4, and the association of the interest shall be established by those records.</w:t>
+      </w:r>
+    </w:p>
+    <w:p>
+      <w:pPr>
+        <w:keepLines/>
+        <w:widowControl/>
+        <w:spacing w:after="160"/>
+        <w:jc w:val="both"/>
+      </w:pPr>
+      <w:r>
+        <w:rPr>
+          <w:rFonts w:ascii="Times New Roman" w:hAnsi="Times New Roman"/>
+          <w:sz w:val="24"/>
+          <w:szCs w:val="24"/>
+        </w:rPr>
+        <w:t xml:space="preserve">8.4 Holding Associated Assets. An Associated Asset may be held directly, or indirectly through a representative, nominee, or similar arrangement, as permitted by s. 605.2301(5), Florida Statutes. Any such indirect arrangement shall be documented in the records maintained under this Article, identifying the holder, the Protected Series or the Company for which the asset is held, and the date the arrangement began. No property of the Company or of any Protected Series shall be held in the individual name of any Member or the Manager other than under an arrangement documented under this Section.</w:t>
+      </w:r>
+    </w:p>
+    <w:p>
+      <w:pPr>
+        <w:keepLines/>
+        <w:widowControl/>
+        <w:spacing w:after="160"/>
+        <w:jc w:val="both"/>
+      </w:pPr>
+      <w:r>
+        <w:rPr>
+          <w:rFonts w:ascii="Times New Roman" w:hAnsi="Times New Roman"/>
+          <w:sz w:val="24"/>
+          <w:szCs w:val="24"/>
+        </w:rPr>
+        <w:t xml:space="preserve">8.5 Standing Association Rules; Savings Provisions.</w:t>
+      </w:r>
+    </w:p>
+    <w:p>
+      <w:pPr>
+        <w:keepLines/>
+        <w:widowControl/>
+        <w:spacing w:after="160"/>
+        <w:jc w:val="both"/>
+      </w:pPr>
+      <w:r>
+        <w:rPr>
+          <w:rFonts w:ascii="Times New Roman" w:hAnsi="Times New Roman"/>
+          <w:sz w:val="24"/>
+          <w:szCs w:val="24"/>
+        </w:rPr>
+        <w:t xml:space="preserve">(a) Association; interpretation. Section 605.2301, Florida Statutes, requires records, not any particular record: it is satisfied by records that, read together, permit a disinterested, reasonable individual to make the determinations described in Section 8.2, and s. 605.2301(4), Florida Statutes, permits those records to be organized by specific listing, category, type, quantity, or computational or allocative formula or procedure, or in any other reasonable manner. As used in this Article, "record" has the meaning given in s. 605.0102(59), Florida Statutes, and shall be construed broadly to include anything of any type, kind, or nature that could reasonably associate an asset, debt, or any other thing with a Protected Series or the Company. Accordingly: (i) this Agreement, each Series Exhibit, each asset schedule, and the account, titling, tax, insurance, and transaction records of the Company or of a Protected Series are records within the meaning of s. 605.2301, Florida Statutes, may be read together and in combination to satisfy its requirements, and no single document, form, or sequence is required; (ii) an asset is an Associated Asset of the Company or of the Protected Series that any such record identifies, from the date the asset was acquired or otherwise became an asset; (iii) association established by any record is not defeated by the absence or incompleteness of any other record; (iv) the standing rules in paragraph (b) are a procedure adopted under s. 605.2301(4), Florida Statutes, and apply to every asset they reach, whether or not any other record exists; and (v) where the records permit more than one reading, the reading that associates an asset with the Company or Protected Series that acquired, holds, or uses it controls. This Agreement shall be interpreted and applied to give the fullest effect permitted by law to the association of assets under this Article, to the separateness of the Company and of each Protected Series, and to the limitations of liability described in Section 3.3.</w:t>
+      </w:r>
+    </w:p>
+    <w:p>
+      <w:pPr>
+        <w:keepLines/>
+        <w:widowControl/>
+        <w:spacing w:after="160"/>
+        <w:jc w:val="both"/>
+      </w:pPr>
+      <w:r>
+        <w:rPr>
+          <w:rFonts w:ascii="Times New Roman" w:hAnsi="Times New Roman"/>
+          <w:sz w:val="24"/>
+          <w:szCs w:val="24"/>
+        </w:rPr>
+        <w:t xml:space="preserve">(b) Standing association rules. As a standing procedure adopted pursuant to s. 605.2301(4), Florida Statutes, and without limiting any other record: (i) an asset acquired by an instrument naming a Protected Series, or titled in the name of a Protected Series, is an Associated Asset of that Protected Series from the date of acquisition; (ii) an asset acquired with consideration paid from a deposit account of a Protected Series is an Associated Asset of that Protected Series; (iii) funds on deposit in an account established in the name of a Protected Series, and interest thereon, are Associated Assets of that Protected Series; (iv) the income, rents, profits, proceeds, and products of, the insurance proceeds relating to, and every replacement or substitution for, an Associated Asset are Associated Assets of the same person; and (v) every asset acquired in the name of the Company, and every asset not associated with a Protected Series under clauses (i) through (iv) or under any other record maintained under this Article, is an Associated Asset of the Company.</w:t>
+      </w:r>
+    </w:p>
+    <w:p>
+      <w:pPr>
+        <w:keepLines/>
+        <w:widowControl/>
+        <w:spacing w:after="160"/>
+        <w:jc w:val="both"/>
+      </w:pPr>
+      <w:r>
+        <w:rPr>
+          <w:rFonts w:ascii="Times New Roman" w:hAnsi="Times New Roman"/>
+          <w:sz w:val="24"/>
+          <w:szCs w:val="24"/>
+        </w:rPr>
+        <w:t xml:space="preserve">(c) Correction of records. The Manager may, and upon discovery of any inaccuracy or omission shall, supplement or correct any record maintained under this Article so that it accurately reflects the association of assets and liabilities, and records as so supplemented or corrected shall be given effect to the fullest extent permitted by law. A record supplemented or corrected under this paragraph relates back to, and is given effect from, the date of the record it supplements or corrects, to the fullest extent permitted by law.</w:t>
+      </w:r>
+    </w:p>
+    <w:p>
+      <w:pPr>
+        <w:keepLines/>
+        <w:widowControl/>
+        <w:spacing w:after="160"/>
+        <w:jc w:val="both"/>
+      </w:pPr>
+      <w:r>
+        <w:rPr>
+          <w:rFonts w:ascii="Times New Roman" w:hAnsi="Times New Roman"/>
+          <w:sz w:val="24"/>
+          <w:szCs w:val="24"/>
+        </w:rPr>
+        <w:t xml:space="preserve">(d) Reformation; severability in favor of association and separateness. If any provision of this Agreement or of any Series Exhibit, or any act taken under either, would otherwise be construed to impair the association of an asset under this Article, the separateness of the Company or of any Protected Series, or the limitations of liability described in Section 3.3, this Agreement shall be applied and, to the minimum extent necessary, deemed modified so as to preserve them, and the provision or act shall be given effect as so modified from the time it was made. To the extent a provision cannot be so conformed, it is null and void ab initio and shall be given no force or effect for any purpose, and every other provision of this Agreement and of each Series Exhibit remains in full force.</w:t>
+      </w:r>
+    </w:p>
+    <w:p>
+      <w:pPr>
+        <w:keepLines/>
+        <w:widowControl/>
+        <w:spacing w:after="160"/>
+        <w:jc w:val="both"/>
+      </w:pPr>
+      <w:r>
+        <w:rPr>
+          <w:rFonts w:ascii="Times New Roman" w:hAnsi="Times New Roman"/>
+          <w:b/>
+          <w:sz w:val="24"/>
+          <w:szCs w:val="24"/>
+        </w:rPr>
+        <w:t xml:space="preserve">ARTICLE 9 — TAX MATTERS</w:t>
+      </w:r>
+    </w:p>
+    <w:p>
+      <w:pPr>
+        <w:keepLines/>
+        <w:widowControl/>
+        <w:spacing w:after="160"/>
+        <w:jc w:val="both"/>
+      </w:pPr>
+      <w:r>
+        <w:rPr>
+          <w:rFonts w:ascii="Times New Roman" w:hAnsi="Times New Roman"/>
+          <w:sz w:val="24"/>
+          <w:szCs w:val="24"/>
+        </w:rPr>
+        <w:t xml:space="preserve">9.1 </w:t>
       </w:r>
       <w:r>
         <w:rPr>
@@ -2757,25 +2747,25 @@
           <w:sz w:val="24"/>
           <w:szCs w:val="24"/>
         </w:rPr>
-        <w:t xml:space="preserve">Company </w:t>
-      </w:r>
-      <w:r>
-        <w:rPr>
-          <w:rFonts w:ascii="Times New Roman" w:hAnsi="Times New Roman"/>
-          <w:color w:val="0645AD"/>
-          <w:u w:val="single"/>
-          <w:sz w:val="24"/>
-          <w:szCs w:val="24"/>
-        </w:rPr>
-        <w:t xml:space="preserve">election remain continuously in effect. Each Member shall execute the consents and other instruments (including IRS Form 2553) necessary or appropriate to make and maintain the election, and no election shall </w:t>
-      </w:r>
-      <w:r>
-        <w:rPr>
-          <w:rFonts w:ascii="Times New Roman" w:hAnsi="Times New Roman"/>
-          <w:sz w:val="24"/>
-          <w:szCs w:val="24"/>
-        </w:rPr>
-        <w:t xml:space="preserve">be </w:t>
+        <w:t xml:space="preserve">Intended Classification. It </w:t>
+      </w:r>
+      <w:r>
+        <w:rPr>
+          <w:rFonts w:ascii="Times New Roman" w:hAnsi="Times New Roman"/>
+          <w:color w:val="0645AD"/>
+          <w:u w:val="single"/>
+          <w:sz w:val="24"/>
+          <w:szCs w:val="24"/>
+        </w:rPr>
+        <w:t xml:space="preserve">S Corporation Status. The Company has elected, or intends to elect, classification as an association taxable as a corporation and S corporation status under section 1362 of the Code, and it </w:t>
+      </w:r>
+      <w:r>
+        <w:rPr>
+          <w:rFonts w:ascii="Times New Roman" w:hAnsi="Times New Roman"/>
+          <w:sz w:val="24"/>
+          <w:szCs w:val="24"/>
+        </w:rPr>
+        <w:t xml:space="preserve">is intended that the </w:t>
       </w:r>
       <w:r>
         <w:rPr>
@@ -2785,41 +2775,25 @@
           <w:sz w:val="24"/>
           <w:szCs w:val="24"/>
         </w:rPr>
-        <w:t xml:space="preserve">classified as a partnership for federal income tax purposes, as federal tax law provides. </w:t>
-      </w:r>
-      <w:r>
-        <w:rPr>
-          <w:rFonts w:ascii="Times New Roman" w:hAnsi="Times New Roman"/>
-          <w:color w:val="0645AD"/>
-          <w:u w:val="single"/>
-          <w:sz w:val="24"/>
-          <w:szCs w:val="24"/>
-        </w:rPr>
-        <w:t xml:space="preserve">revoked without the affirmative vote or consent of all Members. </w:t>
-      </w:r>
-      <w:r>
-        <w:rPr>
-          <w:rFonts w:ascii="Times New Roman" w:hAnsi="Times New Roman"/>
-          <w:sz w:val="24"/>
-          <w:szCs w:val="24"/>
-        </w:rPr>
-        <w:t xml:space="preserve">Each Protected Series is wholly owned by the Company. If a Protected Series is treated as an entity separate from the Company for federal income tax purposes, it is intended that the Protected Series be disregarded as an entity separate from its owner, so that its items of income, gain, loss, deduction, and credit are reported by the Company. No member of the Company shall take a position inconsistent with this Section on any return without the written consent of all members. </w:t>
-      </w:r>
-    </w:p>
-    <w:p>
-      <w:pPr>
-        <w:keepLines/>
-        <w:widowControl/>
-        <w:spacing w:after="160"/>
-        <w:jc w:val="both"/>
-      </w:pPr>
-      <w:r>
-        <w:rPr>
-          <w:rFonts w:ascii="Times New Roman" w:hAnsi="Times New Roman"/>
-          <w:sz w:val="24"/>
-          <w:szCs w:val="24"/>
-        </w:rPr>
-        <w:t xml:space="preserve">9.2 </w:t>
+        <w:t xml:space="preserve">Company </w:t>
+      </w:r>
+      <w:r>
+        <w:rPr>
+          <w:rFonts w:ascii="Times New Roman" w:hAnsi="Times New Roman"/>
+          <w:color w:val="0645AD"/>
+          <w:u w:val="single"/>
+          <w:sz w:val="24"/>
+          <w:szCs w:val="24"/>
+        </w:rPr>
+        <w:t xml:space="preserve">election remain continuously in effect. Each Member shall execute the consents and other instruments (including IRS Form 2553) necessary or appropriate to make and maintain the election, and no election shall </w:t>
+      </w:r>
+      <w:r>
+        <w:rPr>
+          <w:rFonts w:ascii="Times New Roman" w:hAnsi="Times New Roman"/>
+          <w:sz w:val="24"/>
+          <w:szCs w:val="24"/>
+        </w:rPr>
+        <w:t xml:space="preserve">be </w:t>
       </w:r>
       <w:r>
         <w:rPr>
@@ -2829,33 +2803,41 @@
           <w:sz w:val="24"/>
           <w:szCs w:val="24"/>
         </w:rPr>
-        <w:t xml:space="preserve">Tax </w:t>
-      </w:r>
-      <w:r>
-        <w:rPr>
-          <w:rFonts w:ascii="Times New Roman" w:hAnsi="Times New Roman"/>
-          <w:sz w:val="24"/>
-          <w:szCs w:val="24"/>
-        </w:rPr>
-        <w:t xml:space="preserve">Returns; Information. The Manager shall cause to be prepared and filed all tax returns required of the Company </w:t>
-      </w:r>
-      <w:r>
-        <w:rPr>
-          <w:rFonts w:ascii="Times New Roman" w:hAnsi="Times New Roman"/>
-          <w:color w:val="0645AD"/>
-          <w:u w:val="single"/>
-          <w:sz w:val="24"/>
-          <w:szCs w:val="24"/>
-        </w:rPr>
-        <w:t xml:space="preserve">(including Form 1120-S) </w:t>
-      </w:r>
-      <w:r>
-        <w:rPr>
-          <w:rFonts w:ascii="Times New Roman" w:hAnsi="Times New Roman"/>
-          <w:sz w:val="24"/>
-          <w:szCs w:val="24"/>
-        </w:rPr>
-        <w:t xml:space="preserve">and of each Protected Series, and shall deliver to each Member, after the end of each fiscal year, the </w:t>
+        <w:t xml:space="preserve">classified as a partnership for federal income tax purposes, as federal tax law provides. </w:t>
+      </w:r>
+      <w:r>
+        <w:rPr>
+          <w:rFonts w:ascii="Times New Roman" w:hAnsi="Times New Roman"/>
+          <w:color w:val="0645AD"/>
+          <w:u w:val="single"/>
+          <w:sz w:val="24"/>
+          <w:szCs w:val="24"/>
+        </w:rPr>
+        <w:t xml:space="preserve">revoked without the affirmative vote or consent of all Members. </w:t>
+      </w:r>
+      <w:r>
+        <w:rPr>
+          <w:rFonts w:ascii="Times New Roman" w:hAnsi="Times New Roman"/>
+          <w:sz w:val="24"/>
+          <w:szCs w:val="24"/>
+        </w:rPr>
+        <w:t xml:space="preserve">Each Protected Series is wholly owned by the Company. If a Protected Series is treated as an entity separate from the Company for federal income tax purposes, it is intended that the Protected Series be disregarded as an entity separate from its owner, so that its items of income, gain, loss, deduction, and credit are reported by the Company. No member of the Company shall take a position inconsistent with this Section on any return without the written consent of all members. </w:t>
+      </w:r>
+    </w:p>
+    <w:p>
+      <w:pPr>
+        <w:keepLines/>
+        <w:widowControl/>
+        <w:spacing w:after="160"/>
+        <w:jc w:val="both"/>
+      </w:pPr>
+      <w:r>
+        <w:rPr>
+          <w:rFonts w:ascii="Times New Roman" w:hAnsi="Times New Roman"/>
+          <w:sz w:val="24"/>
+          <w:szCs w:val="24"/>
+        </w:rPr>
+        <w:t xml:space="preserve">9.2 </w:t>
       </w:r>
       <w:r>
         <w:rPr>
@@ -2865,15 +2847,33 @@
           <w:sz w:val="24"/>
           <w:szCs w:val="24"/>
         </w:rPr>
-        <w:t xml:space="preserve">tax </w:t>
-      </w:r>
-      <w:r>
-        <w:rPr>
-          <w:rFonts w:ascii="Times New Roman" w:hAnsi="Times New Roman"/>
-          <w:sz w:val="24"/>
-          <w:szCs w:val="24"/>
-        </w:rPr>
-        <w:t xml:space="preserve">information (including Schedule </w:t>
+        <w:t xml:space="preserve">Tax </w:t>
+      </w:r>
+      <w:r>
+        <w:rPr>
+          <w:rFonts w:ascii="Times New Roman" w:hAnsi="Times New Roman"/>
+          <w:sz w:val="24"/>
+          <w:szCs w:val="24"/>
+        </w:rPr>
+        <w:t xml:space="preserve">Returns; Information. The Manager shall cause to be prepared and filed all tax returns required of the Company </w:t>
+      </w:r>
+      <w:r>
+        <w:rPr>
+          <w:rFonts w:ascii="Times New Roman" w:hAnsi="Times New Roman"/>
+          <w:color w:val="0645AD"/>
+          <w:u w:val="single"/>
+          <w:sz w:val="24"/>
+          <w:szCs w:val="24"/>
+        </w:rPr>
+        <w:t xml:space="preserve">(including Form 1120-S) </w:t>
+      </w:r>
+      <w:r>
+        <w:rPr>
+          <w:rFonts w:ascii="Times New Roman" w:hAnsi="Times New Roman"/>
+          <w:sz w:val="24"/>
+          <w:szCs w:val="24"/>
+        </w:rPr>
+        <w:t xml:space="preserve">and of each Protected Series, and shall deliver to each Member, after the end of each fiscal year, the </w:t>
       </w:r>
       <w:r>
         <w:rPr>
@@ -2883,41 +2883,15 @@
           <w:sz w:val="24"/>
           <w:szCs w:val="24"/>
         </w:rPr>
-        <w:t xml:space="preserve">K-1s, where applicable) </w:t>
-      </w:r>
-      <w:r>
-        <w:rPr>
-          <w:rFonts w:ascii="Times New Roman" w:hAnsi="Times New Roman"/>
-          <w:color w:val="0645AD"/>
-          <w:u w:val="single"/>
-          <w:sz w:val="24"/>
-          <w:szCs w:val="24"/>
-        </w:rPr>
-        <w:t xml:space="preserve">K-1) </w:t>
-      </w:r>
-      <w:r>
-        <w:rPr>
-          <w:rFonts w:ascii="Times New Roman" w:hAnsi="Times New Roman"/>
-          <w:sz w:val="24"/>
-          <w:szCs w:val="24"/>
-        </w:rPr>
-        <w:t xml:space="preserve">necessary for the Member's returns. </w:t>
-      </w:r>
-    </w:p>
-    <w:p>
-      <w:pPr>
-        <w:keepLines/>
-        <w:widowControl/>
-        <w:spacing w:after="160"/>
-        <w:jc w:val="both"/>
-      </w:pPr>
-      <w:r>
-        <w:rPr>
-          <w:rFonts w:ascii="Times New Roman" w:hAnsi="Times New Roman"/>
-          <w:sz w:val="24"/>
-          <w:szCs w:val="24"/>
-        </w:rPr>
-        <w:t xml:space="preserve">9.3 </w:t>
+        <w:t xml:space="preserve">tax </w:t>
+      </w:r>
+      <w:r>
+        <w:rPr>
+          <w:rFonts w:ascii="Times New Roman" w:hAnsi="Times New Roman"/>
+          <w:sz w:val="24"/>
+          <w:szCs w:val="24"/>
+        </w:rPr>
+        <w:t xml:space="preserve">information (including Schedule </w:t>
       </w:r>
       <w:r>
         <w:rPr>
@@ -2927,43 +2901,41 @@
           <w:sz w:val="24"/>
           <w:szCs w:val="24"/>
         </w:rPr>
-        <w:t xml:space="preserve">Partnership Representative. The Manager (or a </w:t>
-      </w:r>
-      <w:r>
-        <w:rPr>
-          <w:rFonts w:ascii="Times New Roman" w:hAnsi="Times New Roman"/>
-          <w:color w:val="0645AD"/>
-          <w:u w:val="single"/>
-          <w:sz w:val="24"/>
-          <w:szCs w:val="24"/>
-        </w:rPr>
-        <w:t xml:space="preserve">Protecting the Election. While the S corporation election is in effect: (a) no Transfer of any Membership Interest or transferable interest may be made to any </w:t>
-      </w:r>
-      <w:r>
-        <w:rPr>
-          <w:rFonts w:ascii="Times New Roman" w:hAnsi="Times New Roman"/>
-          <w:sz w:val="24"/>
-          <w:szCs w:val="24"/>
-        </w:rPr>
-        <w:t xml:space="preserve">person </w:t>
-      </w:r>
-      <w:r>
-        <w:rPr>
-          <w:rFonts w:ascii="Times New Roman" w:hAnsi="Times New Roman"/>
-          <w:color w:val="0645AD"/>
-          <w:u w:val="single"/>
-          <w:sz w:val="24"/>
-          <w:szCs w:val="24"/>
-        </w:rPr>
-        <w:t xml:space="preserve">who is not an eligible S corporation shareholder, or that would cause </w:t>
-      </w:r>
-      <w:r>
-        <w:rPr>
-          <w:rFonts w:ascii="Times New Roman" w:hAnsi="Times New Roman"/>
-          <w:sz w:val="24"/>
-          <w:szCs w:val="24"/>
-        </w:rPr>
-        <w:t xml:space="preserve">the </w:t>
+        <w:t xml:space="preserve">K-1s, where applicable) </w:t>
+      </w:r>
+      <w:r>
+        <w:rPr>
+          <w:rFonts w:ascii="Times New Roman" w:hAnsi="Times New Roman"/>
+          <w:color w:val="0645AD"/>
+          <w:u w:val="single"/>
+          <w:sz w:val="24"/>
+          <w:szCs w:val="24"/>
+        </w:rPr>
+        <w:t xml:space="preserve">K-1) </w:t>
+      </w:r>
+      <w:r>
+        <w:rPr>
+          <w:rFonts w:ascii="Times New Roman" w:hAnsi="Times New Roman"/>
+          <w:sz w:val="24"/>
+          <w:szCs w:val="24"/>
+        </w:rPr>
+        <w:t xml:space="preserve">necessary for the Member's returns. </w:t>
+      </w:r>
+    </w:p>
+    <w:p>
+      <w:pPr>
+        <w:keepLines/>
+        <w:widowControl/>
+        <w:spacing w:after="160"/>
+        <w:jc w:val="both"/>
+      </w:pPr>
+      <w:r>
+        <w:rPr>
+          <w:rFonts w:ascii="Times New Roman" w:hAnsi="Times New Roman"/>
+          <w:sz w:val="24"/>
+          <w:szCs w:val="24"/>
+        </w:rPr>
+        <w:t xml:space="preserve">9.3 </w:t>
       </w:r>
       <w:r>
         <w:rPr>
@@ -2973,17 +2945,35 @@
           <w:sz w:val="24"/>
           <w:szCs w:val="24"/>
         </w:rPr>
-        <w:t xml:space="preserve">Manager designates) shall serve as </w:t>
-      </w:r>
-      <w:r>
-        <w:rPr>
-          <w:rFonts w:ascii="Times New Roman" w:hAnsi="Times New Roman"/>
-          <w:color w:val="0645AD"/>
-          <w:u w:val="single"/>
-          <w:sz w:val="24"/>
-          <w:szCs w:val="24"/>
-        </w:rPr>
-        <w:t xml:space="preserve">number of shareholders to exceed </w:t>
+        <w:t xml:space="preserve">Partnership Representative. The Manager (or a </w:t>
+      </w:r>
+      <w:r>
+        <w:rPr>
+          <w:rFonts w:ascii="Times New Roman" w:hAnsi="Times New Roman"/>
+          <w:color w:val="0645AD"/>
+          <w:u w:val="single"/>
+          <w:sz w:val="24"/>
+          <w:szCs w:val="24"/>
+        </w:rPr>
+        <w:t xml:space="preserve">Protecting the Election. While the S corporation election is in effect: (a) no Transfer of any Membership Interest or transferable interest may be made to any </w:t>
+      </w:r>
+      <w:r>
+        <w:rPr>
+          <w:rFonts w:ascii="Times New Roman" w:hAnsi="Times New Roman"/>
+          <w:sz w:val="24"/>
+          <w:szCs w:val="24"/>
+        </w:rPr>
+        <w:t xml:space="preserve">person </w:t>
+      </w:r>
+      <w:r>
+        <w:rPr>
+          <w:rFonts w:ascii="Times New Roman" w:hAnsi="Times New Roman"/>
+          <w:color w:val="0645AD"/>
+          <w:u w:val="single"/>
+          <w:sz w:val="24"/>
+          <w:szCs w:val="24"/>
+        </w:rPr>
+        <w:t xml:space="preserve">who is not an eligible S corporation shareholder, or that would cause </w:t>
       </w:r>
       <w:r>
         <w:rPr>
@@ -3001,25 +2991,25 @@
           <w:sz w:val="24"/>
           <w:szCs w:val="24"/>
         </w:rPr>
-        <w:t xml:space="preserve">"partnership representative" within the meaning </w:t>
-      </w:r>
-      <w:r>
-        <w:rPr>
-          <w:rFonts w:ascii="Times New Roman" w:hAnsi="Times New Roman"/>
-          <w:color w:val="0645AD"/>
-          <w:u w:val="single"/>
-          <w:sz w:val="24"/>
-          <w:szCs w:val="24"/>
-        </w:rPr>
-        <w:t xml:space="preserve">limit </w:t>
-      </w:r>
-      <w:r>
-        <w:rPr>
-          <w:rFonts w:ascii="Times New Roman" w:hAnsi="Times New Roman"/>
-          <w:sz w:val="24"/>
-          <w:szCs w:val="24"/>
-        </w:rPr>
-        <w:t xml:space="preserve">of section </w:t>
+        <w:t xml:space="preserve">Manager designates) shall serve as </w:t>
+      </w:r>
+      <w:r>
+        <w:rPr>
+          <w:rFonts w:ascii="Times New Roman" w:hAnsi="Times New Roman"/>
+          <w:color w:val="0645AD"/>
+          <w:u w:val="single"/>
+          <w:sz w:val="24"/>
+          <w:szCs w:val="24"/>
+        </w:rPr>
+        <w:t xml:space="preserve">number of shareholders to exceed </w:t>
+      </w:r>
+      <w:r>
+        <w:rPr>
+          <w:rFonts w:ascii="Times New Roman" w:hAnsi="Times New Roman"/>
+          <w:sz w:val="24"/>
+          <w:szCs w:val="24"/>
+        </w:rPr>
+        <w:t xml:space="preserve">the </w:t>
       </w:r>
       <w:r>
         <w:rPr>
@@ -3029,25 +3019,25 @@
           <w:sz w:val="24"/>
           <w:szCs w:val="24"/>
         </w:rPr>
-        <w:t xml:space="preserve">6223 </w:t>
-      </w:r>
-      <w:r>
-        <w:rPr>
-          <w:rFonts w:ascii="Times New Roman" w:hAnsi="Times New Roman"/>
-          <w:color w:val="0645AD"/>
-          <w:u w:val="single"/>
-          <w:sz w:val="24"/>
-          <w:szCs w:val="24"/>
-        </w:rPr>
-        <w:t xml:space="preserve">1361 </w:t>
-      </w:r>
-      <w:r>
-        <w:rPr>
-          <w:rFonts w:ascii="Times New Roman" w:hAnsi="Times New Roman"/>
-          <w:sz w:val="24"/>
-          <w:szCs w:val="24"/>
-        </w:rPr>
-        <w:t xml:space="preserve">of the </w:t>
+        <w:t xml:space="preserve">"partnership representative" within the meaning </w:t>
+      </w:r>
+      <w:r>
+        <w:rPr>
+          <w:rFonts w:ascii="Times New Roman" w:hAnsi="Times New Roman"/>
+          <w:color w:val="0645AD"/>
+          <w:u w:val="single"/>
+          <w:sz w:val="24"/>
+          <w:szCs w:val="24"/>
+        </w:rPr>
+        <w:t xml:space="preserve">limit </w:t>
+      </w:r>
+      <w:r>
+        <w:rPr>
+          <w:rFonts w:ascii="Times New Roman" w:hAnsi="Times New Roman"/>
+          <w:sz w:val="24"/>
+          <w:szCs w:val="24"/>
+        </w:rPr>
+        <w:t xml:space="preserve">of section </w:t>
       </w:r>
       <w:r>
         <w:rPr>
@@ -3057,25 +3047,25 @@
           <w:sz w:val="24"/>
           <w:szCs w:val="24"/>
         </w:rPr>
-        <w:t xml:space="preserve">Code for </w:t>
-      </w:r>
-      <w:r>
-        <w:rPr>
-          <w:rFonts w:ascii="Times New Roman" w:hAnsi="Times New Roman"/>
-          <w:color w:val="0645AD"/>
-          <w:u w:val="single"/>
-          <w:sz w:val="24"/>
-          <w:szCs w:val="24"/>
-        </w:rPr>
-        <w:t xml:space="preserve">Code, and any purported Transfer in violation of this clause is void to </w:t>
-      </w:r>
-      <w:r>
-        <w:rPr>
-          <w:rFonts w:ascii="Times New Roman" w:hAnsi="Times New Roman"/>
-          <w:sz w:val="24"/>
-          <w:szCs w:val="24"/>
-        </w:rPr>
-        <w:t xml:space="preserve">the </w:t>
+        <w:t xml:space="preserve">6223 </w:t>
+      </w:r>
+      <w:r>
+        <w:rPr>
+          <w:rFonts w:ascii="Times New Roman" w:hAnsi="Times New Roman"/>
+          <w:color w:val="0645AD"/>
+          <w:u w:val="single"/>
+          <w:sz w:val="24"/>
+          <w:szCs w:val="24"/>
+        </w:rPr>
+        <w:t xml:space="preserve">1361 </w:t>
+      </w:r>
+      <w:r>
+        <w:rPr>
+          <w:rFonts w:ascii="Times New Roman" w:hAnsi="Times New Roman"/>
+          <w:sz w:val="24"/>
+          <w:szCs w:val="24"/>
+        </w:rPr>
+        <w:t xml:space="preserve">of the </w:t>
       </w:r>
       <w:r>
         <w:rPr>
@@ -3085,25 +3075,25 @@
           <w:sz w:val="24"/>
           <w:szCs w:val="24"/>
         </w:rPr>
-        <w:t xml:space="preserve">Company </w:t>
-      </w:r>
-      <w:r>
-        <w:rPr>
-          <w:rFonts w:ascii="Times New Roman" w:hAnsi="Times New Roman"/>
-          <w:color w:val="0645AD"/>
-          <w:u w:val="single"/>
-          <w:sz w:val="24"/>
-          <w:szCs w:val="24"/>
-        </w:rPr>
-        <w:t xml:space="preserve">fullest extent permitted by law; (b) a TOD designation under Section 4.11 is effective only in favor of a beneficiary that is an eligible S corporation shareholder; </w:t>
-      </w:r>
-      <w:r>
-        <w:rPr>
-          <w:rFonts w:ascii="Times New Roman" w:hAnsi="Times New Roman"/>
-          <w:sz w:val="24"/>
-          <w:szCs w:val="24"/>
-        </w:rPr>
-        <w:t xml:space="preserve">and </w:t>
+        <w:t xml:space="preserve">Code for </w:t>
+      </w:r>
+      <w:r>
+        <w:rPr>
+          <w:rFonts w:ascii="Times New Roman" w:hAnsi="Times New Roman"/>
+          <w:color w:val="0645AD"/>
+          <w:u w:val="single"/>
+          <w:sz w:val="24"/>
+          <w:szCs w:val="24"/>
+        </w:rPr>
+        <w:t xml:space="preserve">Code, and any purported Transfer in violation of this clause is void to </w:t>
+      </w:r>
+      <w:r>
+        <w:rPr>
+          <w:rFonts w:ascii="Times New Roman" w:hAnsi="Times New Roman"/>
+          <w:sz w:val="24"/>
+          <w:szCs w:val="24"/>
+        </w:rPr>
+        <w:t xml:space="preserve">the </w:t>
       </w:r>
       <w:r>
         <w:rPr>
@@ -3113,25 +3103,25 @@
           <w:sz w:val="24"/>
           <w:szCs w:val="24"/>
         </w:rPr>
-        <w:t xml:space="preserve">for each </w:t>
-      </w:r>
-      <w:r>
-        <w:rPr>
-          <w:rFonts w:ascii="Times New Roman" w:hAnsi="Times New Roman"/>
-          <w:color w:val="0645AD"/>
-          <w:u w:val="single"/>
-          <w:sz w:val="24"/>
-          <w:szCs w:val="24"/>
-        </w:rPr>
-        <w:t xml:space="preserve">(c) no </w:t>
-      </w:r>
-      <w:r>
-        <w:rPr>
-          <w:rFonts w:ascii="Times New Roman" w:hAnsi="Times New Roman"/>
-          <w:sz w:val="24"/>
-          <w:szCs w:val="24"/>
-        </w:rPr>
-        <w:t xml:space="preserve">Protected Series </w:t>
+        <w:t xml:space="preserve">Company </w:t>
+      </w:r>
+      <w:r>
+        <w:rPr>
+          <w:rFonts w:ascii="Times New Roman" w:hAnsi="Times New Roman"/>
+          <w:color w:val="0645AD"/>
+          <w:u w:val="single"/>
+          <w:sz w:val="24"/>
+          <w:szCs w:val="24"/>
+        </w:rPr>
+        <w:t xml:space="preserve">fullest extent permitted by law; (b) a TOD designation under Section 4.11 is effective only in favor of a beneficiary that is an eligible S corporation shareholder; </w:t>
+      </w:r>
+      <w:r>
+        <w:rPr>
+          <w:rFonts w:ascii="Times New Roman" w:hAnsi="Times New Roman"/>
+          <w:sz w:val="24"/>
+          <w:szCs w:val="24"/>
+        </w:rPr>
+        <w:t xml:space="preserve">and </w:t>
       </w:r>
       <w:r>
         <w:rPr>
@@ -3141,25 +3131,25 @@
           <w:sz w:val="24"/>
           <w:szCs w:val="24"/>
         </w:rPr>
-        <w:t xml:space="preserve">classified as a partnership, </w:t>
-      </w:r>
-      <w:r>
-        <w:rPr>
-          <w:rFonts w:ascii="Times New Roman" w:hAnsi="Times New Roman"/>
-          <w:color w:val="0645AD"/>
-          <w:u w:val="single"/>
-          <w:sz w:val="24"/>
-          <w:szCs w:val="24"/>
-        </w:rPr>
-        <w:t xml:space="preserve">may be established, and no interest issued or adjusted, except consistently </w:t>
-      </w:r>
-      <w:r>
-        <w:rPr>
-          <w:rFonts w:ascii="Times New Roman" w:hAnsi="Times New Roman"/>
-          <w:sz w:val="24"/>
-          <w:szCs w:val="24"/>
-        </w:rPr>
-        <w:t xml:space="preserve">with </w:t>
+        <w:t xml:space="preserve">for each </w:t>
+      </w:r>
+      <w:r>
+        <w:rPr>
+          <w:rFonts w:ascii="Times New Roman" w:hAnsi="Times New Roman"/>
+          <w:color w:val="0645AD"/>
+          <w:u w:val="single"/>
+          <w:sz w:val="24"/>
+          <w:szCs w:val="24"/>
+        </w:rPr>
+        <w:t xml:space="preserve">(c) no </w:t>
+      </w:r>
+      <w:r>
+        <w:rPr>
+          <w:rFonts w:ascii="Times New Roman" w:hAnsi="Times New Roman"/>
+          <w:sz w:val="24"/>
+          <w:szCs w:val="24"/>
+        </w:rPr>
+        <w:t xml:space="preserve">Protected Series </w:t>
       </w:r>
       <w:r>
         <w:rPr>
@@ -3169,25 +3159,25 @@
           <w:sz w:val="24"/>
           <w:szCs w:val="24"/>
         </w:rPr>
-        <w:t xml:space="preserve">all authority granted to a partnership representative under </w:t>
-      </w:r>
-      <w:r>
-        <w:rPr>
-          <w:rFonts w:ascii="Times New Roman" w:hAnsi="Times New Roman"/>
-          <w:color w:val="0645AD"/>
-          <w:u w:val="single"/>
-          <w:sz w:val="24"/>
-          <w:szCs w:val="24"/>
-        </w:rPr>
-        <w:t xml:space="preserve">Section 4.2 and </w:t>
-      </w:r>
-      <w:r>
-        <w:rPr>
-          <w:rFonts w:ascii="Times New Roman" w:hAnsi="Times New Roman"/>
-          <w:sz w:val="24"/>
-          <w:szCs w:val="24"/>
-        </w:rPr>
-        <w:t xml:space="preserve">the </w:t>
+        <w:t xml:space="preserve">classified as a partnership, </w:t>
+      </w:r>
+      <w:r>
+        <w:rPr>
+          <w:rFonts w:ascii="Times New Roman" w:hAnsi="Times New Roman"/>
+          <w:color w:val="0645AD"/>
+          <w:u w:val="single"/>
+          <w:sz w:val="24"/>
+          <w:szCs w:val="24"/>
+        </w:rPr>
+        <w:t xml:space="preserve">may be established, and no interest issued or adjusted, except consistently </w:t>
+      </w:r>
+      <w:r>
+        <w:rPr>
+          <w:rFonts w:ascii="Times New Roman" w:hAnsi="Times New Roman"/>
+          <w:sz w:val="24"/>
+          <w:szCs w:val="24"/>
+        </w:rPr>
+        <w:t xml:space="preserve">with </w:t>
       </w:r>
       <w:r>
         <w:rPr>
@@ -3197,25 +3187,25 @@
           <w:sz w:val="24"/>
           <w:szCs w:val="24"/>
         </w:rPr>
-        <w:t xml:space="preserve">Code, including the authority to make or revoke elections (including elections under sections 6221(b) and 6226 </w:t>
-      </w:r>
-      <w:r>
-        <w:rPr>
-          <w:rFonts w:ascii="Times New Roman" w:hAnsi="Times New Roman"/>
-          <w:color w:val="0645AD"/>
-          <w:u w:val="single"/>
-          <w:sz w:val="24"/>
-          <w:szCs w:val="24"/>
-        </w:rPr>
-        <w:t xml:space="preserve">one-class-of-stock requirement of section 1361 </w:t>
-      </w:r>
-      <w:r>
-        <w:rPr>
-          <w:rFonts w:ascii="Times New Roman" w:hAnsi="Times New Roman"/>
-          <w:sz w:val="24"/>
-          <w:szCs w:val="24"/>
-        </w:rPr>
-        <w:t xml:space="preserve">of the </w:t>
+        <w:t xml:space="preserve">all authority granted to a partnership representative under </w:t>
+      </w:r>
+      <w:r>
+        <w:rPr>
+          <w:rFonts w:ascii="Times New Roman" w:hAnsi="Times New Roman"/>
+          <w:color w:val="0645AD"/>
+          <w:u w:val="single"/>
+          <w:sz w:val="24"/>
+          <w:szCs w:val="24"/>
+        </w:rPr>
+        <w:t xml:space="preserve">Section 4.2 and </w:t>
+      </w:r>
+      <w:r>
+        <w:rPr>
+          <w:rFonts w:ascii="Times New Roman" w:hAnsi="Times New Roman"/>
+          <w:sz w:val="24"/>
+          <w:szCs w:val="24"/>
+        </w:rPr>
+        <w:t xml:space="preserve">the </w:t>
       </w:r>
       <w:r>
         <w:rPr>
@@ -3225,33 +3215,25 @@
           <w:sz w:val="24"/>
           <w:szCs w:val="24"/>
         </w:rPr>
-        <w:t xml:space="preserve">Code), to conduct and resolve audits and proceedings, and to bind the Members as the Code provides. Each Member shall provide the information, and take the actions, reasonably requested by the partnership representative in connection with any tax matter, and shall pay the Member's share of any imputed underpayment or similar amount attributable to the Member as reasonably determined by the partnership representative. </w:t>
-      </w:r>
-      <w:r>
-        <w:rPr>
-          <w:rFonts w:ascii="Times New Roman" w:hAnsi="Times New Roman"/>
-          <w:color w:val="0645AD"/>
-          <w:u w:val="single"/>
-          <w:sz w:val="24"/>
-          <w:szCs w:val="24"/>
-        </w:rPr>
-        <w:t xml:space="preserve">Code. </w:t>
-      </w:r>
-    </w:p>
-    <w:p>
-      <w:pPr>
-        <w:keepLines/>
-        <w:widowControl/>
-        <w:spacing w:after="160"/>
-        <w:jc w:val="both"/>
-      </w:pPr>
-      <w:r>
-        <w:rPr>
-          <w:rFonts w:ascii="Times New Roman" w:hAnsi="Times New Roman"/>
-          <w:sz w:val="24"/>
-          <w:szCs w:val="24"/>
-        </w:rPr>
-        <w:t xml:space="preserve">9.4 </w:t>
+        <w:t xml:space="preserve">Code, including the authority to make or revoke elections (including elections under sections 6221(b) and 6226 </w:t>
+      </w:r>
+      <w:r>
+        <w:rPr>
+          <w:rFonts w:ascii="Times New Roman" w:hAnsi="Times New Roman"/>
+          <w:color w:val="0645AD"/>
+          <w:u w:val="single"/>
+          <w:sz w:val="24"/>
+          <w:szCs w:val="24"/>
+        </w:rPr>
+        <w:t xml:space="preserve">one-class-of-stock requirement of section 1361 </w:t>
+      </w:r>
+      <w:r>
+        <w:rPr>
+          <w:rFonts w:ascii="Times New Roman" w:hAnsi="Times New Roman"/>
+          <w:sz w:val="24"/>
+          <w:szCs w:val="24"/>
+        </w:rPr>
+        <w:t xml:space="preserve">of the </w:t>
       </w:r>
       <w:r>
         <w:rPr>
@@ -3261,26 +3243,34 @@
           <w:sz w:val="24"/>
           <w:szCs w:val="24"/>
         </w:rPr>
-        <w:t xml:space="preserve">Tax Elections. The Manager may make, change, or revoke any tax election for the Company or any Protected Series (including an election under section 754 of the Code) that the Manager determines to be in the best interests of the Members as a whole. </w:t>
-      </w:r>
-      <w:r>
-        <w:rPr>
-          <w:rFonts w:ascii="Times New Roman" w:hAnsi="Times New Roman"/>
-          <w:color w:val="0645AD"/>
-          <w:u w:val="single"/>
-          <w:sz w:val="24"/>
-          <w:szCs w:val="24"/>
-        </w:rPr>
-        <w:t xml:space="preserve">S Corporation Status; Intent; Savings Clause. </w:t>
-      </w:r>
-    </w:p>
-    <w:p>
-      <w:pPr>
-        <w:keepLines/>
-        <w:widowControl/>
-        <w:spacing w:after="160"/>
-        <w:jc w:val="both"/>
-      </w:pPr>
+        <w:t xml:space="preserve">Code), to conduct and resolve audits and proceedings, and to bind the Members as the Code provides. Each Member shall provide the information, and take the actions, reasonably requested by the partnership representative in connection with any tax matter, and shall pay the Member's share of any imputed underpayment or similar amount attributable to the Member as reasonably determined by the partnership representative. </w:t>
+      </w:r>
+      <w:r>
+        <w:rPr>
+          <w:rFonts w:ascii="Times New Roman" w:hAnsi="Times New Roman"/>
+          <w:color w:val="0645AD"/>
+          <w:u w:val="single"/>
+          <w:sz w:val="24"/>
+          <w:szCs w:val="24"/>
+        </w:rPr>
+        <w:t xml:space="preserve">Code. </w:t>
+      </w:r>
+    </w:p>
+    <w:p>
+      <w:pPr>
+        <w:keepLines/>
+        <w:widowControl/>
+        <w:spacing w:after="160"/>
+        <w:jc w:val="both"/>
+      </w:pPr>
+      <w:r>
+        <w:rPr>
+          <w:rFonts w:ascii="Times New Roman" w:hAnsi="Times New Roman"/>
+          <w:sz w:val="24"/>
+          <w:szCs w:val="24"/>
+        </w:rPr>
+        <w:t xml:space="preserve">9.4 </w:t>
+      </w:r>
       <w:r>
         <w:rPr>
           <w:rFonts w:ascii="Times New Roman" w:hAnsi="Times New Roman"/>
@@ -3289,62 +3279,26 @@
           <w:sz w:val="24"/>
           <w:szCs w:val="24"/>
         </w:rPr>
-        <w:t xml:space="preserve">9.5 Fiscal Year. The fiscal year </w:t>
-      </w:r>
-      <w:r>
-        <w:rPr>
-          <w:rFonts w:ascii="Times New Roman" w:hAnsi="Times New Roman"/>
-          <w:color w:val="0645AD"/>
-          <w:u w:val="single"/>
-          <w:sz w:val="24"/>
-          <w:szCs w:val="24"/>
-        </w:rPr>
-        <w:t xml:space="preserve">(a) Intent. It is the express intent </w:t>
-      </w:r>
-      <w:r>
-        <w:rPr>
-          <w:rFonts w:ascii="Times New Roman" w:hAnsi="Times New Roman"/>
-          <w:sz w:val="24"/>
-          <w:szCs w:val="24"/>
-        </w:rPr>
-        <w:t xml:space="preserve">of the </w:t>
-      </w:r>
-      <w:r>
-        <w:rPr>
-          <w:rFonts w:ascii="Times New Roman" w:hAnsi="Times New Roman"/>
-          <w:color w:val="0645AD"/>
-          <w:u w:val="single"/>
-          <w:sz w:val="24"/>
-          <w:szCs w:val="24"/>
-        </w:rPr>
-        <w:t xml:space="preserve">Members that the </w:t>
-      </w:r>
-      <w:r>
-        <w:rPr>
-          <w:rFonts w:ascii="Times New Roman" w:hAnsi="Times New Roman"/>
-          <w:sz w:val="24"/>
-          <w:szCs w:val="24"/>
-        </w:rPr>
-        <w:t xml:space="preserve">Company </w:t>
-      </w:r>
-      <w:r>
-        <w:rPr>
-          <w:rFonts w:ascii="Times New Roman" w:hAnsi="Times New Roman"/>
-          <w:color w:val="0645AD"/>
-          <w:u w:val="single"/>
-          <w:sz w:val="24"/>
-          <w:szCs w:val="24"/>
-        </w:rPr>
-        <w:t xml:space="preserve">qualify at all times as a small business corporation eligible for a valid election under section 1362 of the Code, that the election be </w:t>
-      </w:r>
-      <w:r>
-        <w:rPr>
-          <w:rFonts w:ascii="Times New Roman" w:hAnsi="Times New Roman"/>
-          <w:sz w:val="24"/>
-          <w:szCs w:val="24"/>
-        </w:rPr>
-        <w:t xml:space="preserve">and </w:t>
-      </w:r>
+        <w:t xml:space="preserve">Tax Elections. The Manager may make, change, or revoke any tax election for the Company or any Protected Series (including an election under section 754 of the Code) that the Manager determines to be in the best interests of the Members as a whole. </w:t>
+      </w:r>
+      <w:r>
+        <w:rPr>
+          <w:rFonts w:ascii="Times New Roman" w:hAnsi="Times New Roman"/>
+          <w:color w:val="0645AD"/>
+          <w:u w:val="single"/>
+          <w:sz w:val="24"/>
+          <w:szCs w:val="24"/>
+        </w:rPr>
+        <w:t xml:space="preserve">S Corporation Status; Intent; Savings Clause. </w:t>
+      </w:r>
+    </w:p>
+    <w:p>
+      <w:pPr>
+        <w:keepLines/>
+        <w:widowControl/>
+        <w:spacing w:after="160"/>
+        <w:jc w:val="both"/>
+      </w:pPr>
       <w:r>
         <w:rPr>
           <w:rFonts w:ascii="Times New Roman" w:hAnsi="Times New Roman"/>
@@ -3353,43 +3307,61 @@
           <w:sz w:val="24"/>
           <w:szCs w:val="24"/>
         </w:rPr>
-        <w:t xml:space="preserve">of </w:t>
-      </w:r>
-      <w:r>
-        <w:rPr>
-          <w:rFonts w:ascii="Times New Roman" w:hAnsi="Times New Roman"/>
-          <w:color w:val="0645AD"/>
-          <w:u w:val="single"/>
-          <w:sz w:val="24"/>
-          <w:szCs w:val="24"/>
-        </w:rPr>
-        <w:t xml:space="preserve">remain in effect, and that this Agreement, </w:t>
-      </w:r>
-      <w:r>
-        <w:rPr>
-          <w:rFonts w:ascii="Times New Roman" w:hAnsi="Times New Roman"/>
-          <w:sz w:val="24"/>
-          <w:szCs w:val="24"/>
-        </w:rPr>
-        <w:t xml:space="preserve">each </w:t>
-      </w:r>
-      <w:r>
-        <w:rPr>
-          <w:rFonts w:ascii="Times New Roman" w:hAnsi="Times New Roman"/>
-          <w:color w:val="0645AD"/>
-          <w:u w:val="single"/>
-          <w:sz w:val="24"/>
-          <w:szCs w:val="24"/>
-        </w:rPr>
-        <w:t xml:space="preserve">Series Exhibit, and every other agreement among the Members relating to the Company or any </w:t>
-      </w:r>
-      <w:r>
-        <w:rPr>
-          <w:rFonts w:ascii="Times New Roman" w:hAnsi="Times New Roman"/>
-          <w:sz w:val="24"/>
-          <w:szCs w:val="24"/>
-        </w:rPr>
-        <w:t xml:space="preserve">Protected Series </w:t>
+        <w:t xml:space="preserve">9.5 Fiscal Year. The fiscal year </w:t>
+      </w:r>
+      <w:r>
+        <w:rPr>
+          <w:rFonts w:ascii="Times New Roman" w:hAnsi="Times New Roman"/>
+          <w:color w:val="0645AD"/>
+          <w:u w:val="single"/>
+          <w:sz w:val="24"/>
+          <w:szCs w:val="24"/>
+        </w:rPr>
+        <w:t xml:space="preserve">(a) Intent. It is the express intent </w:t>
+      </w:r>
+      <w:r>
+        <w:rPr>
+          <w:rFonts w:ascii="Times New Roman" w:hAnsi="Times New Roman"/>
+          <w:sz w:val="24"/>
+          <w:szCs w:val="24"/>
+        </w:rPr>
+        <w:t xml:space="preserve">of the </w:t>
+      </w:r>
+      <w:r>
+        <w:rPr>
+          <w:rFonts w:ascii="Times New Roman" w:hAnsi="Times New Roman"/>
+          <w:color w:val="0645AD"/>
+          <w:u w:val="single"/>
+          <w:sz w:val="24"/>
+          <w:szCs w:val="24"/>
+        </w:rPr>
+        <w:t xml:space="preserve">Members that the </w:t>
+      </w:r>
+      <w:r>
+        <w:rPr>
+          <w:rFonts w:ascii="Times New Roman" w:hAnsi="Times New Roman"/>
+          <w:sz w:val="24"/>
+          <w:szCs w:val="24"/>
+        </w:rPr>
+        <w:t xml:space="preserve">Company </w:t>
+      </w:r>
+      <w:r>
+        <w:rPr>
+          <w:rFonts w:ascii="Times New Roman" w:hAnsi="Times New Roman"/>
+          <w:color w:val="0645AD"/>
+          <w:u w:val="single"/>
+          <w:sz w:val="24"/>
+          <w:szCs w:val="24"/>
+        </w:rPr>
+        <w:t xml:space="preserve">qualify at all times as a small business corporation eligible for a valid election under section 1362 of the Code, that the election be </w:t>
+      </w:r>
+      <w:r>
+        <w:rPr>
+          <w:rFonts w:ascii="Times New Roman" w:hAnsi="Times New Roman"/>
+          <w:sz w:val="24"/>
+          <w:szCs w:val="24"/>
+        </w:rPr>
+        <w:t xml:space="preserve">and </w:t>
       </w:r>
       <w:r>
         <w:rPr>
@@ -3399,580 +3371,43 @@
           <w:sz w:val="24"/>
           <w:szCs w:val="24"/>
         </w:rPr>
-        <w:t xml:space="preserve">is the calendar year unless the Manager selects another permitted year. </w:t>
-      </w:r>
-      <w:r>
-        <w:rPr>
-          <w:rFonts w:ascii="Times New Roman" w:hAnsi="Times New Roman"/>
-          <w:color w:val="0645AD"/>
-          <w:u w:val="single"/>
-          <w:sz w:val="24"/>
-          <w:szCs w:val="24"/>
-        </w:rPr>
-        <w:t xml:space="preserve">be interpreted, applied, and administered consistently with that intent. </w:t>
-      </w:r>
-    </w:p>
-    <w:p>
-      <w:pPr>
-        <w:keepLines/>
-        <w:widowControl/>
-        <w:spacing w:after="160"/>
-        <w:jc w:val="both"/>
-      </w:pPr>
-      <w:r>
-        <w:rPr>
-          <w:rFonts w:ascii="Times New Roman" w:hAnsi="Times New Roman"/>
-          <w:color w:val="0645AD"/>
-          <w:u w:val="single"/>
-          <w:sz w:val="24"/>
-          <w:szCs w:val="24"/>
-        </w:rPr>
-        <w:t xml:space="preserve">(b) Offending provisions are void ab initio. Any provision of this Agreement, of any Series Exhibit, or of any other agreement among the Members relating to the Company or any Protected Series that would (i) cause the Company to fail to qualify as a small business corporation, (ii) cause the outstanding Membership Interests to confer other than identical rights to distributions and liquidation proceeds, or (iii) otherwise cause the election to be invalid or to terminate, is null and void ab initio and shall be given no force or effect for any purpose, as though it had never been included.</w:t>
-      </w:r>
-    </w:p>
-    <w:p>
-      <w:pPr>
-        <w:keepLines/>
-        <w:widowControl/>
-        <w:spacing w:after="160"/>
-        <w:jc w:val="both"/>
-      </w:pPr>
-      <w:r>
-        <w:rPr>
-          <w:rFonts w:ascii="Times New Roman" w:hAnsi="Times New Roman"/>
-          <w:color w:val="0645AD"/>
-          <w:u w:val="single"/>
-          <w:sz w:val="24"/>
-          <w:szCs w:val="24"/>
-        </w:rPr>
-        <w:t xml:space="preserve">(c) Offending acts are void. No Member, and no Protected Series, shall take any action, or omit to take any action, that would cause the election to be invalid or to terminate; any purported action or omission in violation of this subsection is void to the fullest extent permitted by law.</w:t>
-      </w:r>
-    </w:p>
-    <w:p>
-      <w:pPr>
-        <w:keepLines/>
-        <w:widowControl/>
-        <w:spacing w:after="160"/>
-        <w:jc w:val="both"/>
-      </w:pPr>
-      <w:r>
-        <w:rPr>
-          <w:rFonts w:ascii="Times New Roman" w:hAnsi="Times New Roman"/>
-          <w:color w:val="0645AD"/>
-          <w:u w:val="single"/>
-          <w:sz w:val="24"/>
-          <w:szCs w:val="24"/>
-        </w:rPr>
-        <w:t xml:space="preserve">(d) Pro rata in all events. Notwithstanding any other provision of this Agreement or of any Series Exhibit, all allocations and distributions — including distributions in liquidation of the Company or of any Protected Series — shall be made strictly pro rata in accordance with Percentage Interests, and every Membership Interest confers identical rights to distributions and liquidation proceeds.</w:t>
-      </w:r>
-    </w:p>
-    <w:p>
-      <w:pPr>
-        <w:keepLines/>
-        <w:widowControl/>
-        <w:spacing w:after="160"/>
-        <w:jc w:val="both"/>
-      </w:pPr>
-      <w:r>
-        <w:rPr>
-          <w:rFonts w:ascii="Times New Roman" w:hAnsi="Times New Roman"/>
-          <w:color w:val="0645AD"/>
-          <w:u w:val="single"/>
-          <w:sz w:val="24"/>
-          <w:szCs w:val="24"/>
-        </w:rPr>
-        <w:t xml:space="preserve">(e) Conforming construction. To the extent any provision can be conformed rather than voided, this Agreement shall be applied and, to the minimum extent necessary, deemed modified so that the Company has a single class of ownership and the election remains valid.</w:t>
-      </w:r>
-    </w:p>
-    <w:p>
-      <w:pPr>
-        <w:keepLines/>
-        <w:widowControl/>
-        <w:spacing w:after="160"/>
-        <w:jc w:val="both"/>
-      </w:pPr>
-      <w:r>
-        <w:rPr>
-          <w:rFonts w:ascii="Times New Roman" w:hAnsi="Times New Roman"/>
-          <w:color w:val="0645AD"/>
-          <w:u w:val="single"/>
-          <w:sz w:val="24"/>
-          <w:szCs w:val="24"/>
-        </w:rPr>
-        <w:t xml:space="preserve">(f) Relief for inadvertent termination. If the election nonetheless terminates or is determined to be invalid, the Members and the Manager shall cooperate to obtain relief for an inadvertent termination or invalid election under section 1362(f) of the Code, including making the adjustments and taking the actions the Internal Revenue Service may require.</w:t>
-      </w:r>
-    </w:p>
-    <w:p>
-      <w:pPr>
-        <w:keepLines/>
-        <w:widowControl/>
-        <w:spacing w:after="160"/>
-        <w:jc w:val="both"/>
-      </w:pPr>
-      <w:r>
-        <w:rPr>
-          <w:rFonts w:ascii="Times New Roman" w:hAnsi="Times New Roman"/>
-          <w:color w:val="0645AD"/>
-          <w:u w:val="single"/>
-          <w:sz w:val="24"/>
-          <w:szCs w:val="24"/>
-        </w:rPr>
-        <w:t xml:space="preserve">9.5 Other Elections. The Manager may make, change, or revoke any other tax election for the Company or any Protected Series that is consistent with maintaining the S corporation election and that the Manager determines to be in the best interests of the Members as a whole.</w:t>
-      </w:r>
-    </w:p>
-    <w:p>
-      <w:pPr>
-        <w:keepLines/>
-        <w:widowControl/>
-        <w:spacing w:after="160"/>
-        <w:jc w:val="both"/>
-      </w:pPr>
-      <w:r>
-        <w:rPr>
-          <w:rFonts w:ascii="Times New Roman" w:hAnsi="Times New Roman"/>
-          <w:color w:val="0645AD"/>
-          <w:u w:val="single"/>
-          <w:sz w:val="24"/>
-          <w:szCs w:val="24"/>
-        </w:rPr>
-        <w:t xml:space="preserve">9.6 Fiscal Year. The fiscal year of the Company and of each Protected Series is the calendar year unless another year is permitted for an S corporation under section 1378 of the Code and selected by the Manager.</w:t>
-      </w:r>
-    </w:p>
-    <w:p>
-      <w:pPr>
-        <w:keepLines/>
-        <w:widowControl/>
-        <w:spacing w:after="160"/>
-        <w:jc w:val="both"/>
-      </w:pPr>
-      <w:r>
-        <w:rPr>
-          <w:rFonts w:ascii="Times New Roman" w:hAnsi="Times New Roman"/>
-          <w:b/>
-          <w:sz w:val="24"/>
-          <w:szCs w:val="24"/>
-        </w:rPr>
-        <w:t xml:space="preserve">ARTICLE 10 — TRANSFERS; CREDITOR PROVISIONS</w:t>
-      </w:r>
-    </w:p>
-    <w:p>
-      <w:pPr>
-        <w:keepLines/>
-        <w:widowControl/>
-        <w:spacing w:after="160"/>
-        <w:jc w:val="both"/>
-      </w:pPr>
-      <w:r>
-        <w:rPr>
-          <w:rFonts w:ascii="Times New Roman" w:hAnsi="Times New Roman"/>
-          <w:sz w:val="24"/>
-          <w:szCs w:val="24"/>
-        </w:rPr>
-        <w:t xml:space="preserve">10.1 Restriction on Transfer. No Member shall Transfer all or any portion of a Membership Interest, or any right to receive distributions from the Company or any Protected Series, except (a) a Transfer to an Immediate Family Member of the transferring Member made in compliance with Section 10.2, (b) a Transfer effective at death pursuant to the transferring Member's TOD designation under Section 4.11, or (c) another Transfer made with the prior written consent of the Manager and of a Majority in Interest of the Members other than the transferring Member. Any purported Transfer in violation of this Article is void to the fullest extent permitted by law, and the transferee acquires no rights other than those, if any, mandated by the Act.</w:t>
-      </w:r>
-    </w:p>
-    <w:p>
-      <w:pPr>
-        <w:keepLines/>
-        <w:widowControl/>
-        <w:spacing w:after="160"/>
-        <w:jc w:val="both"/>
-      </w:pPr>
-      <w:r>
-        <w:rPr>
-          <w:rFonts w:ascii="Times New Roman" w:hAnsi="Times New Roman"/>
-          <w:sz w:val="24"/>
-          <w:szCs w:val="24"/>
-        </w:rPr>
-        <w:t xml:space="preserve">10.2 Permitted Family Transfers. A Transfer of all or part of a Membership Interest to an Immediate Family Member of the transferring Member is permitted, provided the transferee delivers to the Company a signed agreement to be bound by this Agreement. The transferee holds the transferred interest as a transferee under Section 10.3 unless and until admitted as a Member under Section 12.1.</w:t>
-      </w:r>
-    </w:p>
-    <w:p>
-      <w:pPr>
-        <w:keepLines/>
-        <w:widowControl/>
-        <w:spacing w:after="160"/>
-        <w:jc w:val="both"/>
-      </w:pPr>
-      <w:r>
-        <w:rPr>
-          <w:rFonts w:ascii="Times New Roman" w:hAnsi="Times New Roman"/>
-          <w:sz w:val="24"/>
-          <w:szCs w:val="24"/>
-        </w:rPr>
-        <w:t xml:space="preserve">10.3 Rights of Transferees. A transferee (including a permitted family transferee) who is not admitted as a Member under Article 12 holds only the transferable interest — the right to receive the distributions that would otherwise be paid to the transferor with respect to the transferred interest — and has no right to vote, to participate in management, to inspect records, or to exercise any other right of a member, except as the Act mandates. A transferred interest remains subject to this Agreement in the hands of every transferee.</w:t>
-      </w:r>
-    </w:p>
-    <w:p>
-      <w:pPr>
-        <w:keepLines/>
-        <w:widowControl/>
-        <w:spacing w:after="160"/>
-        <w:jc w:val="both"/>
-      </w:pPr>
-      <w:r>
-        <w:rPr>
-          <w:rFonts w:ascii="Times New Roman" w:hAnsi="Times New Roman"/>
-          <w:sz w:val="24"/>
-          <w:szCs w:val="24"/>
-        </w:rPr>
-        <w:t xml:space="preserve">10.4 Involuntary Transfers; Option to Acquire. Upon any Involuntary Transfer or any event that would result in an Involuntary Transfer of all or part of a Membership Interest, the Company shall have the option, exercisable by the Manager at any time within ninety (90) days after the Company receives written notice that the Involuntary Transfer has occurred, to acquire the interest that is the subject of the Involuntary Transfer at its fair value. Fair value shall be the value agreed in writing between the Manager and the holder of the interest or, absent agreement within thirty (30) days after the option is exercised, the value determined by an independent appraiser jointly selected by the Company and the holder within fifteen (15) days after the end of that thirty-day period (and, if they fail to agree within that time, by an appraiser selected by the two appraisers each of them then designates within a further ten (10) days), who shall hold the MAI designation if the assets principally concerned are real property, who shall have no material financial or professional relationship with any Member, and who shall deliver a written determination within forty-five (45) days after selection. That determination is final and binding, and the appraiser's fee shall be borne one-half by the Company and one-half by the holder. The purchase price is payable on commercially reasonable terms determined by the Manager, including payment in installments over a period of up to five (5) years bearing interest at the applicable federal rate. If the Company does not exercise its option, the Members other than the affected Member may, within thirty (30) days after the Company's option lapses, elect to acquire the interest on the same terms, in proportion to their Percentage Interests or as they otherwise agree. Pending exercise or lapse of the options, the holder of the interest has only the rights of a transferee described in Section 10.3.</w:t>
-      </w:r>
-    </w:p>
-    <w:p>
-      <w:pPr>
-        <w:keepLines/>
-        <w:widowControl/>
-        <w:spacing w:after="160"/>
-        <w:jc w:val="both"/>
-      </w:pPr>
-      <w:r>
-        <w:rPr>
-          <w:rFonts w:ascii="Times New Roman" w:hAnsi="Times New Roman"/>
-          <w:sz w:val="24"/>
-          <w:szCs w:val="24"/>
-        </w:rPr>
-        <w:t xml:space="preserve">10.5 No Dissociation by Transfer Alone. A Transfer does not by itself dissociate a Member or dissolve the Company or any Protected Series.</w:t>
-      </w:r>
-    </w:p>
-    <w:p>
-      <w:pPr>
-        <w:keepLines/>
-        <w:widowControl/>
-        <w:spacing w:after="160"/>
-        <w:jc w:val="both"/>
-      </w:pPr>
-      <w:r>
-        <w:rPr>
-          <w:rFonts w:ascii="Times New Roman" w:hAnsi="Times New Roman"/>
-          <w:sz w:val="24"/>
-          <w:szCs w:val="24"/>
-        </w:rPr>
-        <w:t xml:space="preserve">10.6 Charging Order — Exclusive Remedy. As provided in ss. 605.0502 and 605.0503, Florida Statutes, a charging order is the sole and exclusive remedy by which a judgment creditor of a Member or of a transferee may satisfy a judgment from the judgment debtor's Membership Interest or transferable interest, whether in the Company or in respect of any Protected Series. A judgment creditor or other holder of a charging order has only the right to receive distributions to which the judgment debtor would otherwise be entitled, has none of the rights of a member or manager, is not entitled to any accounting, inspection, or information rights except as the Act mandates, and, for so long as the Company has more than one member, may not foreclose upon the charged interest. Nothing in this Agreement enlarges any remedy of any creditor beyond those provided by the Act.</w:t>
-      </w:r>
-    </w:p>
-    <w:p>
-      <w:pPr>
-        <w:keepLines/>
-        <w:widowControl/>
-        <w:spacing w:after="160"/>
-        <w:jc w:val="both"/>
-      </w:pPr>
-      <w:r>
-        <w:rPr>
-          <w:rFonts w:ascii="Times New Roman" w:hAnsi="Times New Roman"/>
-          <w:b/>
-          <w:sz w:val="24"/>
-          <w:szCs w:val="24"/>
-        </w:rPr>
-        <w:t xml:space="preserve">ARTICLE 11 — EXECUTORY CONTRACT</w:t>
-      </w:r>
-    </w:p>
-    <w:p>
-      <w:pPr>
-        <w:keepLines/>
-        <w:widowControl/>
-        <w:spacing w:after="160"/>
-        <w:jc w:val="both"/>
-      </w:pPr>
-      <w:r>
-        <w:rPr>
-          <w:rFonts w:ascii="Times New Roman" w:hAnsi="Times New Roman"/>
-          <w:sz w:val="24"/>
-          <w:szCs w:val="24"/>
-        </w:rPr>
-        <w:t xml:space="preserve">11.1 Executory Contract. The parties agree that this Agreement constitutes an executory contract and shall be governed by 11 U.S.C. §365 in connection with the bankruptcy of the Company or any Member because, among other provisions and obligations, this Agreement imposes on each Member the following affirmative duties (each of which constitutes a material unperformed, future obligation): (a) [include only if optional Section 6.2 is included; otherwise replace with "(a) [Reserved.]"] upon approval of a Majority in Interest as provided in Section 6.2, the duty and obligation of each Member to contribute additional capital to the Company or the affected Protected Series; (b) the duty and obligation of each Member to materially participate in the governance of the Company and of each Protected Series, as provided in Section 4.6; (c) [include only if Section 4.7 Alternative A is selected; otherwise replace with "(c) [Reserved.]"] the duty and obligation of each Member not to compete with the Company or with any Protected Series in the conduct of their activities and affairs before the dissolution of the Company, as provided in Section 4.7 and consistent with s. 605.04091(2)(c), Florida Statutes; (d) the duty and obligation of each Member not to disclose confidential information, as provided in Section 4.8; and (e) the duty and obligation of each Member not to hinder, delay, slander, or tarnish the reputation of the Company or of any Protected Series, as provided in Section 4.9. The failure of a Member to perform the duties and obligations set forth herein releases and excuses the mutual duties and obligations owed by the Company and the other Members to such defaulting Member.</w:t>
-      </w:r>
-    </w:p>
-    <w:p>
-      <w:pPr>
-        <w:keepLines/>
-        <w:widowControl/>
-        <w:spacing w:after="160"/>
-        <w:jc w:val="both"/>
-      </w:pPr>
-      <w:r>
-        <w:rPr>
-          <w:rFonts w:ascii="Times New Roman" w:hAnsi="Times New Roman"/>
-          <w:sz w:val="24"/>
-          <w:szCs w:val="24"/>
-        </w:rPr>
-        <w:t xml:space="preserve">11.2 Personal Service Agreement; No Assumption or Assignment. In accordance with In re Soderstrom, 484 B.R. 874 (M.D. Fla. 2013), this Agreement is a personal service agreement due to the managerial and governance duties and obligations owed by each Member and the Manager, and a bankruptcy trustee cannot assume or assign a debtor Member's interest in the Company in accordance with 11 U.S.C. §365(c)(1) without the prior written consent of the other Members.</w:t>
-      </w:r>
-    </w:p>
-    <w:p>
-      <w:pPr>
-        <w:keepLines/>
-        <w:widowControl/>
-        <w:spacing w:after="160"/>
-        <w:jc w:val="both"/>
-      </w:pPr>
-      <w:r>
-        <w:rPr>
-          <w:rFonts w:ascii="Times New Roman" w:hAnsi="Times New Roman"/>
-          <w:sz w:val="24"/>
-          <w:szCs w:val="24"/>
-        </w:rPr>
-        <w:t xml:space="preserve">11.3 Compliance upon Assumption or Rejection. Notwithstanding the foregoing, to the extent that a trustee of a Member's bankruptcy is allowed either to assume or reject a debtor Member's interest in the Company governed by this Agreement, such action shall comply with the time period set forth in 11 U.S.C. §365(d), and if the trustee assumes such debtor Member's interest, such trustee shall comply with the terms of this Agreement and Florida law governing this Agreement, including, without limitation, the restrictions of the rights of a creditor of a Member or transferee pursuant to ss. 605.0502 and 605.0503, Florida Statutes.</w:t>
-      </w:r>
-    </w:p>
-    <w:p>
-      <w:pPr>
-        <w:keepLines/>
-        <w:widowControl/>
-        <w:spacing w:after="160"/>
-        <w:jc w:val="both"/>
-      </w:pPr>
-      <w:r>
-        <w:rPr>
-          <w:rFonts w:ascii="Times New Roman" w:hAnsi="Times New Roman"/>
-          <w:b/>
-          <w:sz w:val="24"/>
-          <w:szCs w:val="24"/>
-        </w:rPr>
-        <w:t xml:space="preserve">ARTICLE 12 — ADMISSION OF MEMBERS; ASSOCIATION WITH PROTECTED SERIES</w:t>
-      </w:r>
-    </w:p>
-    <w:p>
-      <w:pPr>
-        <w:keepLines/>
-        <w:widowControl/>
-        <w:spacing w:after="160"/>
-        <w:jc w:val="both"/>
-      </w:pPr>
-      <w:r>
-        <w:rPr>
-          <w:rFonts w:ascii="Times New Roman" w:hAnsi="Times New Roman"/>
-          <w:sz w:val="24"/>
-          <w:szCs w:val="24"/>
-        </w:rPr>
-        <w:t xml:space="preserve">12.1 Admission of Members. A person may be admitted as a Member of the Company only with the written consent of all Members and upon the person's delivery of a signed agreement to be bound by this Agreement, except that (a) a TOD beneficiary is admitted as provided in Section 4.11, and (b) a permitted family transferee under Section 10.2 may be admitted with the written consent of a Majority in Interest of the Members other than the transferor.</w:t>
-      </w:r>
-    </w:p>
-    <w:p>
-      <w:pPr>
-        <w:keepLines/>
-        <w:widowControl/>
-        <w:spacing w:after="160"/>
-        <w:jc w:val="both"/>
-      </w:pPr>
-      <w:r>
-        <w:rPr>
-          <w:rFonts w:ascii="Times New Roman" w:hAnsi="Times New Roman"/>
-          <w:sz w:val="24"/>
-          <w:szCs w:val="24"/>
-        </w:rPr>
-        <w:t xml:space="preserve">12.2 No Association with a Protected Series. No Member may be associated with a Protected Series. A Protected Series may not be established with, and may not admit, an Associated Member. Any amendment permitting Associated Members may cause each Protected Series to be treated as an entity separate from the Company for federal income tax purposes, with its own filing obligations, and may terminate any election the Company has made.</w:t>
-      </w:r>
-    </w:p>
-    <w:p>
-      <w:pPr>
-        <w:keepLines/>
-        <w:widowControl/>
-        <w:spacing w:after="160"/>
-        <w:jc w:val="both"/>
-      </w:pPr>
-      <w:r>
-        <w:rPr>
-          <w:rFonts w:ascii="Times New Roman" w:hAnsi="Times New Roman"/>
-          <w:sz w:val="24"/>
-          <w:szCs w:val="24"/>
-        </w:rPr>
-        <w:t xml:space="preserve">12.3 Continuation on Termination of Last Member. Upon the termination of the membership of the last remaining member of the Company, the Company shall not be dissolved, and the legal representative of the last remaining member shall agree in writing to continue the Company, and the representative (or an Immediate Family Member designated by the representative who is not a creditor of the last remaining member) shall be admitted as a member effective as of the terminating event, all as permitted by the Act.</w:t>
-      </w:r>
-    </w:p>
-    <w:p>
-      <w:pPr>
-        <w:keepLines/>
-        <w:widowControl/>
-        <w:spacing w:after="160"/>
-        <w:jc w:val="both"/>
-      </w:pPr>
-      <w:r>
-        <w:rPr>
-          <w:rFonts w:ascii="Times New Roman" w:hAnsi="Times New Roman"/>
-          <w:b/>
-          <w:sz w:val="24"/>
-          <w:szCs w:val="24"/>
-        </w:rPr>
-        <w:t xml:space="preserve">ARTICLE 13 — WITHDRAWAL; DEADLOCK</w:t>
-      </w:r>
-    </w:p>
-    <w:p>
-      <w:pPr>
-        <w:keepLines/>
-        <w:widowControl/>
-        <w:spacing w:after="160"/>
-        <w:jc w:val="both"/>
-      </w:pPr>
-      <w:r>
-        <w:rPr>
-          <w:rFonts w:ascii="Times New Roman" w:hAnsi="Times New Roman"/>
-          <w:sz w:val="24"/>
-          <w:szCs w:val="24"/>
-        </w:rPr>
-        <w:t xml:space="preserve">13.1 No Voluntary Withdrawal. No Member may voluntarily withdraw, resign, or dissociate from the Company before the dissolution and winding up of the Company without the written consent of all other Members. A Member's dissociation, whether or not wrongful, does not entitle the dissociated Member to any distribution or payment for the Member's interest except as this Agreement or the Act provides, and a dissociated Member (or the Member's successor) holds thereafter only the rights of a transferee described in Section 10.3.</w:t>
-      </w:r>
-    </w:p>
-    <w:p>
-      <w:pPr>
-        <w:keepLines/>
-        <w:widowControl/>
-        <w:spacing w:after="160"/>
-        <w:jc w:val="both"/>
-      </w:pPr>
-      <w:r>
-        <w:rPr>
-          <w:rFonts w:ascii="Times New Roman" w:hAnsi="Times New Roman"/>
-          <w:sz w:val="24"/>
-          <w:szCs w:val="24"/>
-        </w:rPr>
-        <w:t xml:space="preserve">13.2 Deadlock; Buy-Sell Election. [OPTIONAL PROVISION — see Instructions; to omit, replace the text of this Section with "[Reserved.]" — do not renumber]</w:t>
-      </w:r>
-    </w:p>
-    <w:p>
-      <w:pPr>
-        <w:keepLines/>
-        <w:widowControl/>
-        <w:spacing w:after="160"/>
-        <w:jc w:val="both"/>
-      </w:pPr>
-      <w:r>
-        <w:rPr>
-          <w:rFonts w:ascii="Times New Roman" w:hAnsi="Times New Roman"/>
-          <w:sz w:val="24"/>
-          <w:szCs w:val="24"/>
-        </w:rPr>
-        <w:t xml:space="preserve">(a) A "Deadlock" exists if the Members are unable, by the vote required under this Agreement, to approve or reject a matter duly submitted for approval, and the inability continues for sixty (60) days after any Member delivers written notice to the Company and the other Members describing the matter and stating that a Deadlock exists.</w:t>
-      </w:r>
-    </w:p>
-    <w:p>
-      <w:pPr>
-        <w:keepLines/>
-        <w:widowControl/>
-        <w:spacing w:after="160"/>
-        <w:jc w:val="both"/>
-      </w:pPr>
-      <w:r>
-        <w:rPr>
-          <w:rFonts w:ascii="Times New Roman" w:hAnsi="Times New Roman"/>
-          <w:sz w:val="24"/>
-          <w:szCs w:val="24"/>
-        </w:rPr>
-        <w:t xml:space="preserve">(b) During a Deadlock, any Member holding twenty-five percent (25%) or more of the Percentage Interests (the "Offeror") may deliver to the other Members (the "Offerees") a written offer (the "Buy-Sell Offer") stating a single gross valuation for the Company and all Protected Series, in cash. The Buy-Sell Offer constitutes both (i) an offer by the Offeror to purchase all of the Offerees' Membership Interests at their proportionate share of that valuation, and (ii) an offer by the Offeror to sell all of the Offeror's Membership Interest to the Offerees at the Offeror's proportionate share of that valuation.</w:t>
-      </w:r>
-    </w:p>
-    <w:p>
-      <w:pPr>
-        <w:keepLines/>
-        <w:widowControl/>
-        <w:spacing w:after="160"/>
-        <w:jc w:val="both"/>
-      </w:pPr>
-      <w:r>
-        <w:rPr>
-          <w:rFonts w:ascii="Times New Roman" w:hAnsi="Times New Roman"/>
-          <w:sz w:val="24"/>
-          <w:szCs w:val="24"/>
-        </w:rPr>
-        <w:t xml:space="preserve">(c) Within forty-five (45) days after delivery of the Buy-Sell Offer, the Offerees (acting jointly, or severally in proportion to their Percentage Interests among those electing) shall elect in writing either to sell their Membership Interests to the Offeror, or to purchase the Offeror's Membership Interest, in each case at the price determined under the Buy-Sell Offer. Failure to deliver a timely election is an election to sell.</w:t>
-      </w:r>
-    </w:p>
-    <w:p>
-      <w:pPr>
-        <w:keepLines/>
-        <w:widowControl/>
-        <w:spacing w:after="160"/>
-        <w:jc w:val="both"/>
-      </w:pPr>
-      <w:r>
-        <w:rPr>
-          <w:rFonts w:ascii="Times New Roman" w:hAnsi="Times New Roman"/>
-          <w:sz w:val="24"/>
-          <w:szCs w:val="24"/>
-        </w:rPr>
-        <w:t xml:space="preserve">(d) The closing shall occur within sixty (60) days after the election, for cash unless the parties agree otherwise. At closing, the selling Members shall Transfer their Membership Interests free of liens, and the purchasing Member(s) shall be substituted with respect to the transferred interests. If the purchasing party fails to close, the other party may elect to purchase on the same terms, and the defaulting party bears the costs of the failed closing.</w:t>
-      </w:r>
-    </w:p>
-    <w:p>
-      <w:pPr>
-        <w:keepLines/>
-        <w:widowControl/>
-        <w:spacing w:after="160"/>
-        <w:jc w:val="both"/>
-      </w:pPr>
-      <w:r>
-        <w:rPr>
-          <w:rFonts w:ascii="Times New Roman" w:hAnsi="Times New Roman"/>
-          <w:sz w:val="24"/>
-          <w:szCs w:val="24"/>
-        </w:rPr>
-        <w:t xml:space="preserve">(e) This Section does not apply to any matter for which the Act or this Agreement requires the consent of all Members and a Member's withholding of consent is expressly permitted by the Act, and does not limit any Member's right to seek judicial dissolution as provided by the Act.</w:t>
-      </w:r>
-    </w:p>
-    <w:p>
-      <w:pPr>
-        <w:keepLines/>
-        <w:widowControl/>
-        <w:spacing w:after="160"/>
-        <w:jc w:val="both"/>
-      </w:pPr>
-      <w:r>
-        <w:rPr>
-          <w:rFonts w:ascii="Times New Roman" w:hAnsi="Times New Roman"/>
-          <w:sz w:val="24"/>
-          <w:szCs w:val="24"/>
-        </w:rPr>
-        <w:t xml:space="preserve">(f) This Section is a deadlock sale provision within the meaning of s. 605.0702(2), Florida Statutes, providing for a purchase and sale of interests. Delivery of a Buy-Sell Offer under subsection (b) initiates this deadlock sale provision as of the date of delivery.</w:t>
-      </w:r>
-    </w:p>
-    <w:p>
-      <w:pPr>
-        <w:keepLines/>
-        <w:widowControl/>
-        <w:spacing w:after="160"/>
-        <w:jc w:val="both"/>
-      </w:pPr>
-      <w:r>
-        <w:rPr>
-          <w:rFonts w:ascii="Times New Roman" w:hAnsi="Times New Roman"/>
-          <w:b/>
-          <w:sz w:val="24"/>
-          <w:szCs w:val="24"/>
-        </w:rPr>
-        <w:t xml:space="preserve">ARTICLE 14 — DISSOLUTION AND WINDING UP</w:t>
-      </w:r>
-    </w:p>
-    <w:p>
-      <w:pPr>
-        <w:keepLines/>
-        <w:widowControl/>
-        <w:spacing w:after="160"/>
-        <w:jc w:val="both"/>
-      </w:pPr>
-      <w:r>
-        <w:rPr>
-          <w:rFonts w:ascii="Times New Roman" w:hAnsi="Times New Roman"/>
-          <w:sz w:val="24"/>
-          <w:szCs w:val="24"/>
-        </w:rPr>
-        <w:t xml:space="preserve">14.1 Dissolution of a Protected Series. A Protected Series is dissolved, and its activities and affairs shall be wound up, upon the first to occur of: (a) the dissolution of the Company; (b) an event or circumstance specified in its Series Exhibit; (c) the affirmative vote or consent of a Majority in Interest; or (d) entry of a judicial order dissolving the Protected Series as provided by the Act.</w:t>
-      </w:r>
-    </w:p>
-    <w:p>
-      <w:pPr>
-        <w:keepLines/>
-        <w:widowControl/>
-        <w:spacing w:after="160"/>
-        <w:jc w:val="both"/>
-      </w:pPr>
-      <w:r>
-        <w:rPr>
-          <w:rFonts w:ascii="Times New Roman" w:hAnsi="Times New Roman"/>
-          <w:sz w:val="24"/>
-          <w:szCs w:val="24"/>
-        </w:rPr>
-        <w:t xml:space="preserve">14.2 Winding Up a Protected Series. Upon dissolution of a Protected Series, its Protected Series Manager (or another person designated by a Majority in Interest) shall wind up its activities and affairs in the manner provided by the Act for winding up a limited liability company, applied to that Protected Series. Its Associated Assets shall be applied: first, to pay or provide for its Associated Liabilities to creditors other than Members; next, to pay or provide for its Associated Liabilities to Members as creditors, to the extent permitted by law; </w:t>
+        <w:t xml:space="preserve">of </w:t>
+      </w:r>
+      <w:r>
+        <w:rPr>
+          <w:rFonts w:ascii="Times New Roman" w:hAnsi="Times New Roman"/>
+          <w:color w:val="0645AD"/>
+          <w:u w:val="single"/>
+          <w:sz w:val="24"/>
+          <w:szCs w:val="24"/>
+        </w:rPr>
+        <w:t xml:space="preserve">remain in effect, and that this Agreement, </w:t>
+      </w:r>
+      <w:r>
+        <w:rPr>
+          <w:rFonts w:ascii="Times New Roman" w:hAnsi="Times New Roman"/>
+          <w:sz w:val="24"/>
+          <w:szCs w:val="24"/>
+        </w:rPr>
+        <w:t xml:space="preserve">each </w:t>
+      </w:r>
+      <w:r>
+        <w:rPr>
+          <w:rFonts w:ascii="Times New Roman" w:hAnsi="Times New Roman"/>
+          <w:color w:val="0645AD"/>
+          <w:u w:val="single"/>
+          <w:sz w:val="24"/>
+          <w:szCs w:val="24"/>
+        </w:rPr>
+        <w:t xml:space="preserve">Series Exhibit, and every other agreement among the Members relating to the Company or any </w:t>
+      </w:r>
+      <w:r>
+        <w:rPr>
+          <w:rFonts w:ascii="Times New Roman" w:hAnsi="Times New Roman"/>
+          <w:sz w:val="24"/>
+          <w:szCs w:val="24"/>
+        </w:rPr>
+        <w:t xml:space="preserve">Protected Series </w:t>
       </w:r>
       <w:r>
         <w:rPr>
@@ -3982,47 +3417,580 @@
           <w:sz w:val="24"/>
           <w:szCs w:val="24"/>
         </w:rPr>
-        <w:t xml:space="preserve">next, to the Company to the extent of their capital sub-account balances for that Protected Series; </w:t>
-      </w:r>
-      <w:r>
-        <w:rPr>
-          <w:rFonts w:ascii="Times New Roman" w:hAnsi="Times New Roman"/>
-          <w:sz w:val="24"/>
-          <w:szCs w:val="24"/>
-        </w:rPr>
-        <w:t xml:space="preserve">and finally, the balance to the Company. The Manager shall cause any statement or filing required by the Act or the Department in connection with the dissolution of the Protected Series to be made. The winding up of a Protected Series shall not draw upon, and its creditors shall have no recourse to, the Associated Assets of the Company or of any other Protected Series. </w:t>
-      </w:r>
-    </w:p>
-    <w:p>
-      <w:pPr>
-        <w:keepLines/>
-        <w:widowControl/>
-        <w:spacing w:after="160"/>
-        <w:jc w:val="both"/>
-      </w:pPr>
-      <w:r>
-        <w:rPr>
-          <w:rFonts w:ascii="Times New Roman" w:hAnsi="Times New Roman"/>
-          <w:sz w:val="24"/>
-          <w:szCs w:val="24"/>
-        </w:rPr>
-        <w:t xml:space="preserve">14.3 Dissolution of the Company. The Company is dissolved, and its activities and affairs shall be wound up, upon the first to occur of: (a) the written consent of all Members; (b) entry of a decree of judicial dissolution under the Act; or (c) any other event that under the Act requires dissolution. The death, incapacity, bankruptcy, dissociation, or withdrawal of a Member does not by itself dissolve the Company. Dissolution of the Company causes the dissolution of each Protected Series, and the winding up of the Company is not complete until the winding up of each Protected Series is complete.</w:t>
-      </w:r>
-    </w:p>
-    <w:p>
-      <w:pPr>
-        <w:keepLines/>
-        <w:widowControl/>
-        <w:spacing w:after="160"/>
-        <w:jc w:val="both"/>
-      </w:pPr>
-      <w:r>
-        <w:rPr>
-          <w:rFonts w:ascii="Times New Roman" w:hAnsi="Times New Roman"/>
-          <w:sz w:val="24"/>
-          <w:szCs w:val="24"/>
-        </w:rPr>
-        <w:t xml:space="preserve">14.4 Winding Up the Company. Upon dissolution of the Company, the Manager (or, if there is none, a person designated by a Majority in Interest) shall wind up the Company and each Protected Series. After the winding up of each Protected Series under Section 14.2, the remaining Associated Assets of the Company shall be applied: first, to pay or provide for the Company's Associated Liabilities to creditors other than Members; next, to pay or provide for the Company's Associated Liabilities to Members as creditors; </w:t>
+        <w:t xml:space="preserve">is the calendar year unless the Manager selects another permitted year. </w:t>
+      </w:r>
+      <w:r>
+        <w:rPr>
+          <w:rFonts w:ascii="Times New Roman" w:hAnsi="Times New Roman"/>
+          <w:color w:val="0645AD"/>
+          <w:u w:val="single"/>
+          <w:sz w:val="24"/>
+          <w:szCs w:val="24"/>
+        </w:rPr>
+        <w:t xml:space="preserve">be interpreted, applied, and administered consistently with that intent. </w:t>
+      </w:r>
+    </w:p>
+    <w:p>
+      <w:pPr>
+        <w:keepLines/>
+        <w:widowControl/>
+        <w:spacing w:after="160"/>
+        <w:jc w:val="both"/>
+      </w:pPr>
+      <w:r>
+        <w:rPr>
+          <w:rFonts w:ascii="Times New Roman" w:hAnsi="Times New Roman"/>
+          <w:color w:val="0645AD"/>
+          <w:u w:val="single"/>
+          <w:sz w:val="24"/>
+          <w:szCs w:val="24"/>
+        </w:rPr>
+        <w:t xml:space="preserve">(b) Offending provisions are void ab initio. Any provision of this Agreement, of any Series Exhibit, or of any other agreement among the Members relating to the Company or any Protected Series that would (i) cause the Company to fail to qualify as a small business corporation, (ii) cause the outstanding Membership Interests to confer other than identical rights to distributions and liquidation proceeds, or (iii) otherwise cause the election to be invalid or to terminate, is null and void ab initio and shall be given no force or effect for any purpose, as though it had never been included.</w:t>
+      </w:r>
+    </w:p>
+    <w:p>
+      <w:pPr>
+        <w:keepLines/>
+        <w:widowControl/>
+        <w:spacing w:after="160"/>
+        <w:jc w:val="both"/>
+      </w:pPr>
+      <w:r>
+        <w:rPr>
+          <w:rFonts w:ascii="Times New Roman" w:hAnsi="Times New Roman"/>
+          <w:color w:val="0645AD"/>
+          <w:u w:val="single"/>
+          <w:sz w:val="24"/>
+          <w:szCs w:val="24"/>
+        </w:rPr>
+        <w:t xml:space="preserve">(c) Offending acts are void. No Member, and no Protected Series, shall take any action, or omit to take any action, that would cause the election to be invalid or to terminate; any purported action or omission in violation of this subsection is void to the fullest extent permitted by law.</w:t>
+      </w:r>
+    </w:p>
+    <w:p>
+      <w:pPr>
+        <w:keepLines/>
+        <w:widowControl/>
+        <w:spacing w:after="160"/>
+        <w:jc w:val="both"/>
+      </w:pPr>
+      <w:r>
+        <w:rPr>
+          <w:rFonts w:ascii="Times New Roman" w:hAnsi="Times New Roman"/>
+          <w:color w:val="0645AD"/>
+          <w:u w:val="single"/>
+          <w:sz w:val="24"/>
+          <w:szCs w:val="24"/>
+        </w:rPr>
+        <w:t xml:space="preserve">(d) Pro rata in all events. Notwithstanding any other provision of this Agreement or of any Series Exhibit, all allocations and distributions — including distributions in liquidation of the Company or of any Protected Series — shall be made strictly pro rata in accordance with Percentage Interests, and every Membership Interest confers identical rights to distributions and liquidation proceeds.</w:t>
+      </w:r>
+    </w:p>
+    <w:p>
+      <w:pPr>
+        <w:keepLines/>
+        <w:widowControl/>
+        <w:spacing w:after="160"/>
+        <w:jc w:val="both"/>
+      </w:pPr>
+      <w:r>
+        <w:rPr>
+          <w:rFonts w:ascii="Times New Roman" w:hAnsi="Times New Roman"/>
+          <w:color w:val="0645AD"/>
+          <w:u w:val="single"/>
+          <w:sz w:val="24"/>
+          <w:szCs w:val="24"/>
+        </w:rPr>
+        <w:t xml:space="preserve">(e) Conforming construction. To the extent any provision can be conformed rather than voided, this Agreement shall be applied and, to the minimum extent necessary, deemed modified so that the Company has a single class of ownership and the election remains valid.</w:t>
+      </w:r>
+    </w:p>
+    <w:p>
+      <w:pPr>
+        <w:keepLines/>
+        <w:widowControl/>
+        <w:spacing w:after="160"/>
+        <w:jc w:val="both"/>
+      </w:pPr>
+      <w:r>
+        <w:rPr>
+          <w:rFonts w:ascii="Times New Roman" w:hAnsi="Times New Roman"/>
+          <w:color w:val="0645AD"/>
+          <w:u w:val="single"/>
+          <w:sz w:val="24"/>
+          <w:szCs w:val="24"/>
+        </w:rPr>
+        <w:t xml:space="preserve">(f) Relief for inadvertent termination. If the election nonetheless terminates or is determined to be invalid, the Members and the Manager shall cooperate to obtain relief for an inadvertent termination or invalid election under section 1362(f) of the Code, including making the adjustments and taking the actions the Internal Revenue Service may require.</w:t>
+      </w:r>
+    </w:p>
+    <w:p>
+      <w:pPr>
+        <w:keepLines/>
+        <w:widowControl/>
+        <w:spacing w:after="160"/>
+        <w:jc w:val="both"/>
+      </w:pPr>
+      <w:r>
+        <w:rPr>
+          <w:rFonts w:ascii="Times New Roman" w:hAnsi="Times New Roman"/>
+          <w:color w:val="0645AD"/>
+          <w:u w:val="single"/>
+          <w:sz w:val="24"/>
+          <w:szCs w:val="24"/>
+        </w:rPr>
+        <w:t xml:space="preserve">9.5 Other Elections. The Manager may make, change, or revoke any other tax election for the Company or any Protected Series that is consistent with maintaining the S corporation election and that the Manager determines to be in the best interests of the Members as a whole.</w:t>
+      </w:r>
+    </w:p>
+    <w:p>
+      <w:pPr>
+        <w:keepLines/>
+        <w:widowControl/>
+        <w:spacing w:after="160"/>
+        <w:jc w:val="both"/>
+      </w:pPr>
+      <w:r>
+        <w:rPr>
+          <w:rFonts w:ascii="Times New Roman" w:hAnsi="Times New Roman"/>
+          <w:color w:val="0645AD"/>
+          <w:u w:val="single"/>
+          <w:sz w:val="24"/>
+          <w:szCs w:val="24"/>
+        </w:rPr>
+        <w:t xml:space="preserve">9.6 Fiscal Year. The fiscal year of the Company and of each Protected Series is the calendar year unless another year is permitted for an S corporation under section 1378 of the Code and selected by the Manager.</w:t>
+      </w:r>
+    </w:p>
+    <w:p>
+      <w:pPr>
+        <w:keepLines/>
+        <w:widowControl/>
+        <w:spacing w:after="160"/>
+        <w:jc w:val="both"/>
+      </w:pPr>
+      <w:r>
+        <w:rPr>
+          <w:rFonts w:ascii="Times New Roman" w:hAnsi="Times New Roman"/>
+          <w:b/>
+          <w:sz w:val="24"/>
+          <w:szCs w:val="24"/>
+        </w:rPr>
+        <w:t xml:space="preserve">ARTICLE 10 — TRANSFERS; CREDITOR PROVISIONS</w:t>
+      </w:r>
+    </w:p>
+    <w:p>
+      <w:pPr>
+        <w:keepLines/>
+        <w:widowControl/>
+        <w:spacing w:after="160"/>
+        <w:jc w:val="both"/>
+      </w:pPr>
+      <w:r>
+        <w:rPr>
+          <w:rFonts w:ascii="Times New Roman" w:hAnsi="Times New Roman"/>
+          <w:sz w:val="24"/>
+          <w:szCs w:val="24"/>
+        </w:rPr>
+        <w:t xml:space="preserve">10.1 Restriction on Transfer. No Member shall Transfer all or any portion of a Membership Interest, or any right to receive distributions from the Company or any Protected Series, except (a) a Transfer to an Immediate Family Member of the transferring Member made in compliance with Section 10.2, (b) a Transfer effective at death pursuant to the transferring Member's TOD designation under Section 4.11, or (c) another Transfer made with the prior written consent of the Manager and of a Majority in Interest of the Members other than the transferring Member. Any purported Transfer in violation of this Article is void to the fullest extent permitted by law, and the transferee acquires no rights other than those, if any, mandated by the Act.</w:t>
+      </w:r>
+    </w:p>
+    <w:p>
+      <w:pPr>
+        <w:keepLines/>
+        <w:widowControl/>
+        <w:spacing w:after="160"/>
+        <w:jc w:val="both"/>
+      </w:pPr>
+      <w:r>
+        <w:rPr>
+          <w:rFonts w:ascii="Times New Roman" w:hAnsi="Times New Roman"/>
+          <w:sz w:val="24"/>
+          <w:szCs w:val="24"/>
+        </w:rPr>
+        <w:t xml:space="preserve">10.2 Permitted Family Transfers. A Transfer of all or part of a Membership Interest to an Immediate Family Member of the transferring Member is permitted, provided the transferee delivers to the Company a signed agreement to be bound by this Agreement. The transferee holds the transferred interest as a transferee under Section 10.3 unless and until admitted as a Member under Section 12.1.</w:t>
+      </w:r>
+    </w:p>
+    <w:p>
+      <w:pPr>
+        <w:keepLines/>
+        <w:widowControl/>
+        <w:spacing w:after="160"/>
+        <w:jc w:val="both"/>
+      </w:pPr>
+      <w:r>
+        <w:rPr>
+          <w:rFonts w:ascii="Times New Roman" w:hAnsi="Times New Roman"/>
+          <w:sz w:val="24"/>
+          <w:szCs w:val="24"/>
+        </w:rPr>
+        <w:t xml:space="preserve">10.3 Rights of Transferees. A transferee (including a permitted family transferee) who is not admitted as a Member under Article 12 holds only the transferable interest — the right to receive the distributions that would otherwise be paid to the transferor with respect to the transferred interest — and has no right to vote, to participate in management, to inspect records, or to exercise any other right of a member, except as the Act mandates. A transferred interest remains subject to this Agreement in the hands of every transferee.</w:t>
+      </w:r>
+    </w:p>
+    <w:p>
+      <w:pPr>
+        <w:keepLines/>
+        <w:widowControl/>
+        <w:spacing w:after="160"/>
+        <w:jc w:val="both"/>
+      </w:pPr>
+      <w:r>
+        <w:rPr>
+          <w:rFonts w:ascii="Times New Roman" w:hAnsi="Times New Roman"/>
+          <w:sz w:val="24"/>
+          <w:szCs w:val="24"/>
+        </w:rPr>
+        <w:t xml:space="preserve">10.4 Involuntary Transfers; Option to Acquire. Upon any Involuntary Transfer or any event that would result in an Involuntary Transfer of all or part of a Membership Interest, the Company shall have the option, exercisable by the Manager at any time within ninety (90) days after the Company receives written notice that the Involuntary Transfer has occurred, to acquire the interest that is the subject of the Involuntary Transfer at its fair value. Fair value shall be the value agreed in writing between the Manager and the holder of the interest or, absent agreement within thirty (30) days after the option is exercised, the value determined by an independent appraiser jointly selected by the Company and the holder within fifteen (15) days after the end of that thirty-day period (and, if they fail to agree within that time, by an appraiser selected by the two appraisers each of them then designates within a further ten (10) days), who shall hold the MAI designation if the assets principally concerned are real property, who shall have no material financial or professional relationship with any Member, and who shall deliver a written determination within forty-five (45) days after selection. That determination is final and binding, and the appraiser's fee shall be borne one-half by the Company and one-half by the holder. The purchase price is payable on commercially reasonable terms determined by the Manager, including payment in installments over a period of up to five (5) years bearing interest at the applicable federal rate. If the Company does not exercise its option, the Members other than the affected Member may, within thirty (30) days after the Company's option lapses, elect to acquire the interest on the same terms, in proportion to their Percentage Interests or as they otherwise agree. Pending exercise or lapse of the options, the holder of the interest has only the rights of a transferee described in Section 10.3.</w:t>
+      </w:r>
+    </w:p>
+    <w:p>
+      <w:pPr>
+        <w:keepLines/>
+        <w:widowControl/>
+        <w:spacing w:after="160"/>
+        <w:jc w:val="both"/>
+      </w:pPr>
+      <w:r>
+        <w:rPr>
+          <w:rFonts w:ascii="Times New Roman" w:hAnsi="Times New Roman"/>
+          <w:sz w:val="24"/>
+          <w:szCs w:val="24"/>
+        </w:rPr>
+        <w:t xml:space="preserve">10.5 No Dissociation by Transfer Alone. A Transfer does not by itself dissociate a Member or dissolve the Company or any Protected Series.</w:t>
+      </w:r>
+    </w:p>
+    <w:p>
+      <w:pPr>
+        <w:keepLines/>
+        <w:widowControl/>
+        <w:spacing w:after="160"/>
+        <w:jc w:val="both"/>
+      </w:pPr>
+      <w:r>
+        <w:rPr>
+          <w:rFonts w:ascii="Times New Roman" w:hAnsi="Times New Roman"/>
+          <w:sz w:val="24"/>
+          <w:szCs w:val="24"/>
+        </w:rPr>
+        <w:t xml:space="preserve">10.6 Charging Order — Exclusive Remedy. As provided in ss. 605.0502 and 605.0503, Florida Statutes, a charging order is the sole and exclusive remedy by which a judgment creditor of a Member or of a transferee may satisfy a judgment from the judgment debtor's Membership Interest or transferable interest, whether in the Company or in respect of any Protected Series. A judgment creditor or other holder of a charging order has only the right to receive distributions to which the judgment debtor would otherwise be entitled, has none of the rights of a member or manager, is not entitled to any accounting, inspection, or information rights except as the Act mandates, and, for so long as the Company has more than one member, may not foreclose upon the charged interest. Nothing in this Agreement enlarges any remedy of any creditor beyond those provided by the Act.</w:t>
+      </w:r>
+    </w:p>
+    <w:p>
+      <w:pPr>
+        <w:keepLines/>
+        <w:widowControl/>
+        <w:spacing w:after="160"/>
+        <w:jc w:val="both"/>
+      </w:pPr>
+      <w:r>
+        <w:rPr>
+          <w:rFonts w:ascii="Times New Roman" w:hAnsi="Times New Roman"/>
+          <w:b/>
+          <w:sz w:val="24"/>
+          <w:szCs w:val="24"/>
+        </w:rPr>
+        <w:t xml:space="preserve">ARTICLE 11 — EXECUTORY CONTRACT</w:t>
+      </w:r>
+    </w:p>
+    <w:p>
+      <w:pPr>
+        <w:keepLines/>
+        <w:widowControl/>
+        <w:spacing w:after="160"/>
+        <w:jc w:val="both"/>
+      </w:pPr>
+      <w:r>
+        <w:rPr>
+          <w:rFonts w:ascii="Times New Roman" w:hAnsi="Times New Roman"/>
+          <w:sz w:val="24"/>
+          <w:szCs w:val="24"/>
+        </w:rPr>
+        <w:t xml:space="preserve">11.1 Executory Contract. The parties agree that this Agreement constitutes an executory contract and shall be governed by 11 U.S.C. §365 in connection with the bankruptcy of the Company or any Member because, among other provisions and obligations, this Agreement imposes on each Member the following affirmative duties (each of which constitutes a material unperformed, future obligation): (a) [include only if optional Section 6.2 is included; otherwise replace with "(a) [Reserved.]"] upon approval of a Majority in Interest as provided in Section 6.2, the duty and obligation of each Member to contribute additional capital to the Company or the affected Protected Series; (b) the duty and obligation of each Member to materially participate in the governance of the Company and of each Protected Series, as provided in Section 4.6; (c) [include only if Section 4.7 Alternative A is selected; otherwise replace with "(c) [Reserved.]"] the duty and obligation of each Member not to compete with the Company or with any Protected Series in the conduct of their activities and affairs before the dissolution of the Company, as provided in Section 4.7 and consistent with s. 605.04091(2)(c), Florida Statutes; (d) the duty and obligation of each Member not to disclose confidential information, as provided in Section 4.8; and (e) the duty and obligation of each Member not to hinder, delay, slander, or tarnish the reputation of the Company or of any Protected Series, as provided in Section 4.9. The failure of a Member to perform the duties and obligations set forth herein releases and excuses the mutual duties and obligations owed by the Company and the other Members to such defaulting Member.</w:t>
+      </w:r>
+    </w:p>
+    <w:p>
+      <w:pPr>
+        <w:keepLines/>
+        <w:widowControl/>
+        <w:spacing w:after="160"/>
+        <w:jc w:val="both"/>
+      </w:pPr>
+      <w:r>
+        <w:rPr>
+          <w:rFonts w:ascii="Times New Roman" w:hAnsi="Times New Roman"/>
+          <w:sz w:val="24"/>
+          <w:szCs w:val="24"/>
+        </w:rPr>
+        <w:t xml:space="preserve">11.2 Personal Service Agreement; No Assumption or Assignment. In accordance with In re Soderstrom, 484 B.R. 874 (M.D. Fla. 2013), this Agreement is a personal service agreement due to the managerial and governance duties and obligations owed by each Member and the Manager, and a bankruptcy trustee cannot assume or assign a debtor Member's interest in the Company in accordance with 11 U.S.C. §365(c)(1) without the prior written consent of the other Members.</w:t>
+      </w:r>
+    </w:p>
+    <w:p>
+      <w:pPr>
+        <w:keepLines/>
+        <w:widowControl/>
+        <w:spacing w:after="160"/>
+        <w:jc w:val="both"/>
+      </w:pPr>
+      <w:r>
+        <w:rPr>
+          <w:rFonts w:ascii="Times New Roman" w:hAnsi="Times New Roman"/>
+          <w:sz w:val="24"/>
+          <w:szCs w:val="24"/>
+        </w:rPr>
+        <w:t xml:space="preserve">11.3 Compliance upon Assumption or Rejection. Notwithstanding the foregoing, to the extent that a trustee of a Member's bankruptcy is allowed either to assume or reject a debtor Member's interest in the Company governed by this Agreement, such action shall comply with the time period set forth in 11 U.S.C. §365(d), and if the trustee assumes such debtor Member's interest, such trustee shall comply with the terms of this Agreement and Florida law governing this Agreement, including, without limitation, the restrictions of the rights of a creditor of a Member or transferee pursuant to ss. 605.0502 and 605.0503, Florida Statutes.</w:t>
+      </w:r>
+    </w:p>
+    <w:p>
+      <w:pPr>
+        <w:keepLines/>
+        <w:widowControl/>
+        <w:spacing w:after="160"/>
+        <w:jc w:val="both"/>
+      </w:pPr>
+      <w:r>
+        <w:rPr>
+          <w:rFonts w:ascii="Times New Roman" w:hAnsi="Times New Roman"/>
+          <w:b/>
+          <w:sz w:val="24"/>
+          <w:szCs w:val="24"/>
+        </w:rPr>
+        <w:t xml:space="preserve">ARTICLE 12 — ADMISSION OF MEMBERS; ASSOCIATION WITH PROTECTED SERIES</w:t>
+      </w:r>
+    </w:p>
+    <w:p>
+      <w:pPr>
+        <w:keepLines/>
+        <w:widowControl/>
+        <w:spacing w:after="160"/>
+        <w:jc w:val="both"/>
+      </w:pPr>
+      <w:r>
+        <w:rPr>
+          <w:rFonts w:ascii="Times New Roman" w:hAnsi="Times New Roman"/>
+          <w:sz w:val="24"/>
+          <w:szCs w:val="24"/>
+        </w:rPr>
+        <w:t xml:space="preserve">12.1 Admission of Members. A person may be admitted as a Member of the Company only with the written consent of all Members and upon the person's delivery of a signed agreement to be bound by this Agreement, except that (a) a TOD beneficiary is admitted as provided in Section 4.11, and (b) a permitted family transferee under Section 10.2 may be admitted with the written consent of a Majority in Interest of the Members other than the transferor.</w:t>
+      </w:r>
+    </w:p>
+    <w:p>
+      <w:pPr>
+        <w:keepLines/>
+        <w:widowControl/>
+        <w:spacing w:after="160"/>
+        <w:jc w:val="both"/>
+      </w:pPr>
+      <w:r>
+        <w:rPr>
+          <w:rFonts w:ascii="Times New Roman" w:hAnsi="Times New Roman"/>
+          <w:sz w:val="24"/>
+          <w:szCs w:val="24"/>
+        </w:rPr>
+        <w:t xml:space="preserve">12.2 No Association with a Protected Series. No Member may be associated with a Protected Series. A Protected Series may not be established with, and may not admit, an Associated Member. Any amendment permitting Associated Members may cause each Protected Series to be treated as an entity separate from the Company for federal income tax purposes, with its own filing obligations, and may terminate any election the Company has made.</w:t>
+      </w:r>
+    </w:p>
+    <w:p>
+      <w:pPr>
+        <w:keepLines/>
+        <w:widowControl/>
+        <w:spacing w:after="160"/>
+        <w:jc w:val="both"/>
+      </w:pPr>
+      <w:r>
+        <w:rPr>
+          <w:rFonts w:ascii="Times New Roman" w:hAnsi="Times New Roman"/>
+          <w:sz w:val="24"/>
+          <w:szCs w:val="24"/>
+        </w:rPr>
+        <w:t xml:space="preserve">12.3 Continuation on Termination of Last Member. Upon the termination of the membership of the last remaining member of the Company, the Company shall not be dissolved, and the legal representative of the last remaining member shall agree in writing to continue the Company, and the representative (or an Immediate Family Member designated by the representative who is not a creditor of the last remaining member) shall be admitted as a member effective as of the terminating event, all as permitted by the Act.</w:t>
+      </w:r>
+    </w:p>
+    <w:p>
+      <w:pPr>
+        <w:keepLines/>
+        <w:widowControl/>
+        <w:spacing w:after="160"/>
+        <w:jc w:val="both"/>
+      </w:pPr>
+      <w:r>
+        <w:rPr>
+          <w:rFonts w:ascii="Times New Roman" w:hAnsi="Times New Roman"/>
+          <w:b/>
+          <w:sz w:val="24"/>
+          <w:szCs w:val="24"/>
+        </w:rPr>
+        <w:t xml:space="preserve">ARTICLE 13 — WITHDRAWAL; DEADLOCK</w:t>
+      </w:r>
+    </w:p>
+    <w:p>
+      <w:pPr>
+        <w:keepLines/>
+        <w:widowControl/>
+        <w:spacing w:after="160"/>
+        <w:jc w:val="both"/>
+      </w:pPr>
+      <w:r>
+        <w:rPr>
+          <w:rFonts w:ascii="Times New Roman" w:hAnsi="Times New Roman"/>
+          <w:sz w:val="24"/>
+          <w:szCs w:val="24"/>
+        </w:rPr>
+        <w:t xml:space="preserve">13.1 No Voluntary Withdrawal. No Member may voluntarily withdraw, resign, or dissociate from the Company before the dissolution and winding up of the Company without the written consent of all other Members. A Member's dissociation, whether or not wrongful, does not entitle the dissociated Member to any distribution or payment for the Member's interest except as this Agreement or the Act provides, and a dissociated Member (or the Member's successor) holds thereafter only the rights of a transferee described in Section 10.3.</w:t>
+      </w:r>
+    </w:p>
+    <w:p>
+      <w:pPr>
+        <w:keepLines/>
+        <w:widowControl/>
+        <w:spacing w:after="160"/>
+        <w:jc w:val="both"/>
+      </w:pPr>
+      <w:r>
+        <w:rPr>
+          <w:rFonts w:ascii="Times New Roman" w:hAnsi="Times New Roman"/>
+          <w:sz w:val="24"/>
+          <w:szCs w:val="24"/>
+        </w:rPr>
+        <w:t xml:space="preserve">13.2 Deadlock; Buy-Sell Election. [OPTIONAL PROVISION — see Instructions; to omit, replace the text of this Section with "[Reserved.]" — do not renumber]</w:t>
+      </w:r>
+    </w:p>
+    <w:p>
+      <w:pPr>
+        <w:keepLines/>
+        <w:widowControl/>
+        <w:spacing w:after="160"/>
+        <w:jc w:val="both"/>
+      </w:pPr>
+      <w:r>
+        <w:rPr>
+          <w:rFonts w:ascii="Times New Roman" w:hAnsi="Times New Roman"/>
+          <w:sz w:val="24"/>
+          <w:szCs w:val="24"/>
+        </w:rPr>
+        <w:t xml:space="preserve">(a) A "Deadlock" exists if the Members are unable, by the vote required under this Agreement, to approve or reject a matter duly submitted for approval, and the inability continues for sixty (60) days after any Member delivers written notice to the Company and the other Members describing the matter and stating that a Deadlock exists.</w:t>
+      </w:r>
+    </w:p>
+    <w:p>
+      <w:pPr>
+        <w:keepLines/>
+        <w:widowControl/>
+        <w:spacing w:after="160"/>
+        <w:jc w:val="both"/>
+      </w:pPr>
+      <w:r>
+        <w:rPr>
+          <w:rFonts w:ascii="Times New Roman" w:hAnsi="Times New Roman"/>
+          <w:sz w:val="24"/>
+          <w:szCs w:val="24"/>
+        </w:rPr>
+        <w:t xml:space="preserve">(b) During a Deadlock, any Member holding twenty-five percent (25%) or more of the Percentage Interests (the "Offeror") may deliver to the other Members (the "Offerees") a written offer (the "Buy-Sell Offer") stating a single gross valuation for the Company and all Protected Series, in cash. The Buy-Sell Offer constitutes both (i) an offer by the Offeror to purchase all of the Offerees' Membership Interests at their proportionate share of that valuation, and (ii) an offer by the Offeror to sell all of the Offeror's Membership Interest to the Offerees at the Offeror's proportionate share of that valuation.</w:t>
+      </w:r>
+    </w:p>
+    <w:p>
+      <w:pPr>
+        <w:keepLines/>
+        <w:widowControl/>
+        <w:spacing w:after="160"/>
+        <w:jc w:val="both"/>
+      </w:pPr>
+      <w:r>
+        <w:rPr>
+          <w:rFonts w:ascii="Times New Roman" w:hAnsi="Times New Roman"/>
+          <w:sz w:val="24"/>
+          <w:szCs w:val="24"/>
+        </w:rPr>
+        <w:t xml:space="preserve">(c) Within forty-five (45) days after delivery of the Buy-Sell Offer, the Offerees (acting jointly, or severally in proportion to their Percentage Interests among those electing) shall elect in writing either to sell their Membership Interests to the Offeror, or to purchase the Offeror's Membership Interest, in each case at the price determined under the Buy-Sell Offer. Failure to deliver a timely election is an election to sell.</w:t>
+      </w:r>
+    </w:p>
+    <w:p>
+      <w:pPr>
+        <w:keepLines/>
+        <w:widowControl/>
+        <w:spacing w:after="160"/>
+        <w:jc w:val="both"/>
+      </w:pPr>
+      <w:r>
+        <w:rPr>
+          <w:rFonts w:ascii="Times New Roman" w:hAnsi="Times New Roman"/>
+          <w:sz w:val="24"/>
+          <w:szCs w:val="24"/>
+        </w:rPr>
+        <w:t xml:space="preserve">(d) The closing shall occur within sixty (60) days after the election, for cash unless the parties agree otherwise. At closing, the selling Members shall Transfer their Membership Interests free of liens, and the purchasing Member(s) shall be substituted with respect to the transferred interests. If the purchasing party fails to close, the other party may elect to purchase on the same terms, and the defaulting party bears the costs of the failed closing.</w:t>
+      </w:r>
+    </w:p>
+    <w:p>
+      <w:pPr>
+        <w:keepLines/>
+        <w:widowControl/>
+        <w:spacing w:after="160"/>
+        <w:jc w:val="both"/>
+      </w:pPr>
+      <w:r>
+        <w:rPr>
+          <w:rFonts w:ascii="Times New Roman" w:hAnsi="Times New Roman"/>
+          <w:sz w:val="24"/>
+          <w:szCs w:val="24"/>
+        </w:rPr>
+        <w:t xml:space="preserve">(e) This Section does not apply to any matter for which the Act or this Agreement requires the consent of all Members and a Member's withholding of consent is expressly permitted by the Act, and does not limit any Member's right to seek judicial dissolution as provided by the Act.</w:t>
+      </w:r>
+    </w:p>
+    <w:p>
+      <w:pPr>
+        <w:keepLines/>
+        <w:widowControl/>
+        <w:spacing w:after="160"/>
+        <w:jc w:val="both"/>
+      </w:pPr>
+      <w:r>
+        <w:rPr>
+          <w:rFonts w:ascii="Times New Roman" w:hAnsi="Times New Roman"/>
+          <w:sz w:val="24"/>
+          <w:szCs w:val="24"/>
+        </w:rPr>
+        <w:t xml:space="preserve">(f) This Section is a deadlock sale provision within the meaning of s. 605.0702(2), Florida Statutes, providing for a purchase and sale of interests. Delivery of a Buy-Sell Offer under subsection (b) initiates this deadlock sale provision as of the date of delivery.</w:t>
+      </w:r>
+    </w:p>
+    <w:p>
+      <w:pPr>
+        <w:keepLines/>
+        <w:widowControl/>
+        <w:spacing w:after="160"/>
+        <w:jc w:val="both"/>
+      </w:pPr>
+      <w:r>
+        <w:rPr>
+          <w:rFonts w:ascii="Times New Roman" w:hAnsi="Times New Roman"/>
+          <w:b/>
+          <w:sz w:val="24"/>
+          <w:szCs w:val="24"/>
+        </w:rPr>
+        <w:t xml:space="preserve">ARTICLE 14 — DISSOLUTION AND WINDING UP</w:t>
+      </w:r>
+    </w:p>
+    <w:p>
+      <w:pPr>
+        <w:keepLines/>
+        <w:widowControl/>
+        <w:spacing w:after="160"/>
+        <w:jc w:val="both"/>
+      </w:pPr>
+      <w:r>
+        <w:rPr>
+          <w:rFonts w:ascii="Times New Roman" w:hAnsi="Times New Roman"/>
+          <w:sz w:val="24"/>
+          <w:szCs w:val="24"/>
+        </w:rPr>
+        <w:t xml:space="preserve">14.1 Dissolution of a Protected Series. A Protected Series is dissolved, and its activities and affairs shall be wound up, upon the first to occur of: (a) the dissolution of the Company; (b) an event or circumstance specified in its Series Exhibit; (c) the affirmative vote or consent of a Majority in Interest; or (d) entry of a judicial order dissolving the Protected Series as provided by the Act.</w:t>
+      </w:r>
+    </w:p>
+    <w:p>
+      <w:pPr>
+        <w:keepLines/>
+        <w:widowControl/>
+        <w:spacing w:after="160"/>
+        <w:jc w:val="both"/>
+      </w:pPr>
+      <w:r>
+        <w:rPr>
+          <w:rFonts w:ascii="Times New Roman" w:hAnsi="Times New Roman"/>
+          <w:sz w:val="24"/>
+          <w:szCs w:val="24"/>
+        </w:rPr>
+        <w:t xml:space="preserve">14.2 Winding Up a Protected Series. Upon dissolution of a Protected Series, its Protected Series Manager (or another person designated by a Majority in Interest) shall wind up its activities and affairs in the manner provided by the Act for winding up a limited liability company, applied to that Protected Series. Its Associated Assets shall be applied: first, to pay or provide for its Associated Liabilities to creditors other than Members; next, to pay or provide for its Associated Liabilities to Members as creditors, to the extent permitted by law; </w:t>
       </w:r>
       <w:r>
         <w:rPr>
@@ -4032,6 +4000,56 @@
           <w:sz w:val="24"/>
           <w:szCs w:val="24"/>
         </w:rPr>
+        <w:t xml:space="preserve">next, to the Company to the extent of their capital sub-account balances for that Protected Series; </w:t>
+      </w:r>
+      <w:r>
+        <w:rPr>
+          <w:rFonts w:ascii="Times New Roman" w:hAnsi="Times New Roman"/>
+          <w:sz w:val="24"/>
+          <w:szCs w:val="24"/>
+        </w:rPr>
+        <w:t xml:space="preserve">and finally, the balance to the Company. The Manager shall cause any statement or filing required by the Act or the Department in connection with the dissolution of the Protected Series to be made. The winding up of a Protected Series shall not draw upon, and its creditors shall have no recourse to, the Associated Assets of the Company or of any other Protected Series. </w:t>
+      </w:r>
+    </w:p>
+    <w:p>
+      <w:pPr>
+        <w:keepLines/>
+        <w:widowControl/>
+        <w:spacing w:after="160"/>
+        <w:jc w:val="both"/>
+      </w:pPr>
+      <w:r>
+        <w:rPr>
+          <w:rFonts w:ascii="Times New Roman" w:hAnsi="Times New Roman"/>
+          <w:sz w:val="24"/>
+          <w:szCs w:val="24"/>
+        </w:rPr>
+        <w:t xml:space="preserve">14.3 Dissolution of the Company. The Company is dissolved, and its activities and affairs shall be wound up, upon the first to occur of: (a) the written consent of all Members; (b) entry of a decree of judicial dissolution under the Act; or (c) any other event that under the Act requires dissolution. The death, incapacity, bankruptcy, dissociation, or withdrawal of a Member does not by itself dissolve the Company. Dissolution of the Company causes the dissolution of each Protected Series, and the winding up of the Company is not complete until the winding up of each Protected Series is complete.</w:t>
+      </w:r>
+    </w:p>
+    <w:p>
+      <w:pPr>
+        <w:keepLines/>
+        <w:widowControl/>
+        <w:spacing w:after="160"/>
+        <w:jc w:val="both"/>
+      </w:pPr>
+      <w:r>
+        <w:rPr>
+          <w:rFonts w:ascii="Times New Roman" w:hAnsi="Times New Roman"/>
+          <w:sz w:val="24"/>
+          <w:szCs w:val="24"/>
+        </w:rPr>
+        <w:t xml:space="preserve">14.4 Winding Up the Company. Upon dissolution of the Company, the Manager (or, if there is none, a person designated by a Majority in Interest) shall wind up the Company and each Protected Series. After the winding up of each Protected Series under Section 14.2, the remaining Associated Assets of the Company shall be applied: first, to pay or provide for the Company's Associated Liabilities to creditors other than Members; next, to pay or provide for the Company's Associated Liabilities to Members as creditors; </w:t>
+      </w:r>
+      <w:r>
+        <w:rPr>
+          <w:rFonts w:ascii="Times New Roman" w:hAnsi="Times New Roman"/>
+          <w:strike/>
+          <w:color w:val="C00000"/>
+          <w:sz w:val="24"/>
+          <w:szCs w:val="24"/>
+        </w:rPr>
         <w:t xml:space="preserve">next, to the Members to the extent of their capital sub-account balances for the Company; </w:t>
       </w:r>
       <w:r>
@@ -4074,7 +4092,53 @@
           <w:sz w:val="24"/>
           <w:szCs w:val="24"/>
         </w:rPr>
-        <w:t xml:space="preserve">14.5 No Deficit Obligation; Recourse Limited. No Member shall have any obligation to restore any deficit or to contribute capital in connection with any winding up (beyond unpaid contributions duly required under Sections 6.1 and 6.2), and each creditor of the Company or of any Protected Series shall look solely to the Associated Assets of its obligor.</w:t>
+        <w:t xml:space="preserve">14.5 No </w:t>
+      </w:r>
+      <w:r>
+        <w:rPr>
+          <w:rFonts w:ascii="Times New Roman" w:hAnsi="Times New Roman"/>
+          <w:strike/>
+          <w:color w:val="C00000"/>
+          <w:sz w:val="24"/>
+          <w:szCs w:val="24"/>
+        </w:rPr>
+        <w:t xml:space="preserve">Deficit Obligation; </w:t>
+      </w:r>
+      <w:r>
+        <w:rPr>
+          <w:rFonts w:ascii="Times New Roman" w:hAnsi="Times New Roman"/>
+          <w:color w:val="0645AD"/>
+          <w:u w:val="single"/>
+          <w:sz w:val="24"/>
+          <w:szCs w:val="24"/>
+        </w:rPr>
+        <w:t xml:space="preserve">Obligation to Contribute; </w:t>
+      </w:r>
+      <w:r>
+        <w:rPr>
+          <w:rFonts w:ascii="Times New Roman" w:hAnsi="Times New Roman"/>
+          <w:sz w:val="24"/>
+          <w:szCs w:val="24"/>
+        </w:rPr>
+        <w:t xml:space="preserve">Recourse Limited. No Member shall have any obligation </w:t>
+      </w:r>
+      <w:r>
+        <w:rPr>
+          <w:rFonts w:ascii="Times New Roman" w:hAnsi="Times New Roman"/>
+          <w:strike/>
+          <w:color w:val="C00000"/>
+          <w:sz w:val="24"/>
+          <w:szCs w:val="24"/>
+        </w:rPr>
+        <w:t xml:space="preserve">to restore any deficit or </w:t>
+      </w:r>
+      <w:r>
+        <w:rPr>
+          <w:rFonts w:ascii="Times New Roman" w:hAnsi="Times New Roman"/>
+          <w:sz w:val="24"/>
+          <w:szCs w:val="24"/>
+        </w:rPr>
+        <w:t xml:space="preserve">to contribute capital in connection with any winding up (beyond unpaid contributions duly required under Sections 6.1 and 6.2), and each creditor of the Company or of any Protected Series shall look solely to the Associated Assets of its obligor. </w:t>
       </w:r>
     </w:p>
     <w:p>

--- a/docs/word/FPSLLC Redline - Manager-Managed Partnership vs S Corporation.docx
+++ b/docs/word/FPSLLC Redline - Manager-Managed Partnership vs S Corporation.docx
@@ -2107,7 +2107,7 @@
           <w:sz w:val="24"/>
           <w:szCs w:val="24"/>
         </w:rPr>
-        <w:t xml:space="preserve">their Percentage Interests, consistently with sections 1366 and 1377 </w:t>
+        <w:t xml:space="preserve">their Percentage Interests, consistent with sections 1366 and 1377 </w:t>
       </w:r>
       <w:r>
         <w:rPr>
@@ -3169,7 +3169,7 @@
           <w:sz w:val="24"/>
           <w:szCs w:val="24"/>
         </w:rPr>
-        <w:t xml:space="preserve">may be established, and no interest issued or adjusted, except consistently </w:t>
+        <w:t xml:space="preserve">may be established, and no interest issued or adjusted, except consistent </w:t>
       </w:r>
       <w:r>
         <w:rPr>
@@ -3427,7 +3427,7 @@
           <w:sz w:val="24"/>
           <w:szCs w:val="24"/>
         </w:rPr>
-        <w:t xml:space="preserve">be interpreted, applied, and administered consistently with that intent. </w:t>
+        <w:t xml:space="preserve">be interpreted, applied, and administered consistent with that intent. </w:t>
       </w:r>
     </w:p>
     <w:p>

--- a/docs/word/FPSLLC Redline - Manager-Managed Partnership vs S Corporation.docx
+++ b/docs/word/FPSLLC Redline - Manager-Managed Partnership vs S Corporation.docx
@@ -2179,7 +2179,25 @@
           <w:sz w:val="24"/>
           <w:szCs w:val="24"/>
         </w:rPr>
-        <w:t xml:space="preserve">7.2 Distributions. The Manager (or, as to a Protected Series, its Protected Series Manager) may from time to time determine the extent to which cash on hand of the Company or of a Protected Series exceeds current and anticipated needs, including operating expenses, debt service, acquisitions, and reserves, and may distribute any such excess. Distributions in respect of a Protected Series shall be made solely from the Associated Assets of that Protected </w:t>
+        <w:t xml:space="preserve">7.2 Distributions. The Manager (or, as to a Protected Series, its Protected Series Manager) may from time to time determine the extent to which cash on hand of the Company or of a Protected Series exceeds current and anticipated needs, including operating expenses, debt service, acquisitions, and reserves, and may distribute any such excess. Distributions in respect of a Protected Series shall be made solely from the Associated Assets of that Protected Series, and solely to the Company; distributions in respect of the Company shall be made solely from the Associated Assets of the Company, to the Members </w:t>
+      </w:r>
+      <w:r>
+        <w:rPr>
+          <w:rFonts w:ascii="Times New Roman" w:hAnsi="Times New Roman"/>
+          <w:color w:val="0645AD"/>
+          <w:u w:val="single"/>
+          <w:sz w:val="24"/>
+          <w:szCs w:val="24"/>
+        </w:rPr>
+        <w:t xml:space="preserve">strictly pro rata </w:t>
+      </w:r>
+      <w:r>
+        <w:rPr>
+          <w:rFonts w:ascii="Times New Roman" w:hAnsi="Times New Roman"/>
+          <w:sz w:val="24"/>
+          <w:szCs w:val="24"/>
+        </w:rPr>
+        <w:t xml:space="preserve">in </w:t>
       </w:r>
       <w:r>
         <w:rPr>
@@ -2189,25 +2207,25 @@
           <w:sz w:val="24"/>
           <w:szCs w:val="24"/>
         </w:rPr>
-        <w:t xml:space="preserve">Series, and solely to the Company; distributions in respect of the Company </w:t>
-      </w:r>
-      <w:r>
-        <w:rPr>
-          <w:rFonts w:ascii="Times New Roman" w:hAnsi="Times New Roman"/>
-          <w:color w:val="0645AD"/>
-          <w:u w:val="single"/>
-          <w:sz w:val="24"/>
-          <w:szCs w:val="24"/>
-        </w:rPr>
-        <w:t xml:space="preserve">Series; all distributions, from whatever source, </w:t>
-      </w:r>
-      <w:r>
-        <w:rPr>
-          <w:rFonts w:ascii="Times New Roman" w:hAnsi="Times New Roman"/>
-          <w:sz w:val="24"/>
-          <w:szCs w:val="24"/>
-        </w:rPr>
-        <w:t xml:space="preserve">shall be made </w:t>
+        <w:t xml:space="preserve">proportion to </w:t>
+      </w:r>
+      <w:r>
+        <w:rPr>
+          <w:rFonts w:ascii="Times New Roman" w:hAnsi="Times New Roman"/>
+          <w:color w:val="0645AD"/>
+          <w:u w:val="single"/>
+          <w:sz w:val="24"/>
+          <w:szCs w:val="24"/>
+        </w:rPr>
+        <w:t xml:space="preserve">accordance with </w:t>
+      </w:r>
+      <w:r>
+        <w:rPr>
+          <w:rFonts w:ascii="Times New Roman" w:hAnsi="Times New Roman"/>
+          <w:sz w:val="24"/>
+          <w:szCs w:val="24"/>
+        </w:rPr>
+        <w:t xml:space="preserve">their Percentage </w:t>
       </w:r>
       <w:r>
         <w:rPr>
@@ -2217,70 +2235,6 @@
           <w:sz w:val="24"/>
           <w:szCs w:val="24"/>
         </w:rPr>
-        <w:t xml:space="preserve">solely from the Associated Assets of the Company, </w:t>
-      </w:r>
-      <w:r>
-        <w:rPr>
-          <w:rFonts w:ascii="Times New Roman" w:hAnsi="Times New Roman"/>
-          <w:sz w:val="24"/>
-          <w:szCs w:val="24"/>
-        </w:rPr>
-        <w:t xml:space="preserve">to the Members </w:t>
-      </w:r>
-      <w:r>
-        <w:rPr>
-          <w:rFonts w:ascii="Times New Roman" w:hAnsi="Times New Roman"/>
-          <w:color w:val="0645AD"/>
-          <w:u w:val="single"/>
-          <w:sz w:val="24"/>
-          <w:szCs w:val="24"/>
-        </w:rPr>
-        <w:t xml:space="preserve">strictly pro rata </w:t>
-      </w:r>
-      <w:r>
-        <w:rPr>
-          <w:rFonts w:ascii="Times New Roman" w:hAnsi="Times New Roman"/>
-          <w:sz w:val="24"/>
-          <w:szCs w:val="24"/>
-        </w:rPr>
-        <w:t xml:space="preserve">in </w:t>
-      </w:r>
-      <w:r>
-        <w:rPr>
-          <w:rFonts w:ascii="Times New Roman" w:hAnsi="Times New Roman"/>
-          <w:strike/>
-          <w:color w:val="C00000"/>
-          <w:sz w:val="24"/>
-          <w:szCs w:val="24"/>
-        </w:rPr>
-        <w:t xml:space="preserve">proportion to </w:t>
-      </w:r>
-      <w:r>
-        <w:rPr>
-          <w:rFonts w:ascii="Times New Roman" w:hAnsi="Times New Roman"/>
-          <w:color w:val="0645AD"/>
-          <w:u w:val="single"/>
-          <w:sz w:val="24"/>
-          <w:szCs w:val="24"/>
-        </w:rPr>
-        <w:t xml:space="preserve">accordance with </w:t>
-      </w:r>
-      <w:r>
-        <w:rPr>
-          <w:rFonts w:ascii="Times New Roman" w:hAnsi="Times New Roman"/>
-          <w:sz w:val="24"/>
-          <w:szCs w:val="24"/>
-        </w:rPr>
-        <w:t xml:space="preserve">their Percentage </w:t>
-      </w:r>
-      <w:r>
-        <w:rPr>
-          <w:rFonts w:ascii="Times New Roman" w:hAnsi="Times New Roman"/>
-          <w:strike/>
-          <w:color w:val="C00000"/>
-          <w:sz w:val="24"/>
-          <w:szCs w:val="24"/>
-        </w:rPr>
         <w:t xml:space="preserve">Interests. </w:t>
       </w:r>
       <w:r>
@@ -2291,7 +2245,7 @@
           <w:sz w:val="24"/>
           <w:szCs w:val="24"/>
         </w:rPr>
-        <w:t xml:space="preserve">Interests, and every distribution shall confer identical rights on every Membership Interest. </w:t>
+        <w:t xml:space="preserve">Interests, and every such distribution shall confer identical rights on every Membership Interest. </w:t>
       </w:r>
       <w:r>
         <w:rPr>

--- a/docs/word/FPSLLC Redline - Manager-Managed Partnership vs S Corporation.docx
+++ b/docs/word/FPSLLC Redline - Manager-Managed Partnership vs S Corporation.docx
@@ -2417,7 +2417,7 @@
           <w:sz w:val="24"/>
           <w:szCs w:val="24"/>
         </w:rPr>
-        <w:t xml:space="preserve">Tax distributions in respect of a Protected Series shall be made solely from its Associated Assets and treated as advances against later distributions under Section 7.2. </w:t>
+        <w:t xml:space="preserve">A tax distribution funded from the Associated Assets of a Protected Series shall be made by that Protected Series to the Company and distributed by the Company to the Members, and is treated as an advance against later distributions under Section 7.2. </w:t>
       </w:r>
     </w:p>
     <w:p>

--- a/docs/word/FPSLLC Redline - Manager-Managed Partnership vs S Corporation.docx
+++ b/docs/word/FPSLLC Redline - Manager-Managed Partnership vs S Corporation.docx
@@ -62,7 +62,7 @@
           <w:sz w:val="24"/>
           <w:szCs w:val="24"/>
         </w:rPr>
-        <w:t xml:space="preserve">205 paragraphs identical · 15 changed · 0 only in the first · 7 only in the second</w:t>
+        <w:t xml:space="preserve">204 paragraphs identical · 15 changed · 0 only in the first · 7 only in the second</w:t>
       </w:r>
     </w:p>
     <w:p>
@@ -2418,22 +2418,6 @@
           <w:szCs w:val="24"/>
         </w:rPr>
         <w:t xml:space="preserve">A tax distribution funded from the Associated Assets of a Protected Series shall be made by that Protected Series to the Company and distributed by the Company to the Members, and is treated as an advance against later distributions under Section 7.2. </w:t>
-      </w:r>
-    </w:p>
-    <w:p>
-      <w:pPr>
-        <w:keepLines/>
-        <w:widowControl/>
-        <w:spacing w:after="160"/>
-        <w:jc w:val="both"/>
-      </w:pPr>
-      <w:r>
-        <w:rPr>
-          <w:rFonts w:ascii="Times New Roman" w:hAnsi="Times New Roman"/>
-          <w:sz w:val="24"/>
-          <w:szCs w:val="24"/>
-        </w:rPr>
-        <w:t xml:space="preserve">7.4 Statutory Limitations. No distribution shall be made to the extent prohibited by the limitations of the Act applicable to distributions, applied separately to the Company and to each Protected Series as the Act provides.</w:t>
       </w:r>
     </w:p>
     <w:p>

--- a/docs/word/FPSLLC Redline - Manager-Managed Partnership vs S Corporation.docx
+++ b/docs/word/FPSLLC Redline - Manager-Managed Partnership vs S Corporation.docx
@@ -2811,7 +2811,7 @@
           <w:sz w:val="24"/>
           <w:szCs w:val="24"/>
         </w:rPr>
-        <w:t xml:space="preserve">and of each Protected Series, and shall deliver to each Member, after the end of each fiscal year, the </w:t>
+        <w:t xml:space="preserve">and of each Protected Series, if necessary or required, and shall deliver to each Member, after the end of each fiscal year, the </w:t>
       </w:r>
       <w:r>
         <w:rPr>

--- a/docs/word/FPSLLC Redline - Manager-Managed Partnership vs S Corporation.docx
+++ b/docs/word/FPSLLC Redline - Manager-Managed Partnership vs S Corporation.docx
@@ -1468,7 +1468,7 @@
           <w:sz w:val="24"/>
           <w:szCs w:val="24"/>
         </w:rPr>
-        <w:t xml:space="preserve">5.5 Standard of Conduct; Exculpation. The Manager and each Protected Series Manager shall discharge their duties consistent with the Act, including the duties applicable to managers and protected-series managers, which are not varied by this Agreement. No Manager or Protected Series Manager shall be liable to the Company, any Protected Series, or any Member for any act or omission performed or omitted in good faith and in a manner reasonably believed to be within the scope of authority conferred by this Agreement, except for conduct for which exoneration is prohibited by the Act.</w:t>
+        <w:t xml:space="preserve">5.5 Standard of Conduct; Exculpation. The Manager and each Protected Series Manager shall discharge their duties consistent with the Act, including the duties applicable to managers and protected-series managers. No Manager or Protected Series Manager shall be liable to the Company, any Protected Series, or any Member for any act or omission performed or omitted in good faith and in a manner reasonably believed to be within the scope of authority conferred by this Agreement, except for conduct for which exoneration is prohibited by the Act.</w:t>
       </w:r>
     </w:p>
     <w:p>

--- a/docs/word/FPSLLC Redline - Manager-Managed Partnership vs S Corporation.docx
+++ b/docs/word/FPSLLC Redline - Manager-Managed Partnership vs S Corporation.docx
@@ -3013,31 +3013,355 @@
           <w:sz w:val="24"/>
           <w:szCs w:val="24"/>
         </w:rPr>
-        <w:t xml:space="preserve">Code for </w:t>
-      </w:r>
-      <w:r>
-        <w:rPr>
-          <w:rFonts w:ascii="Times New Roman" w:hAnsi="Times New Roman"/>
-          <w:color w:val="0645AD"/>
-          <w:u w:val="single"/>
-          <w:sz w:val="24"/>
-          <w:szCs w:val="24"/>
-        </w:rPr>
-        <w:t xml:space="preserve">Code, and any purported Transfer in violation of this clause is void to </w:t>
-      </w:r>
-      <w:r>
-        <w:rPr>
-          <w:rFonts w:ascii="Times New Roman" w:hAnsi="Times New Roman"/>
-          <w:sz w:val="24"/>
-          <w:szCs w:val="24"/>
-        </w:rPr>
-        <w:t xml:space="preserve">the </w:t>
-      </w:r>
-      <w:r>
-        <w:rPr>
-          <w:rFonts w:ascii="Times New Roman" w:hAnsi="Times New Roman"/>
-          <w:strike/>
-          <w:color w:val="C00000"/>
+        <w:t xml:space="preserve">Code </w:t>
+      </w:r>
+      <w:r>
+        <w:rPr>
+          <w:rFonts w:ascii="Times New Roman" w:hAnsi="Times New Roman"/>
+          <w:color w:val="0645AD"/>
+          <w:u w:val="single"/>
+          <w:sz w:val="24"/>
+          <w:szCs w:val="24"/>
+        </w:rPr>
+        <w:t xml:space="preserve">Code, and any purported Transfer in violation of this clause is null and void ab initio and shall be given no force or effect </w:t>
+      </w:r>
+      <w:r>
+        <w:rPr>
+          <w:rFonts w:ascii="Times New Roman" w:hAnsi="Times New Roman"/>
+          <w:sz w:val="24"/>
+          <w:szCs w:val="24"/>
+        </w:rPr>
+        <w:t xml:space="preserve">for </w:t>
+      </w:r>
+      <w:r>
+        <w:rPr>
+          <w:rFonts w:ascii="Times New Roman" w:hAnsi="Times New Roman"/>
+          <w:strike/>
+          <w:color w:val="C00000"/>
+          <w:sz w:val="24"/>
+          <w:szCs w:val="24"/>
+        </w:rPr>
+        <w:t xml:space="preserve">the Company </w:t>
+      </w:r>
+      <w:r>
+        <w:rPr>
+          <w:rFonts w:ascii="Times New Roman" w:hAnsi="Times New Roman"/>
+          <w:color w:val="0645AD"/>
+          <w:u w:val="single"/>
+          <w:sz w:val="24"/>
+          <w:szCs w:val="24"/>
+        </w:rPr>
+        <w:t xml:space="preserve">any purpose; (b) a TOD designation under Section 4.11 is effective only in favor of a beneficiary that is an eligible S corporation shareholder; </w:t>
+      </w:r>
+      <w:r>
+        <w:rPr>
+          <w:rFonts w:ascii="Times New Roman" w:hAnsi="Times New Roman"/>
+          <w:sz w:val="24"/>
+          <w:szCs w:val="24"/>
+        </w:rPr>
+        <w:t xml:space="preserve">and </w:t>
+      </w:r>
+      <w:r>
+        <w:rPr>
+          <w:rFonts w:ascii="Times New Roman" w:hAnsi="Times New Roman"/>
+          <w:strike/>
+          <w:color w:val="C00000"/>
+          <w:sz w:val="24"/>
+          <w:szCs w:val="24"/>
+        </w:rPr>
+        <w:t xml:space="preserve">for each </w:t>
+      </w:r>
+      <w:r>
+        <w:rPr>
+          <w:rFonts w:ascii="Times New Roman" w:hAnsi="Times New Roman"/>
+          <w:color w:val="0645AD"/>
+          <w:u w:val="single"/>
+          <w:sz w:val="24"/>
+          <w:szCs w:val="24"/>
+        </w:rPr>
+        <w:t xml:space="preserve">(c) no </w:t>
+      </w:r>
+      <w:r>
+        <w:rPr>
+          <w:rFonts w:ascii="Times New Roman" w:hAnsi="Times New Roman"/>
+          <w:sz w:val="24"/>
+          <w:szCs w:val="24"/>
+        </w:rPr>
+        <w:t xml:space="preserve">Protected Series </w:t>
+      </w:r>
+      <w:r>
+        <w:rPr>
+          <w:rFonts w:ascii="Times New Roman" w:hAnsi="Times New Roman"/>
+          <w:strike/>
+          <w:color w:val="C00000"/>
+          <w:sz w:val="24"/>
+          <w:szCs w:val="24"/>
+        </w:rPr>
+        <w:t xml:space="preserve">classified as a partnership, </w:t>
+      </w:r>
+      <w:r>
+        <w:rPr>
+          <w:rFonts w:ascii="Times New Roman" w:hAnsi="Times New Roman"/>
+          <w:color w:val="0645AD"/>
+          <w:u w:val="single"/>
+          <w:sz w:val="24"/>
+          <w:szCs w:val="24"/>
+        </w:rPr>
+        <w:t xml:space="preserve">may be established, and no interest issued or adjusted, except consistent </w:t>
+      </w:r>
+      <w:r>
+        <w:rPr>
+          <w:rFonts w:ascii="Times New Roman" w:hAnsi="Times New Roman"/>
+          <w:sz w:val="24"/>
+          <w:szCs w:val="24"/>
+        </w:rPr>
+        <w:t xml:space="preserve">with </w:t>
+      </w:r>
+      <w:r>
+        <w:rPr>
+          <w:rFonts w:ascii="Times New Roman" w:hAnsi="Times New Roman"/>
+          <w:strike/>
+          <w:color w:val="C00000"/>
+          <w:sz w:val="24"/>
+          <w:szCs w:val="24"/>
+        </w:rPr>
+        <w:t xml:space="preserve">all authority granted to a partnership representative under </w:t>
+      </w:r>
+      <w:r>
+        <w:rPr>
+          <w:rFonts w:ascii="Times New Roman" w:hAnsi="Times New Roman"/>
+          <w:color w:val="0645AD"/>
+          <w:u w:val="single"/>
+          <w:sz w:val="24"/>
+          <w:szCs w:val="24"/>
+        </w:rPr>
+        <w:t xml:space="preserve">Section 4.2 and the one-class-of-stock requirement of section 1361 of </w:t>
+      </w:r>
+      <w:r>
+        <w:rPr>
+          <w:rFonts w:ascii="Times New Roman" w:hAnsi="Times New Roman"/>
+          <w:sz w:val="24"/>
+          <w:szCs w:val="24"/>
+        </w:rPr>
+        <w:t xml:space="preserve">the Code, </w:t>
+      </w:r>
+      <w:r>
+        <w:rPr>
+          <w:rFonts w:ascii="Times New Roman" w:hAnsi="Times New Roman"/>
+          <w:strike/>
+          <w:color w:val="C00000"/>
+          <w:sz w:val="24"/>
+          <w:szCs w:val="24"/>
+        </w:rPr>
+        <w:t xml:space="preserve">including the authority to make </w:t>
+      </w:r>
+      <w:r>
+        <w:rPr>
+          <w:rFonts w:ascii="Times New Roman" w:hAnsi="Times New Roman"/>
+          <w:color w:val="0645AD"/>
+          <w:u w:val="single"/>
+          <w:sz w:val="24"/>
+          <w:szCs w:val="24"/>
+        </w:rPr>
+        <w:t xml:space="preserve">and any such establishment, issuance, </w:t>
+      </w:r>
+      <w:r>
+        <w:rPr>
+          <w:rFonts w:ascii="Times New Roman" w:hAnsi="Times New Roman"/>
+          <w:sz w:val="24"/>
+          <w:szCs w:val="24"/>
+        </w:rPr>
+        <w:t xml:space="preserve">or </w:t>
+      </w:r>
+      <w:r>
+        <w:rPr>
+          <w:rFonts w:ascii="Times New Roman" w:hAnsi="Times New Roman"/>
+          <w:strike/>
+          <w:color w:val="C00000"/>
+          <w:sz w:val="24"/>
+          <w:szCs w:val="24"/>
+        </w:rPr>
+        <w:t xml:space="preserve">revoke elections (including elections under sections 6221(b) </w:t>
+      </w:r>
+      <w:r>
+        <w:rPr>
+          <w:rFonts w:ascii="Times New Roman" w:hAnsi="Times New Roman"/>
+          <w:color w:val="0645AD"/>
+          <w:u w:val="single"/>
+          <w:sz w:val="24"/>
+          <w:szCs w:val="24"/>
+        </w:rPr>
+        <w:t xml:space="preserve">adjustment in violation of this clause is null </w:t>
+      </w:r>
+      <w:r>
+        <w:rPr>
+          <w:rFonts w:ascii="Times New Roman" w:hAnsi="Times New Roman"/>
+          <w:sz w:val="24"/>
+          <w:szCs w:val="24"/>
+        </w:rPr>
+        <w:t xml:space="preserve">and </w:t>
+      </w:r>
+      <w:r>
+        <w:rPr>
+          <w:rFonts w:ascii="Times New Roman" w:hAnsi="Times New Roman"/>
+          <w:strike/>
+          <w:color w:val="C00000"/>
+          <w:sz w:val="24"/>
+          <w:szCs w:val="24"/>
+        </w:rPr>
+        <w:t xml:space="preserve">6226 of the Code), to conduct and resolve audits and proceedings, and to bind the Members as the Code provides. Each Member shall provide the information, and take the actions, reasonably requested by the partnership representative in connection with any tax matter, </w:t>
+      </w:r>
+      <w:r>
+        <w:rPr>
+          <w:rFonts w:ascii="Times New Roman" w:hAnsi="Times New Roman"/>
+          <w:color w:val="0645AD"/>
+          <w:u w:val="single"/>
+          <w:sz w:val="24"/>
+          <w:szCs w:val="24"/>
+        </w:rPr>
+        <w:t xml:space="preserve">void ab initio </w:t>
+      </w:r>
+      <w:r>
+        <w:rPr>
+          <w:rFonts w:ascii="Times New Roman" w:hAnsi="Times New Roman"/>
+          <w:sz w:val="24"/>
+          <w:szCs w:val="24"/>
+        </w:rPr>
+        <w:t xml:space="preserve">and shall </w:t>
+      </w:r>
+      <w:r>
+        <w:rPr>
+          <w:rFonts w:ascii="Times New Roman" w:hAnsi="Times New Roman"/>
+          <w:strike/>
+          <w:color w:val="C00000"/>
+          <w:sz w:val="24"/>
+          <w:szCs w:val="24"/>
+        </w:rPr>
+        <w:t xml:space="preserve">pay the Member's share of </w:t>
+      </w:r>
+      <w:r>
+        <w:rPr>
+          <w:rFonts w:ascii="Times New Roman" w:hAnsi="Times New Roman"/>
+          <w:color w:val="0645AD"/>
+          <w:u w:val="single"/>
+          <w:sz w:val="24"/>
+          <w:szCs w:val="24"/>
+        </w:rPr>
+        <w:t xml:space="preserve">be given no force or effect for </w:t>
+      </w:r>
+      <w:r>
+        <w:rPr>
+          <w:rFonts w:ascii="Times New Roman" w:hAnsi="Times New Roman"/>
+          <w:sz w:val="24"/>
+          <w:szCs w:val="24"/>
+        </w:rPr>
+        <w:t xml:space="preserve">any </w:t>
+      </w:r>
+      <w:r>
+        <w:rPr>
+          <w:rFonts w:ascii="Times New Roman" w:hAnsi="Times New Roman"/>
+          <w:strike/>
+          <w:color w:val="C00000"/>
+          <w:sz w:val="24"/>
+          <w:szCs w:val="24"/>
+        </w:rPr>
+        <w:t xml:space="preserve">imputed underpayment or similar amount attributable to the Member as reasonably determined by the partnership representative. </w:t>
+      </w:r>
+      <w:r>
+        <w:rPr>
+          <w:rFonts w:ascii="Times New Roman" w:hAnsi="Times New Roman"/>
+          <w:color w:val="0645AD"/>
+          <w:u w:val="single"/>
+          <w:sz w:val="24"/>
+          <w:szCs w:val="24"/>
+        </w:rPr>
+        <w:t xml:space="preserve">purpose. </w:t>
+      </w:r>
+    </w:p>
+    <w:p>
+      <w:pPr>
+        <w:keepLines/>
+        <w:widowControl/>
+        <w:spacing w:after="160"/>
+        <w:jc w:val="both"/>
+      </w:pPr>
+      <w:r>
+        <w:rPr>
+          <w:rFonts w:ascii="Times New Roman" w:hAnsi="Times New Roman"/>
+          <w:sz w:val="24"/>
+          <w:szCs w:val="24"/>
+        </w:rPr>
+        <w:t xml:space="preserve">9.4 </w:t>
+      </w:r>
+      <w:r>
+        <w:rPr>
+          <w:rFonts w:ascii="Times New Roman" w:hAnsi="Times New Roman"/>
+          <w:strike/>
+          <w:color w:val="C00000"/>
+          <w:sz w:val="24"/>
+          <w:szCs w:val="24"/>
+        </w:rPr>
+        <w:t xml:space="preserve">Tax Elections. The Manager may make, change, or revoke any tax election for the Company or any Protected Series (including an election under section 754 of the Code) that the Manager determines to be in the best interests of the Members as a whole. </w:t>
+      </w:r>
+      <w:r>
+        <w:rPr>
+          <w:rFonts w:ascii="Times New Roman" w:hAnsi="Times New Roman"/>
+          <w:color w:val="0645AD"/>
+          <w:u w:val="single"/>
+          <w:sz w:val="24"/>
+          <w:szCs w:val="24"/>
+        </w:rPr>
+        <w:t xml:space="preserve">S Corporation Status; Intent; Savings Clause. </w:t>
+      </w:r>
+    </w:p>
+    <w:p>
+      <w:pPr>
+        <w:keepLines/>
+        <w:widowControl/>
+        <w:spacing w:after="160"/>
+        <w:jc w:val="both"/>
+      </w:pPr>
+      <w:r>
+        <w:rPr>
+          <w:rFonts w:ascii="Times New Roman" w:hAnsi="Times New Roman"/>
+          <w:strike/>
+          <w:color w:val="C00000"/>
+          <w:sz w:val="24"/>
+          <w:szCs w:val="24"/>
+        </w:rPr>
+        <w:t xml:space="preserve">9.5 Fiscal Year. The fiscal year </w:t>
+      </w:r>
+      <w:r>
+        <w:rPr>
+          <w:rFonts w:ascii="Times New Roman" w:hAnsi="Times New Roman"/>
+          <w:color w:val="0645AD"/>
+          <w:u w:val="single"/>
+          <w:sz w:val="24"/>
+          <w:szCs w:val="24"/>
+        </w:rPr>
+        <w:t xml:space="preserve">(a) Intent. It is the express intent </w:t>
+      </w:r>
+      <w:r>
+        <w:rPr>
+          <w:rFonts w:ascii="Times New Roman" w:hAnsi="Times New Roman"/>
+          <w:sz w:val="24"/>
+          <w:szCs w:val="24"/>
+        </w:rPr>
+        <w:t xml:space="preserve">of the </w:t>
+      </w:r>
+      <w:r>
+        <w:rPr>
+          <w:rFonts w:ascii="Times New Roman" w:hAnsi="Times New Roman"/>
+          <w:color w:val="0645AD"/>
+          <w:u w:val="single"/>
+          <w:sz w:val="24"/>
+          <w:szCs w:val="24"/>
+        </w:rPr>
+        <w:t xml:space="preserve">Members that the </w:t>
+      </w:r>
+      <w:r>
+        <w:rPr>
+          <w:rFonts w:ascii="Times New Roman" w:hAnsi="Times New Roman"/>
           <w:sz w:val="24"/>
           <w:szCs w:val="24"/>
         </w:rPr>
@@ -3051,7 +3375,7 @@
           <w:sz w:val="24"/>
           <w:szCs w:val="24"/>
         </w:rPr>
-        <w:t xml:space="preserve">fullest extent permitted by law; (b) a TOD designation under Section 4.11 is effective only in favor of a beneficiary that is an eligible S corporation shareholder; </w:t>
+        <w:t xml:space="preserve">qualify at all times as a small business corporation eligible for a valid election under section 1362 of the Code, that the election be </w:t>
       </w:r>
       <w:r>
         <w:rPr>
@@ -3069,17 +3393,35 @@
           <w:sz w:val="24"/>
           <w:szCs w:val="24"/>
         </w:rPr>
-        <w:t xml:space="preserve">for each </w:t>
-      </w:r>
-      <w:r>
-        <w:rPr>
-          <w:rFonts w:ascii="Times New Roman" w:hAnsi="Times New Roman"/>
-          <w:color w:val="0645AD"/>
-          <w:u w:val="single"/>
-          <w:sz w:val="24"/>
-          <w:szCs w:val="24"/>
-        </w:rPr>
-        <w:t xml:space="preserve">(c) no </w:t>
+        <w:t xml:space="preserve">of </w:t>
+      </w:r>
+      <w:r>
+        <w:rPr>
+          <w:rFonts w:ascii="Times New Roman" w:hAnsi="Times New Roman"/>
+          <w:color w:val="0645AD"/>
+          <w:u w:val="single"/>
+          <w:sz w:val="24"/>
+          <w:szCs w:val="24"/>
+        </w:rPr>
+        <w:t xml:space="preserve">remain in effect, and that this Agreement, </w:t>
+      </w:r>
+      <w:r>
+        <w:rPr>
+          <w:rFonts w:ascii="Times New Roman" w:hAnsi="Times New Roman"/>
+          <w:sz w:val="24"/>
+          <w:szCs w:val="24"/>
+        </w:rPr>
+        <w:t xml:space="preserve">each </w:t>
+      </w:r>
+      <w:r>
+        <w:rPr>
+          <w:rFonts w:ascii="Times New Roman" w:hAnsi="Times New Roman"/>
+          <w:color w:val="0645AD"/>
+          <w:u w:val="single"/>
+          <w:sz w:val="24"/>
+          <w:szCs w:val="24"/>
+        </w:rPr>
+        <w:t xml:space="preserve">Series Exhibit, and every other agreement among the Members relating to the Company or any </w:t>
       </w:r>
       <w:r>
         <w:rPr>
@@ -3097,264 +3439,6 @@
           <w:sz w:val="24"/>
           <w:szCs w:val="24"/>
         </w:rPr>
-        <w:t xml:space="preserve">classified as a partnership, </w:t>
-      </w:r>
-      <w:r>
-        <w:rPr>
-          <w:rFonts w:ascii="Times New Roman" w:hAnsi="Times New Roman"/>
-          <w:color w:val="0645AD"/>
-          <w:u w:val="single"/>
-          <w:sz w:val="24"/>
-          <w:szCs w:val="24"/>
-        </w:rPr>
-        <w:t xml:space="preserve">may be established, and no interest issued or adjusted, except consistent </w:t>
-      </w:r>
-      <w:r>
-        <w:rPr>
-          <w:rFonts w:ascii="Times New Roman" w:hAnsi="Times New Roman"/>
-          <w:sz w:val="24"/>
-          <w:szCs w:val="24"/>
-        </w:rPr>
-        <w:t xml:space="preserve">with </w:t>
-      </w:r>
-      <w:r>
-        <w:rPr>
-          <w:rFonts w:ascii="Times New Roman" w:hAnsi="Times New Roman"/>
-          <w:strike/>
-          <w:color w:val="C00000"/>
-          <w:sz w:val="24"/>
-          <w:szCs w:val="24"/>
-        </w:rPr>
-        <w:t xml:space="preserve">all authority granted to a partnership representative under </w:t>
-      </w:r>
-      <w:r>
-        <w:rPr>
-          <w:rFonts w:ascii="Times New Roman" w:hAnsi="Times New Roman"/>
-          <w:color w:val="0645AD"/>
-          <w:u w:val="single"/>
-          <w:sz w:val="24"/>
-          <w:szCs w:val="24"/>
-        </w:rPr>
-        <w:t xml:space="preserve">Section 4.2 and </w:t>
-      </w:r>
-      <w:r>
-        <w:rPr>
-          <w:rFonts w:ascii="Times New Roman" w:hAnsi="Times New Roman"/>
-          <w:sz w:val="24"/>
-          <w:szCs w:val="24"/>
-        </w:rPr>
-        <w:t xml:space="preserve">the </w:t>
-      </w:r>
-      <w:r>
-        <w:rPr>
-          <w:rFonts w:ascii="Times New Roman" w:hAnsi="Times New Roman"/>
-          <w:strike/>
-          <w:color w:val="C00000"/>
-          <w:sz w:val="24"/>
-          <w:szCs w:val="24"/>
-        </w:rPr>
-        <w:t xml:space="preserve">Code, including the authority to make or revoke elections (including elections under sections 6221(b) and 6226 </w:t>
-      </w:r>
-      <w:r>
-        <w:rPr>
-          <w:rFonts w:ascii="Times New Roman" w:hAnsi="Times New Roman"/>
-          <w:color w:val="0645AD"/>
-          <w:u w:val="single"/>
-          <w:sz w:val="24"/>
-          <w:szCs w:val="24"/>
-        </w:rPr>
-        <w:t xml:space="preserve">one-class-of-stock requirement of section 1361 </w:t>
-      </w:r>
-      <w:r>
-        <w:rPr>
-          <w:rFonts w:ascii="Times New Roman" w:hAnsi="Times New Roman"/>
-          <w:sz w:val="24"/>
-          <w:szCs w:val="24"/>
-        </w:rPr>
-        <w:t xml:space="preserve">of the </w:t>
-      </w:r>
-      <w:r>
-        <w:rPr>
-          <w:rFonts w:ascii="Times New Roman" w:hAnsi="Times New Roman"/>
-          <w:strike/>
-          <w:color w:val="C00000"/>
-          <w:sz w:val="24"/>
-          <w:szCs w:val="24"/>
-        </w:rPr>
-        <w:t xml:space="preserve">Code), to conduct and resolve audits and proceedings, and to bind the Members as the Code provides. Each Member shall provide the information, and take the actions, reasonably requested by the partnership representative in connection with any tax matter, and shall pay the Member's share of any imputed underpayment or similar amount attributable to the Member as reasonably determined by the partnership representative. </w:t>
-      </w:r>
-      <w:r>
-        <w:rPr>
-          <w:rFonts w:ascii="Times New Roman" w:hAnsi="Times New Roman"/>
-          <w:color w:val="0645AD"/>
-          <w:u w:val="single"/>
-          <w:sz w:val="24"/>
-          <w:szCs w:val="24"/>
-        </w:rPr>
-        <w:t xml:space="preserve">Code. </w:t>
-      </w:r>
-    </w:p>
-    <w:p>
-      <w:pPr>
-        <w:keepLines/>
-        <w:widowControl/>
-        <w:spacing w:after="160"/>
-        <w:jc w:val="both"/>
-      </w:pPr>
-      <w:r>
-        <w:rPr>
-          <w:rFonts w:ascii="Times New Roman" w:hAnsi="Times New Roman"/>
-          <w:sz w:val="24"/>
-          <w:szCs w:val="24"/>
-        </w:rPr>
-        <w:t xml:space="preserve">9.4 </w:t>
-      </w:r>
-      <w:r>
-        <w:rPr>
-          <w:rFonts w:ascii="Times New Roman" w:hAnsi="Times New Roman"/>
-          <w:strike/>
-          <w:color w:val="C00000"/>
-          <w:sz w:val="24"/>
-          <w:szCs w:val="24"/>
-        </w:rPr>
-        <w:t xml:space="preserve">Tax Elections. The Manager may make, change, or revoke any tax election for the Company or any Protected Series (including an election under section 754 of the Code) that the Manager determines to be in the best interests of the Members as a whole. </w:t>
-      </w:r>
-      <w:r>
-        <w:rPr>
-          <w:rFonts w:ascii="Times New Roman" w:hAnsi="Times New Roman"/>
-          <w:color w:val="0645AD"/>
-          <w:u w:val="single"/>
-          <w:sz w:val="24"/>
-          <w:szCs w:val="24"/>
-        </w:rPr>
-        <w:t xml:space="preserve">S Corporation Status; Intent; Savings Clause. </w:t>
-      </w:r>
-    </w:p>
-    <w:p>
-      <w:pPr>
-        <w:keepLines/>
-        <w:widowControl/>
-        <w:spacing w:after="160"/>
-        <w:jc w:val="both"/>
-      </w:pPr>
-      <w:r>
-        <w:rPr>
-          <w:rFonts w:ascii="Times New Roman" w:hAnsi="Times New Roman"/>
-          <w:strike/>
-          <w:color w:val="C00000"/>
-          <w:sz w:val="24"/>
-          <w:szCs w:val="24"/>
-        </w:rPr>
-        <w:t xml:space="preserve">9.5 Fiscal Year. The fiscal year </w:t>
-      </w:r>
-      <w:r>
-        <w:rPr>
-          <w:rFonts w:ascii="Times New Roman" w:hAnsi="Times New Roman"/>
-          <w:color w:val="0645AD"/>
-          <w:u w:val="single"/>
-          <w:sz w:val="24"/>
-          <w:szCs w:val="24"/>
-        </w:rPr>
-        <w:t xml:space="preserve">(a) Intent. It is the express intent </w:t>
-      </w:r>
-      <w:r>
-        <w:rPr>
-          <w:rFonts w:ascii="Times New Roman" w:hAnsi="Times New Roman"/>
-          <w:sz w:val="24"/>
-          <w:szCs w:val="24"/>
-        </w:rPr>
-        <w:t xml:space="preserve">of the </w:t>
-      </w:r>
-      <w:r>
-        <w:rPr>
-          <w:rFonts w:ascii="Times New Roman" w:hAnsi="Times New Roman"/>
-          <w:color w:val="0645AD"/>
-          <w:u w:val="single"/>
-          <w:sz w:val="24"/>
-          <w:szCs w:val="24"/>
-        </w:rPr>
-        <w:t xml:space="preserve">Members that the </w:t>
-      </w:r>
-      <w:r>
-        <w:rPr>
-          <w:rFonts w:ascii="Times New Roman" w:hAnsi="Times New Roman"/>
-          <w:sz w:val="24"/>
-          <w:szCs w:val="24"/>
-        </w:rPr>
-        <w:t xml:space="preserve">Company </w:t>
-      </w:r>
-      <w:r>
-        <w:rPr>
-          <w:rFonts w:ascii="Times New Roman" w:hAnsi="Times New Roman"/>
-          <w:color w:val="0645AD"/>
-          <w:u w:val="single"/>
-          <w:sz w:val="24"/>
-          <w:szCs w:val="24"/>
-        </w:rPr>
-        <w:t xml:space="preserve">qualify at all times as a small business corporation eligible for a valid election under section 1362 of the Code, that the election be </w:t>
-      </w:r>
-      <w:r>
-        <w:rPr>
-          <w:rFonts w:ascii="Times New Roman" w:hAnsi="Times New Roman"/>
-          <w:sz w:val="24"/>
-          <w:szCs w:val="24"/>
-        </w:rPr>
-        <w:t xml:space="preserve">and </w:t>
-      </w:r>
-      <w:r>
-        <w:rPr>
-          <w:rFonts w:ascii="Times New Roman" w:hAnsi="Times New Roman"/>
-          <w:strike/>
-          <w:color w:val="C00000"/>
-          <w:sz w:val="24"/>
-          <w:szCs w:val="24"/>
-        </w:rPr>
-        <w:t xml:space="preserve">of </w:t>
-      </w:r>
-      <w:r>
-        <w:rPr>
-          <w:rFonts w:ascii="Times New Roman" w:hAnsi="Times New Roman"/>
-          <w:color w:val="0645AD"/>
-          <w:u w:val="single"/>
-          <w:sz w:val="24"/>
-          <w:szCs w:val="24"/>
-        </w:rPr>
-        <w:t xml:space="preserve">remain in effect, and that this Agreement, </w:t>
-      </w:r>
-      <w:r>
-        <w:rPr>
-          <w:rFonts w:ascii="Times New Roman" w:hAnsi="Times New Roman"/>
-          <w:sz w:val="24"/>
-          <w:szCs w:val="24"/>
-        </w:rPr>
-        <w:t xml:space="preserve">each </w:t>
-      </w:r>
-      <w:r>
-        <w:rPr>
-          <w:rFonts w:ascii="Times New Roman" w:hAnsi="Times New Roman"/>
-          <w:color w:val="0645AD"/>
-          <w:u w:val="single"/>
-          <w:sz w:val="24"/>
-          <w:szCs w:val="24"/>
-        </w:rPr>
-        <w:t xml:space="preserve">Series Exhibit, and every other agreement among the Members relating to the Company or any </w:t>
-      </w:r>
-      <w:r>
-        <w:rPr>
-          <w:rFonts w:ascii="Times New Roman" w:hAnsi="Times New Roman"/>
-          <w:sz w:val="24"/>
-          <w:szCs w:val="24"/>
-        </w:rPr>
-        <w:t xml:space="preserve">Protected Series </w:t>
-      </w:r>
-      <w:r>
-        <w:rPr>
-          <w:rFonts w:ascii="Times New Roman" w:hAnsi="Times New Roman"/>
-          <w:strike/>
-          <w:color w:val="C00000"/>
-          <w:sz w:val="24"/>
-          <w:szCs w:val="24"/>
-        </w:rPr>
         <w:t xml:space="preserve">is the calendar year unless the Manager selects another permitted year. </w:t>
       </w:r>
       <w:r>
@@ -3401,7 +3485,7 @@
           <w:sz w:val="24"/>
           <w:szCs w:val="24"/>
         </w:rPr>
-        <w:t xml:space="preserve">(c) Offending acts are void. No Member, and no Protected Series, shall take any action, or omit to take any action, that would cause the election to be invalid or to terminate; any purported action or omission in violation of this subsection is void to the fullest extent permitted by law.</w:t>
+        <w:t xml:space="preserve">(c) Offending acts are void. No Member, and no Protected Series, shall take any action, or omit to take any action, that would cause the election to be invalid or to terminate; any purported action or omission in violation of this subsection is null and void ab initio and shall be given no force or effect for any purpose.</w:t>
       </w:r>
     </w:p>
     <w:p>

--- a/docs/word/FPSLLC Redline - Manager-Managed Partnership vs S Corporation.docx
+++ b/docs/word/FPSLLC Redline - Manager-Managed Partnership vs S Corporation.docx
@@ -1372,7 +1372,7 @@
           <w:sz w:val="24"/>
           <w:szCs w:val="24"/>
         </w:rPr>
-        <w:t xml:space="preserve">(c) sell, exchange, or otherwise dispose of all or substantially all of the Associated Assets of the Company or of any Protected Series, other than in the ordinary course — the consent of a Majority in Interest;</w:t>
+        <w:t xml:space="preserve">(c) sell, exchange, or otherwise dispose of all or substantially all of the Associated Assets of the Company or of any Protected Series, other than in the ordinary course of business — the consent of a Majority in Interest;</w:t>
       </w:r>
     </w:p>
     <w:p>

--- a/docs/word/FPSLLC Redline - Manager-Managed Partnership vs S Corporation.docx
+++ b/docs/word/FPSLLC Redline - Manager-Managed Partnership vs S Corporation.docx
@@ -1372,7 +1372,7 @@
           <w:sz w:val="24"/>
           <w:szCs w:val="24"/>
         </w:rPr>
-        <w:t xml:space="preserve">(c) sell, exchange, or otherwise dispose of all or substantially all of the Associated Assets of the Company or of any Protected Series, other than in the ordinary course of business — the consent of a Majority in Interest;</w:t>
+        <w:t xml:space="preserve">(c) sell, exchange, or otherwise dispose of all or substantially all of the Associated Assets of the Company or of any Protected Series, other than in the ordinary course of business — the consent of all Members;</w:t>
       </w:r>
     </w:p>
     <w:p>
@@ -1420,7 +1420,7 @@
           <w:sz w:val="24"/>
           <w:szCs w:val="24"/>
         </w:rPr>
-        <w:t xml:space="preserve">(f) incur, on behalf of the Company or any Protected Series, indebtedness in excess of $[THRESHOLD] in a single transaction or series of related transactions, or guarantee the obligation of any person (and no guarantee of the obligations of one Protected Series by another or by the Company shall be made except by an express written instrument approved under this Section) — the consent of a Majority in Interest;</w:t>
+        <w:t xml:space="preserve">(f) incur, on behalf of the Company or any Protected Series, indebtedness in excess of $[THRESHOLD] in a single transaction or series of related transactions, or guarantee the obligation of any person (and no guarantee of the obligations of one Protected Series by another or by the Company shall be made except by an express written instrument approved under this Section) — the consent of all Members;</w:t>
       </w:r>
     </w:p>
     <w:p>

--- a/docs/word/FPSLLC Redline - Manager-Managed Partnership vs S Corporation.docx
+++ b/docs/word/FPSLLC Redline - Manager-Managed Partnership vs S Corporation.docx
@@ -62,7 +62,7 @@
           <w:sz w:val="24"/>
           <w:szCs w:val="24"/>
         </w:rPr>
-        <w:t xml:space="preserve">204 paragraphs identical · 15 changed · 0 only in the first · 7 only in the second</w:t>
+        <w:t xml:space="preserve">205 paragraphs identical · 15 changed · 0 only in the first · 7 only in the second</w:t>
       </w:r>
     </w:p>
     <w:p>
@@ -1452,7 +1452,23 @@
           <w:sz w:val="24"/>
           <w:szCs w:val="24"/>
         </w:rPr>
-        <w:t xml:space="preserve">(h) amend this Agreement or any Series Exhibit — the approval required by Section 15.1.</w:t>
+        <w:t xml:space="preserve">(h) amend this Agreement or any Series Exhibit — the approval required by Section 15.1; or</w:t>
+      </w:r>
+    </w:p>
+    <w:p>
+      <w:pPr>
+        <w:keepLines/>
+        <w:widowControl/>
+        <w:spacing w:after="160"/>
+        <w:jc w:val="both"/>
+      </w:pPr>
+      <w:r>
+        <w:rPr>
+          <w:rFonts w:ascii="Times New Roman" w:hAnsi="Times New Roman"/>
+          <w:sz w:val="24"/>
+          <w:szCs w:val="24"/>
+        </w:rPr>
+        <w:t xml:space="preserve">(i) file, amend, or cancel a statement of authority under s. 605.0302, Florida Statutes, or record a certified copy of one — the consent of all Members.</w:t>
       </w:r>
     </w:p>
     <w:p>
@@ -1516,7 +1532,7 @@
           <w:sz w:val="24"/>
           <w:szCs w:val="24"/>
         </w:rPr>
-        <w:t xml:space="preserve">5.8 Statement of Authority. The Manager may cause the Company to file with the Department a statement of authority under s. 605.0302, Florida Statutes, stating the authority, or the limitations on the authority, of the Manager, of any Protected Series Manager, or of any person holding a specified position, to transfer or encumber real property held in the name of the Company or of a Protected Series, and may cause a certified copy of that statement to be recorded in the official records of any county in which the real property is located. A statement so filed shall be consistent with this Agreement, and shall be amended or cancelled as necessary to keep it accurate.</w:t>
+        <w:t xml:space="preserve">5.8 Statement of Authority. With the consent of all Members required by Section 5.4(i), the Manager may cause the Company to file with the Department a statement of authority under s. 605.0302, Florida Statutes, stating the authority, or the limitations on the authority, of the Manager, of any Protected Series Manager, or of any person holding a specified position, to transfer or encumber real property held in the name of the Company or of a Protected Series, and may cause a certified copy of that statement to be recorded in the official records of any county in which the real property is located. A statement so filed shall be consistent with this Agreement, and shall be amended or cancelled as necessary to keep it accurate.</w:t>
       </w:r>
     </w:p>
     <w:p>

--- a/docs/word/FPSLLC Redline - Manager-Managed Partnership vs S Corporation.docx
+++ b/docs/word/FPSLLC Redline - Manager-Managed Partnership vs S Corporation.docx
@@ -537,7 +537,7 @@
           <w:sz w:val="24"/>
           <w:szCs w:val="24"/>
         </w:rPr>
-        <w:t xml:space="preserve">2.4 "Associated Member" means, with respect to a Protected Series, a member of the Company associated with that Protected Series under this Agreement and its Series Exhibit. Consistent with s. 605.2302(1), Florida Statutes, only a member of the Company may be an Associated Member. No Protected Series established under this Agreement has an Associated Member; each Protected Series is owned by the Company as provided in Section 3.6 and managed as provided in Section 5.2.</w:t>
+        <w:t xml:space="preserve">2.4 "Associated Member" has the meaning given in s. 605.2302, Florida Statutes — a member of the Company whom an operating agreement designates as an associated member of a Protected Series. This Agreement designates none: no Protected Series established under it has an Associated Member, and each Protected Series is owned by the Company as provided in Section 3.6 and managed as provided in Section 5.2.</w:t>
       </w:r>
     </w:p>
     <w:p>

--- a/docs/word/FPSLLC Redline - Manager-Managed Partnership vs S Corporation.docx
+++ b/docs/word/FPSLLC Redline - Manager-Managed Partnership vs S Corporation.docx
@@ -778,7 +778,7 @@
           <w:sz w:val="24"/>
           <w:szCs w:val="24"/>
         </w:rPr>
-        <w:t xml:space="preserve">3.1 Establishment. With the affirmative vote or consent of all Members, the Company may establish one or more Protected Series by causing a Protected Series Designation to be signed and filed with the Department as provided in s. 605.2201, Florida Statutes. At or before the filing of each Protected Series Designation, the Members and the Manager shall adopt a Series Exhibit for the new Protected Series. The Manager is authorized to execute and file each Protected Series Designation approved under this Section. Each Protected Series shall be established without Associated Members. Consistent with s. 605.2303(2), Florida Statutes, the Company owns all of the protected-series transferable interests of each Protected Series, and no member of the Company holds any interest in any Protected Series except indirectly, through that member's interest in the Company.</w:t>
+        <w:t xml:space="preserve">3.1 Establishment. With the affirmative vote or consent of all Members, the Company may establish one or more Protected Series by causing a Protected Series Designation to be signed and filed with the Department as provided in s. 605.2201, Florida Statutes. At or before the filing of each Protected Series Designation, the Members and the Manager shall adopt a Series Exhibit for the new Protected Series. The Manager is authorized to execute and file each Protected Series Designation approved under this Section. Each Protected Series shall be established without Associated Members.</w:t>
       </w:r>
     </w:p>
     <w:p>

--- a/docs/word/FPSLLC Redline - Manager-Managed Partnership vs S Corporation.docx
+++ b/docs/word/FPSLLC Redline - Manager-Managed Partnership vs S Corporation.docx
@@ -62,7 +62,7 @@
           <w:sz w:val="24"/>
           <w:szCs w:val="24"/>
         </w:rPr>
-        <w:t xml:space="preserve">205 paragraphs identical · 15 changed · 0 only in the first · 7 only in the second</w:t>
+        <w:t xml:space="preserve">206 paragraphs identical · 15 changed · 0 only in the first · 7 only in the second</w:t>
       </w:r>
     </w:p>
     <w:p>
@@ -1031,6 +1031,22 @@
       <w:r>
         <w:rPr>
           <w:rFonts w:ascii="Times New Roman" w:hAnsi="Times New Roman"/>
+          <w:sz w:val="24"/>
+          <w:szCs w:val="24"/>
+        </w:rPr>
+        <w:t xml:space="preserve">(c) No transfer of a protected-series transferable interest. The Company shall not transfer, assign, pledge, encumber, or otherwise dispose of all or any part of a protected-series transferable interest of any Protected Series to any person, and no Protected Series shall issue a protected-series transferable interest to any person other than the Company. Any purported transfer or issuance in violation of this paragraph is null and void ab initio and shall be given no force or effect for any purpose.</w:t>
+      </w:r>
+    </w:p>
+    <w:p>
+      <w:pPr>
+        <w:keepLines/>
+        <w:widowControl/>
+        <w:spacing w:after="160"/>
+        <w:jc w:val="both"/>
+      </w:pPr>
+      <w:r>
+        <w:rPr>
+          <w:rFonts w:ascii="Times New Roman" w:hAnsi="Times New Roman"/>
           <w:b/>
           <w:sz w:val="24"/>
           <w:szCs w:val="24"/>
@@ -3151,7 +3167,7 @@
           <w:sz w:val="24"/>
           <w:szCs w:val="24"/>
         </w:rPr>
-        <w:t xml:space="preserve">Section 4.2 and the one-class-of-stock requirement of section 1361 of </w:t>
+        <w:t xml:space="preserve">Section 3.6(c), Section 4.2, and the one-class-of-stock requirement of section 1361 of </w:t>
       </w:r>
       <w:r>
         <w:rPr>

--- a/docs/word/FPSLLC Redline - Manager-Managed Partnership vs S Corporation.docx
+++ b/docs/word/FPSLLC Redline - Manager-Managed Partnership vs S Corporation.docx
@@ -62,7 +62,7 @@
           <w:sz w:val="24"/>
           <w:szCs w:val="24"/>
         </w:rPr>
-        <w:t xml:space="preserve">206 paragraphs identical · 15 changed · 0 only in the first · 7 only in the second</w:t>
+        <w:t xml:space="preserve">207 paragraphs identical · 15 changed · 0 only in the first · 7 only in the second</w:t>
       </w:r>
     </w:p>
     <w:p>
@@ -1372,7 +1372,7 @@
           <w:sz w:val="24"/>
           <w:szCs w:val="24"/>
         </w:rPr>
-        <w:t xml:space="preserve">(b) transfer, re-associate, or re-title any asset between the Company and a Protected Series or between Protected Series (an "Inter-Series Transfer") — the consent of a Majority in Interest. Inter-Series Transfers shall be made for fair value unless the transfer is a documented contribution or distribution;</w:t>
+        <w:t xml:space="preserve">(b) cause any Associated Asset to become an Associated Asset of the Company or of a different Protected Series — the consent of a Majority in Interest;</w:t>
       </w:r>
     </w:p>
     <w:p>
@@ -2675,6 +2675,22 @@
           <w:szCs w:val="24"/>
         </w:rPr>
         <w:t xml:space="preserve">(d) Reformation; severability in favor of association and separateness. If any provision of this Agreement or of any Series Exhibit, or any act taken under either, would otherwise be construed to impair the association of an asset under this Article, the separateness of the Company or of any Protected Series, or the limitations of liability described in Section 3.3, this Agreement shall be applied and, to the minimum extent necessary, deemed modified so as to preserve them, and the provision or act shall be given effect as so modified from the time it was made. To the extent a provision cannot be so conformed, it is null and void ab initio and shall be given no force or effect for any purpose, and every other provision of this Agreement and of each Series Exhibit remains in full force.</w:t>
+      </w:r>
+    </w:p>
+    <w:p>
+      <w:pPr>
+        <w:keepLines/>
+        <w:widowControl/>
+        <w:spacing w:after="160"/>
+        <w:jc w:val="both"/>
+      </w:pPr>
+      <w:r>
+        <w:rPr>
+          <w:rFonts w:ascii="Times New Roman" w:hAnsi="Times New Roman"/>
+          <w:sz w:val="24"/>
+          <w:szCs w:val="24"/>
+        </w:rPr>
+        <w:t xml:space="preserve">8.6 Movement of an Asset Between Protected Series. If an Associated Asset of a Protected Series becomes an Associated Asset of another Protected Series, however the transaction is denominated, then to the extent the fair market value of what one Protected Series gives exceeds the fair market value of what it receives, the excess is deemed for all purposes of this Agreement to have been distributed by that Protected Series to the Company as provided in Section 7.2 and, immediately thereafter, contributed by the Company to the other Protected Series as provided in Section 6.1.</w:t>
       </w:r>
     </w:p>
     <w:p>

--- a/docs/word/FPSLLC Redline - Manager-Managed Partnership vs S Corporation.docx
+++ b/docs/word/FPSLLC Redline - Manager-Managed Partnership vs S Corporation.docx
@@ -62,7 +62,7 @@
           <w:sz w:val="24"/>
           <w:szCs w:val="24"/>
         </w:rPr>
-        <w:t xml:space="preserve">207 paragraphs identical · 15 changed · 0 only in the first · 7 only in the second</w:t>
+        <w:t xml:space="preserve">209 paragraphs identical · 15 changed · 0 only in the first · 7 only in the second</w:t>
       </w:r>
     </w:p>
     <w:p>
@@ -585,167 +585,183 @@
           <w:sz w:val="24"/>
           <w:szCs w:val="24"/>
         </w:rPr>
-        <w:t xml:space="preserve">2.7 "Involuntary Transfer" means any Transfer by which a Member or transferee is deprived or divested of any right, title, or interest in a Membership Interest other than voluntarily, including (a) a Transfer to or for the benefit of a judgment creditor pursuant to court order, subject in all events to Section 10.6, (b) a Transfer in connection with reorganization, insolvency, bankruptcy, or receivership, (c) a Transfer to a public officer or agency under any abandoned-property or escheat law, and (d) a Transfer to a spouse or former spouse in connection with dissolution of marriage or marital separation.</w:t>
-      </w:r>
-    </w:p>
-    <w:p>
-      <w:pPr>
-        <w:keepLines/>
-        <w:widowControl/>
-        <w:spacing w:after="160"/>
-        <w:jc w:val="both"/>
-      </w:pPr>
-      <w:r>
-        <w:rPr>
-          <w:rFonts w:ascii="Times New Roman" w:hAnsi="Times New Roman"/>
-          <w:sz w:val="24"/>
-          <w:szCs w:val="24"/>
-        </w:rPr>
-        <w:t xml:space="preserve">2.8 "Majority in Interest" means one or more Members holding, in the aggregate, more than fifty percent (50%) of the Percentage Interests then held by Members, excluding for all purposes any Percentage Interest held by a transferee, assignee, beneficiary, or holder of a charging order who has not been admitted as a Member.</w:t>
-      </w:r>
-    </w:p>
-    <w:p>
-      <w:pPr>
-        <w:keepLines/>
-        <w:widowControl/>
-        <w:spacing w:after="160"/>
-        <w:jc w:val="both"/>
-      </w:pPr>
-      <w:r>
-        <w:rPr>
-          <w:rFonts w:ascii="Times New Roman" w:hAnsi="Times New Roman"/>
-          <w:sz w:val="24"/>
-          <w:szCs w:val="24"/>
-        </w:rPr>
-        <w:t xml:space="preserve">2.9 "Manager" means the person named in Section 5.1 and any successor designated under this Agreement.</w:t>
-      </w:r>
-    </w:p>
-    <w:p>
-      <w:pPr>
-        <w:keepLines/>
-        <w:widowControl/>
-        <w:spacing w:after="160"/>
-        <w:jc w:val="both"/>
-      </w:pPr>
-      <w:r>
-        <w:rPr>
-          <w:rFonts w:ascii="Times New Roman" w:hAnsi="Times New Roman"/>
-          <w:sz w:val="24"/>
-          <w:szCs w:val="24"/>
-        </w:rPr>
-        <w:t xml:space="preserve">2.10 "Member" means each person identified as a member on Exhibit A and each person admitted as a member in accordance with this Agreement, in each case until dissociated.</w:t>
-      </w:r>
-    </w:p>
-    <w:p>
-      <w:pPr>
-        <w:keepLines/>
-        <w:widowControl/>
-        <w:spacing w:after="160"/>
-        <w:jc w:val="both"/>
-      </w:pPr>
-      <w:r>
-        <w:rPr>
-          <w:rFonts w:ascii="Times New Roman" w:hAnsi="Times New Roman"/>
-          <w:sz w:val="24"/>
-          <w:szCs w:val="24"/>
-        </w:rPr>
-        <w:t xml:space="preserve">2.11 "Membership Interest" means a Member's entire interest in the Company, including the Member's interest in capital, profits, and distributions of the Company, and all rights of a member under the Act and this Agreement.</w:t>
-      </w:r>
-    </w:p>
-    <w:p>
-      <w:pPr>
-        <w:keepLines/>
-        <w:widowControl/>
-        <w:spacing w:after="160"/>
-        <w:jc w:val="both"/>
-      </w:pPr>
-      <w:r>
-        <w:rPr>
-          <w:rFonts w:ascii="Times New Roman" w:hAnsi="Times New Roman"/>
-          <w:sz w:val="24"/>
-          <w:szCs w:val="24"/>
-        </w:rPr>
-        <w:t xml:space="preserve">2.12 "Percentage Interest" means, as to each Member, the percentage or fractional interest set forth for that Member on Exhibit A, as adjusted from time to time under this Agreement. Membership interests are of a single class.</w:t>
-      </w:r>
-    </w:p>
-    <w:p>
-      <w:pPr>
-        <w:keepLines/>
-        <w:widowControl/>
-        <w:spacing w:after="160"/>
-        <w:jc w:val="both"/>
-      </w:pPr>
-      <w:r>
-        <w:rPr>
-          <w:rFonts w:ascii="Times New Roman" w:hAnsi="Times New Roman"/>
-          <w:sz w:val="24"/>
-          <w:szCs w:val="24"/>
-        </w:rPr>
-        <w:t xml:space="preserve">2.13 "Protected Series" or "PS" means a protected series of the Company established under s. 605.2201, Florida Statutes, and identified in a Series Exhibit.</w:t>
-      </w:r>
-    </w:p>
-    <w:p>
-      <w:pPr>
-        <w:keepLines/>
-        <w:widowControl/>
-        <w:spacing w:after="160"/>
-        <w:jc w:val="both"/>
-      </w:pPr>
-      <w:r>
-        <w:rPr>
-          <w:rFonts w:ascii="Times New Roman" w:hAnsi="Times New Roman"/>
-          <w:sz w:val="24"/>
-          <w:szCs w:val="24"/>
-        </w:rPr>
-        <w:t xml:space="preserve">2.14 "Protected Series Designation" means a designation of a protected series filed with the Department under s. 605.2201, Florida Statutes, as amended from time to time.</w:t>
-      </w:r>
-    </w:p>
-    <w:p>
-      <w:pPr>
-        <w:keepLines/>
-        <w:widowControl/>
-        <w:spacing w:after="160"/>
-        <w:jc w:val="both"/>
-      </w:pPr>
-      <w:r>
-        <w:rPr>
-          <w:rFonts w:ascii="Times New Roman" w:hAnsi="Times New Roman"/>
-          <w:sz w:val="24"/>
-          <w:szCs w:val="24"/>
-        </w:rPr>
-        <w:t xml:space="preserve">2.15 "Protected Series Manager" means the person responsible for management of a Protected Series under Section 5.2.</w:t>
-      </w:r>
-    </w:p>
-    <w:p>
-      <w:pPr>
-        <w:keepLines/>
-        <w:widowControl/>
-        <w:spacing w:after="160"/>
-        <w:jc w:val="both"/>
-      </w:pPr>
-      <w:r>
-        <w:rPr>
-          <w:rFonts w:ascii="Times New Roman" w:hAnsi="Times New Roman"/>
-          <w:sz w:val="24"/>
-          <w:szCs w:val="24"/>
-        </w:rPr>
-        <w:t xml:space="preserve">2.16 "Series Exhibit" means, for each Protected Series, the exhibit to this Agreement (each numbered PS-1, PS-2, and so on) setting forth the terms specific to that Protected Series, including its purpose, its capital, and its Associated Assets. Each Series Exhibit is a part of this Agreement.</w:t>
-      </w:r>
-    </w:p>
-    <w:p>
-      <w:pPr>
-        <w:keepLines/>
-        <w:widowControl/>
-        <w:spacing w:after="160"/>
-        <w:jc w:val="both"/>
-      </w:pPr>
-      <w:r>
-        <w:rPr>
-          <w:rFonts w:ascii="Times New Roman" w:hAnsi="Times New Roman"/>
-          <w:sz w:val="24"/>
-          <w:szCs w:val="24"/>
-        </w:rPr>
-        <w:t xml:space="preserve">2.17 "Transfer" means any assignment, transfer, conveyance, devise, gift, pledge, hypothecation, encumbrance, or other disposition, direct or indirect, voluntary or involuntary, in trust or otherwise, and as a verb has a corresponding meaning.</w:t>
+        <w:t xml:space="preserve">2.7 "Incapacitated" means, as to any person, that (a) a court of competent jurisdiction has determined the person to be incapacitated or has appointed a guardian of the person's property, or (b) two licensed physicians have certified in writing that the person is unable to manage the person's financial affairs. A person ceases to be Incapacitated upon a court order restoring capacity or a written certification by two licensed physicians that the person is again able to manage the person's financial affairs.</w:t>
+      </w:r>
+    </w:p>
+    <w:p>
+      <w:pPr>
+        <w:keepLines/>
+        <w:widowControl/>
+        <w:spacing w:after="160"/>
+        <w:jc w:val="both"/>
+      </w:pPr>
+      <w:r>
+        <w:rPr>
+          <w:rFonts w:ascii="Times New Roman" w:hAnsi="Times New Roman"/>
+          <w:sz w:val="24"/>
+          <w:szCs w:val="24"/>
+        </w:rPr>
+        <w:t xml:space="preserve">2.8 "Involuntary Transfer" means any Transfer by which a Member or transferee is deprived or divested of any right, title, or interest in a Membership Interest other than voluntarily, including (a) a Transfer to or for the benefit of a judgment creditor pursuant to court order, subject in all events to Section 10.6, (b) a Transfer in connection with reorganization, insolvency, bankruptcy, or receivership, (c) a Transfer to a public officer or agency under any abandoned-property or escheat law, and (d) a Transfer to a spouse or former spouse in connection with dissolution of marriage or marital separation.</w:t>
+      </w:r>
+    </w:p>
+    <w:p>
+      <w:pPr>
+        <w:keepLines/>
+        <w:widowControl/>
+        <w:spacing w:after="160"/>
+        <w:jc w:val="both"/>
+      </w:pPr>
+      <w:r>
+        <w:rPr>
+          <w:rFonts w:ascii="Times New Roman" w:hAnsi="Times New Roman"/>
+          <w:sz w:val="24"/>
+          <w:szCs w:val="24"/>
+        </w:rPr>
+        <w:t xml:space="preserve">2.9 "Majority in Interest" means one or more Members holding, in the aggregate, more than fifty percent (50%) of the Percentage Interests then held by Members, excluding for all purposes any Percentage Interest held by a transferee, assignee, beneficiary, or holder of a charging order who has not been admitted as a Member.</w:t>
+      </w:r>
+    </w:p>
+    <w:p>
+      <w:pPr>
+        <w:keepLines/>
+        <w:widowControl/>
+        <w:spacing w:after="160"/>
+        <w:jc w:val="both"/>
+      </w:pPr>
+      <w:r>
+        <w:rPr>
+          <w:rFonts w:ascii="Times New Roman" w:hAnsi="Times New Roman"/>
+          <w:sz w:val="24"/>
+          <w:szCs w:val="24"/>
+        </w:rPr>
+        <w:t xml:space="preserve">2.10 "Manager" means the person named in Section 5.1 and any successor designated under this Agreement.</w:t>
+      </w:r>
+    </w:p>
+    <w:p>
+      <w:pPr>
+        <w:keepLines/>
+        <w:widowControl/>
+        <w:spacing w:after="160"/>
+        <w:jc w:val="both"/>
+      </w:pPr>
+      <w:r>
+        <w:rPr>
+          <w:rFonts w:ascii="Times New Roman" w:hAnsi="Times New Roman"/>
+          <w:sz w:val="24"/>
+          <w:szCs w:val="24"/>
+        </w:rPr>
+        <w:t xml:space="preserve">2.11 "Member" means each person identified as a member on Exhibit A and each person admitted as a member in accordance with this Agreement, in each case until dissociated.</w:t>
+      </w:r>
+    </w:p>
+    <w:p>
+      <w:pPr>
+        <w:keepLines/>
+        <w:widowControl/>
+        <w:spacing w:after="160"/>
+        <w:jc w:val="both"/>
+      </w:pPr>
+      <w:r>
+        <w:rPr>
+          <w:rFonts w:ascii="Times New Roman" w:hAnsi="Times New Roman"/>
+          <w:sz w:val="24"/>
+          <w:szCs w:val="24"/>
+        </w:rPr>
+        <w:t xml:space="preserve">2.12 "Membership Interest" means a Member's entire interest in the Company, including the Member's interest in capital, profits, and distributions of the Company, and all rights of a member under the Act and this Agreement.</w:t>
+      </w:r>
+    </w:p>
+    <w:p>
+      <w:pPr>
+        <w:keepLines/>
+        <w:widowControl/>
+        <w:spacing w:after="160"/>
+        <w:jc w:val="both"/>
+      </w:pPr>
+      <w:r>
+        <w:rPr>
+          <w:rFonts w:ascii="Times New Roman" w:hAnsi="Times New Roman"/>
+          <w:sz w:val="24"/>
+          <w:szCs w:val="24"/>
+        </w:rPr>
+        <w:t xml:space="preserve">2.13 "Percentage Interest" means, as to each Member, the percentage or fractional interest set forth for that Member on Exhibit A, as adjusted from time to time under this Agreement. Membership interests are of a single class.</w:t>
+      </w:r>
+    </w:p>
+    <w:p>
+      <w:pPr>
+        <w:keepLines/>
+        <w:widowControl/>
+        <w:spacing w:after="160"/>
+        <w:jc w:val="both"/>
+      </w:pPr>
+      <w:r>
+        <w:rPr>
+          <w:rFonts w:ascii="Times New Roman" w:hAnsi="Times New Roman"/>
+          <w:sz w:val="24"/>
+          <w:szCs w:val="24"/>
+        </w:rPr>
+        <w:t xml:space="preserve">2.14 "Protected Series" or "PS" means a protected series of the Company established under s. 605.2201, Florida Statutes, and identified in a Series Exhibit.</w:t>
+      </w:r>
+    </w:p>
+    <w:p>
+      <w:pPr>
+        <w:keepLines/>
+        <w:widowControl/>
+        <w:spacing w:after="160"/>
+        <w:jc w:val="both"/>
+      </w:pPr>
+      <w:r>
+        <w:rPr>
+          <w:rFonts w:ascii="Times New Roman" w:hAnsi="Times New Roman"/>
+          <w:sz w:val="24"/>
+          <w:szCs w:val="24"/>
+        </w:rPr>
+        <w:t xml:space="preserve">2.15 "Protected Series Designation" means a designation of a protected series filed with the Department under s. 605.2201, Florida Statutes, as amended from time to time.</w:t>
+      </w:r>
+    </w:p>
+    <w:p>
+      <w:pPr>
+        <w:keepLines/>
+        <w:widowControl/>
+        <w:spacing w:after="160"/>
+        <w:jc w:val="both"/>
+      </w:pPr>
+      <w:r>
+        <w:rPr>
+          <w:rFonts w:ascii="Times New Roman" w:hAnsi="Times New Roman"/>
+          <w:sz w:val="24"/>
+          <w:szCs w:val="24"/>
+        </w:rPr>
+        <w:t xml:space="preserve">2.16 "Protected Series Manager" means the person responsible for management of a Protected Series under Section 5.2.</w:t>
+      </w:r>
+    </w:p>
+    <w:p>
+      <w:pPr>
+        <w:keepLines/>
+        <w:widowControl/>
+        <w:spacing w:after="160"/>
+        <w:jc w:val="both"/>
+      </w:pPr>
+      <w:r>
+        <w:rPr>
+          <w:rFonts w:ascii="Times New Roman" w:hAnsi="Times New Roman"/>
+          <w:sz w:val="24"/>
+          <w:szCs w:val="24"/>
+        </w:rPr>
+        <w:t xml:space="preserve">2.17 "Series Exhibit" means, for each Protected Series, the exhibit to this Agreement (each numbered PS-1, PS-2, and so on) setting forth the terms specific to that Protected Series, including its purpose, its capital, and its Associated Assets. Each Series Exhibit is a part of this Agreement.</w:t>
+      </w:r>
+    </w:p>
+    <w:p>
+      <w:pPr>
+        <w:keepLines/>
+        <w:widowControl/>
+        <w:spacing w:after="160"/>
+        <w:jc w:val="both"/>
+      </w:pPr>
+      <w:r>
+        <w:rPr>
+          <w:rFonts w:ascii="Times New Roman" w:hAnsi="Times New Roman"/>
+          <w:sz w:val="24"/>
+          <w:szCs w:val="24"/>
+        </w:rPr>
+        <w:t xml:space="preserve">2.18 "Transfer" means any assignment, transfer, conveyance, devise, gift, pledge, hypothecation, encumbrance, or other disposition, direct or indirect, voluntary or involuntary, in trust or otherwise, and as a verb has a corresponding meaning.</w:t>
       </w:r>
     </w:p>
     <w:p>
@@ -1272,6 +1288,22 @@
       <w:r>
         <w:rPr>
           <w:rFonts w:ascii="Times New Roman" w:hAnsi="Times New Roman"/>
+          <w:sz w:val="24"/>
+          <w:szCs w:val="24"/>
+        </w:rPr>
+        <w:t xml:space="preserve">4.12 Incapacity of a Member. While a Member is Incapacitated, that Member's rights under this Agreement — including the right to vote, to consent, and to sign any instrument — are exercised by the Member's agent under a durable power of attorney conferring that authority or, if there is none, by the Member's court-appointed guardian. The Company, the Manager, and the other Members may rely on a certified copy of the power of attorney or of the letters of guardianship without further inquiry.</w:t>
+      </w:r>
+    </w:p>
+    <w:p>
+      <w:pPr>
+        <w:keepLines/>
+        <w:widowControl/>
+        <w:spacing w:after="160"/>
+        <w:jc w:val="both"/>
+      </w:pPr>
+      <w:r>
+        <w:rPr>
+          <w:rFonts w:ascii="Times New Roman" w:hAnsi="Times New Roman"/>
           <w:b/>
           <w:sz w:val="24"/>
           <w:szCs w:val="24"/>
@@ -1292,7 +1324,7 @@
           <w:sz w:val="24"/>
           <w:szCs w:val="24"/>
         </w:rPr>
-        <w:t xml:space="preserve">5.1 Manager-Managed; the Manager. The Company is manager-managed as provided in its Articles of Organization and this Agreement. [MANAGER APPOINTMENT] If more than one person is serving as Manager, every act, approval, consent, decision, or determination of the Manager under this Agreement requires the approval of a majority of the Managers then serving, and no Manager acting alone has actual authority to act for the Company or for any Protected Series. Anything required to be delivered to the Manager may be delivered to any Manager, and a covenant, restriction, or standard of conduct stated in this Agreement as applying to the Manager applies to each Manager individually. This Section governs among the Members and the Managers; it does not affect the agency rights of a Manager under s. 605.04074(2)(b), Florida Statutes, as to a person who dealt with the Manager without knowledge or notice that the Manager lacked authority. A Manager need not be a Member. A Manager serves until that Manager's resignation, removal, death, or incapacity. If a Manager ceases to serve as Manager for any reason, the remaining Managers shall continue to serve. A Manager may be removed, with or without cause, and a successor or additional Manager may be appointed, by a Majority in Interest, evidenced by a signed writing delivered to the Company.</w:t>
+        <w:t xml:space="preserve">5.1 Manager-Managed; the Manager. The Company is manager-managed as provided in its Articles of Organization and this Agreement. [MANAGER APPOINTMENT] If more than one person is serving as Manager, every act, approval, consent, decision, or determination of the Manager under this Agreement requires the approval of a majority of the Managers then serving, and no Manager acting alone has actual authority to act for the Company or for any Protected Series. Anything required to be delivered to the Manager may be delivered to any Manager, and a covenant, restriction, or standard of conduct stated in this Agreement as applying to the Manager applies to each Manager individually. This Section governs among the Members and the Managers; it does not affect the agency rights of a Manager under s. 605.04074(2)(b), Florida Statutes, as to a person who dealt with the Manager without knowledge or notice that the Manager lacked authority. A Manager need not be a Member. A Manager serves until that Manager's resignation, removal, death, or Incapacity. If a Manager ceases to serve as Manager for any reason, the remaining Managers shall continue to serve. A Manager may be removed, with or without cause, and a successor or additional Manager may be appointed, by a Majority in Interest, evidenced by a signed writing delivered to the Company.</w:t>
       </w:r>
     </w:p>
     <w:p>

--- a/docs/word/FPSLLC Redline - Manager-Managed Partnership vs S Corporation.docx
+++ b/docs/word/FPSLLC Redline - Manager-Managed Partnership vs S Corporation.docx
@@ -1548,7 +1548,7 @@
           <w:sz w:val="24"/>
           <w:szCs w:val="24"/>
         </w:rPr>
-        <w:t xml:space="preserve">5.6 Indemnification. The Company shall indemnify the Manager, and each Protected Series shall indemnify its Protected Series Manager, to the fullest extent permitted by the Act, against losses, claims, and expenses (including reasonable attorney's fees) incurred by reason of service in that capacity, except to the extent arising from conduct for which exoneration is prohibited by the Act; provided, that any indemnification obligation relating to the activities of a particular Protected Series is an Associated Liability of that Protected Series, payable solely from its Associated Assets, and any indemnification obligation relating to the activities of the Company generally is payable solely from the Associated Assets of the Company.</w:t>
+        <w:t xml:space="preserve">5.6 Indemnification. The Company shall indemnify the Manager, and each Protected Series shall indemnify its Protected Series Manager, to the fullest extent permitted by the Act, against losses, claims, and expenses (including reasonable attorney's fees) incurred by reason of service in that capacity, except to the extent arising from conduct for which exoneration is prohibited by the Act or from an act exceeding the authority conferred by Section 5.4; provided, that any indemnification obligation relating to the activities of a particular Protected Series is an Associated Liability of that Protected Series, payable solely from its Associated Assets, and any indemnification obligation relating to the activities of the Company generally is payable solely from the Associated Assets of the Company. A Manager who exceeds the authority conferred by Section 5.4 is liable to the Company or the affected Protected Series for any loss caused by that act, and the Company or Protected Series is entitled to indemnity from that Manager.</w:t>
       </w:r>
     </w:p>
     <w:p>
@@ -1580,7 +1580,7 @@
           <w:sz w:val="24"/>
           <w:szCs w:val="24"/>
         </w:rPr>
-        <w:t xml:space="preserve">5.8 Statement of Authority. With the consent of all Members required by Section 5.4(i), the Manager may cause the Company to file with the Department a statement of authority under s. 605.0302, Florida Statutes, stating the authority, or the limitations on the authority, of the Manager, of any Protected Series Manager, or of any person holding a specified position, to transfer or encumber real property held in the name of the Company or of a Protected Series, and may cause a certified copy of that statement to be recorded in the official records of any county in which the real property is located. A statement so filed shall be consistent with this Agreement, and shall be amended or cancelled as necessary to keep it accurate.</w:t>
+        <w:t xml:space="preserve">5.8 Statement of Authority. With the consent of all Members required by Section 5.4(i), the Manager may cause the Company to file with the Department a statement of authority under s. 605.0302, Florida Statutes, stating the authority, or the limitations on the authority, of the Manager, of any Protected Series Manager, or of any person holding a specified position, to transfer or encumber real property held in the name of the Company or of a Protected Series, and may cause a certified copy of that statement to be recorded in the official records of any county in which the real property is located. A statement so filed shall be consistent with this Agreement, and shall be amended or cancelled as necessary to keep it accurate. The limitations in Section 5.4 apply to the Manager whether or not a statement of authority is filed or recorded.</w:t>
       </w:r>
     </w:p>
     <w:p>

--- a/docs/word/FPSLLC Redline - Manager-Managed Partnership vs S Corporation.docx
+++ b/docs/word/FPSLLC Redline - Manager-Managed Partnership vs S Corporation.docx
@@ -3882,7 +3882,7 @@
           <w:sz w:val="24"/>
           <w:szCs w:val="24"/>
         </w:rPr>
-        <w:t xml:space="preserve">12.2 No Association with a Protected Series. No Member may be associated with a Protected Series. A Protected Series may not be established with, and may not admit, an Associated Member. Any amendment permitting Associated Members may cause each Protected Series to be treated as an entity separate from the Company for federal income tax purposes, with its own filing obligations, and may terminate any election the Company has made.</w:t>
+        <w:t xml:space="preserve">12.2 No Association with a Protected Series. No Member may be associated with a Protected Series. A Protected Series may not be established with, and may not admit, an Associated Member.</w:t>
       </w:r>
     </w:p>
     <w:p>

--- a/docs/word/FPSLLC Redline - Manager-Managed Partnership vs S Corporation.docx
+++ b/docs/word/FPSLLC Redline - Manager-Managed Partnership vs S Corporation.docx
@@ -5366,8 +5366,7 @@
     <w:pPrDefault>
       <w:pPr>
         <w:widowControl/>
-        <w:keepLines/>
-        <w:spacing w:after="160"/>
+        <w:spacing w:after="200" w:line="276" w:lineRule="auto"/>
         <w:jc w:val="both"/>
       </w:pPr>
     </w:pPrDefault>
@@ -5382,7 +5381,7 @@
       <w:keepNext/>
       <w:keepLines/>
       <w:widowControl/>
-      <w:spacing w:before="240" w:after="0"/>
+      <w:spacing w:before="240" w:after="200"/>
     </w:pPr>
     <w:rPr>
       <w:rFonts w:ascii="Times New Roman" w:hAnsi="Times New Roman"/>
@@ -5397,7 +5396,7 @@
       <w:keepNext/>
       <w:keepLines/>
       <w:widowControl/>
-      <w:spacing w:before="240" w:after="0"/>
+      <w:spacing w:before="240" w:after="200"/>
     </w:pPr>
     <w:rPr>
       <w:rFonts w:ascii="Times New Roman" w:hAnsi="Times New Roman"/>
@@ -5412,7 +5411,7 @@
       <w:keepNext/>
       <w:keepLines/>
       <w:widowControl/>
-      <w:spacing w:before="240" w:after="0"/>
+      <w:spacing w:before="240" w:after="200"/>
     </w:pPr>
     <w:rPr>
       <w:rFonts w:ascii="Times New Roman" w:hAnsi="Times New Roman"/>

--- a/docs/word/FPSLLC Redline - Manager-Managed Partnership vs S Corporation.docx
+++ b/docs/word/FPSLLC Redline - Manager-Managed Partnership vs S Corporation.docx
@@ -62,7 +62,7 @@
           <w:sz w:val="24"/>
           <w:szCs w:val="24"/>
         </w:rPr>
-        <w:t xml:space="preserve">209 paragraphs identical · 15 changed · 0 only in the first · 7 only in the second</w:t>
+        <w:t xml:space="preserve">205 paragraphs identical · 15 changed · 0 only in the first · 7 only in the second</w:t>
       </w:r>
     </w:p>
     <w:p>
@@ -4724,39 +4724,7 @@
           <w:sz w:val="24"/>
           <w:szCs w:val="24"/>
         </w:rPr>
-        <w:t xml:space="preserve">| [MEMBER 1] | [ADDRESS] | [___]% | $[AMOUNT] [and/or described property] | [DATE] |</w:t>
-      </w:r>
-    </w:p>
-    <w:p>
-      <w:pPr>
-        <w:keepLines/>
-        <w:widowControl/>
-        <w:spacing w:after="160"/>
-        <w:jc w:val="both"/>
-      </w:pPr>
-      <w:r>
-        <w:rPr>
-          <w:rFonts w:ascii="Times New Roman" w:hAnsi="Times New Roman"/>
-          <w:sz w:val="24"/>
-          <w:szCs w:val="24"/>
-        </w:rPr>
-        <w:t xml:space="preserve">| [MEMBER 2] | [ADDRESS] | [___]% | $[AMOUNT] [and/or described property] | [DATE] |</w:t>
-      </w:r>
-    </w:p>
-    <w:p>
-      <w:pPr>
-        <w:keepLines/>
-        <w:widowControl/>
-        <w:spacing w:after="160"/>
-        <w:jc w:val="both"/>
-      </w:pPr>
-      <w:r>
-        <w:rPr>
-          <w:rFonts w:ascii="Times New Roman" w:hAnsi="Times New Roman"/>
-          <w:sz w:val="24"/>
-          <w:szCs w:val="24"/>
-        </w:rPr>
-        <w:t xml:space="preserve">| [MEMBER 3] | [ADDRESS] | [___]% | $[AMOUNT] [and/or described property] | [DATE] |</w:t>
+        <w:t xml:space="preserve">| [MEMBER NAME] | [MEMBER ADDRESS] | [MEMBER SHARE] | [MEMBER CONTRIBUTION] | [MEMBER DATE] |</w:t>
       </w:r>
     </w:p>
     <w:p>
@@ -4836,39 +4804,7 @@
           <w:sz w:val="24"/>
           <w:szCs w:val="24"/>
         </w:rPr>
-        <w:t xml:space="preserve">| [MEMBER 1] | [NAME(S) / None] |</w:t>
-      </w:r>
-    </w:p>
-    <w:p>
-      <w:pPr>
-        <w:keepLines/>
-        <w:widowControl/>
-        <w:spacing w:after="160"/>
-        <w:jc w:val="both"/>
-      </w:pPr>
-      <w:r>
-        <w:rPr>
-          <w:rFonts w:ascii="Times New Roman" w:hAnsi="Times New Roman"/>
-          <w:sz w:val="24"/>
-          <w:szCs w:val="24"/>
-        </w:rPr>
-        <w:t xml:space="preserve">| [MEMBER 2] | [NAME(S) / None] |</w:t>
-      </w:r>
-    </w:p>
-    <w:p>
-      <w:pPr>
-        <w:keepLines/>
-        <w:widowControl/>
-        <w:spacing w:after="160"/>
-        <w:jc w:val="both"/>
-      </w:pPr>
-      <w:r>
-        <w:rPr>
-          <w:rFonts w:ascii="Times New Roman" w:hAnsi="Times New Roman"/>
-          <w:sz w:val="24"/>
-          <w:szCs w:val="24"/>
-        </w:rPr>
-        <w:t xml:space="preserve">| [MEMBER 3] | [NAME(S) / None] |</w:t>
+        <w:t xml:space="preserve">| [MEMBER NAME] | [MEMBER TOD] |</w:t>
       </w:r>
     </w:p>
     <w:p>

--- a/docs/word/FPSLLC Redline - Manager-Managed Partnership vs S Corporation.docx
+++ b/docs/word/FPSLLC Redline - Manager-Managed Partnership vs S Corporation.docx
@@ -62,7 +62,7 @@
           <w:sz w:val="24"/>
           <w:szCs w:val="24"/>
         </w:rPr>
-        <w:t xml:space="preserve">205 paragraphs identical · 15 changed · 0 only in the first · 7 only in the second</w:t>
+        <w:t xml:space="preserve">201 paragraphs identical · 15 changed · 0 only in the first · 7 only in the second</w:t>
       </w:r>
     </w:p>
     <w:p>
@@ -1115,7 +1115,7 @@
           <w:sz w:val="24"/>
           <w:szCs w:val="24"/>
         </w:rPr>
-        <w:t xml:space="preserve">4.3 Voting. Each Member votes in proportion to the Member's Percentage Interest on matters as to which Members are entitled to vote or consent at the Company level. Except where this Agreement or a non-variable provision of the Act requires a greater vote, the act of a Majority in Interest constitutes the act of the Members. A Membership Interest owned by spouses as tenants by the entireties shall be voted only by the consensus of both spouses; neither spouse acting alone may vote the interest except as the other spouse's attorney-in-fact under a duly executed power of attorney.</w:t>
+        <w:t xml:space="preserve">4.3 Voting. Each Member votes in proportion to the Member's Percentage Interest on matters as to which Members are entitled to vote or consent at the Company level. Except where this Agreement or a non-variable provision of the Act requires a greater vote, the act of a Majority in Interest constitutes the act of the Members. A Membership Interest owned by spouses as tenants by the entirety shall be voted only by the consensus of both spouses; neither spouse acting alone may vote the interest except as the other spouse's attorney-in-fact under a duly executed power of attorney.</w:t>
       </w:r>
     </w:p>
     <w:p>
@@ -4547,7 +4547,425 @@
           <w:sz w:val="24"/>
           <w:szCs w:val="24"/>
         </w:rPr>
-        <w:t xml:space="preserve">[MEMBER 1 NAME]</w:t>
+        <w:t xml:space="preserve">[SIGNATORY NAME]</w:t>
+      </w:r>
+    </w:p>
+    <w:p>
+      <w:pPr>
+        <w:keepLines/>
+        <w:widowControl/>
+        <w:spacing w:after="160"/>
+        <w:jc w:val="both"/>
+      </w:pPr>
+      <w:r>
+        <w:rPr>
+          <w:rFonts w:ascii="Times New Roman" w:hAnsi="Times New Roman"/>
+          <w:sz w:val="24"/>
+          <w:szCs w:val="24"/>
+        </w:rPr>
+        <w:t xml:space="preserve">ACKNOWLEDGED AND AGREED BY MANAGER:</w:t>
+      </w:r>
+    </w:p>
+    <w:p>
+      <w:pPr>
+        <w:keepLines/>
+        <w:widowControl/>
+        <w:spacing w:after="160"/>
+        <w:jc w:val="both"/>
+      </w:pPr>
+      <w:r>
+        <w:rPr>
+          <w:rFonts w:ascii="Times New Roman" w:hAnsi="Times New Roman"/>
+          <w:sz w:val="24"/>
+          <w:szCs w:val="24"/>
+        </w:rPr>
+        <w:t xml:space="preserve">[MANAGER SIGNATURE BLOCKS]</w:t>
+      </w:r>
+    </w:p>
+    <w:p>
+      <w:pPr>
+        <w:keepLines/>
+        <w:widowControl/>
+        <w:spacing w:after="160"/>
+        <w:jc w:val="both"/>
+      </w:pPr>
+      <w:r>
+        <w:rPr>
+          <w:rFonts w:ascii="Times New Roman" w:hAnsi="Times New Roman"/>
+          <w:b/>
+          <w:sz w:val="24"/>
+          <w:szCs w:val="24"/>
+        </w:rPr>
+        <w:t xml:space="preserve">EXHIBIT A — MEMBERS; PERCENTAGE INTERESTS; CONTRIBUTIONS; TOD DESIGNATIONS</w:t>
+      </w:r>
+    </w:p>
+    <w:p>
+      <w:pPr>
+        <w:keepLines/>
+        <w:widowControl/>
+        <w:spacing w:after="160"/>
+        <w:jc w:val="both"/>
+      </w:pPr>
+      <w:r>
+        <w:rPr>
+          <w:rFonts w:ascii="Times New Roman" w:hAnsi="Times New Roman"/>
+          <w:sz w:val="24"/>
+          <w:szCs w:val="24"/>
+        </w:rPr>
+        <w:t xml:space="preserve">Company: [COMPANY NAME], LLC</w:t>
+      </w:r>
+    </w:p>
+    <w:p>
+      <w:pPr>
+        <w:keepLines/>
+        <w:widowControl/>
+        <w:spacing w:after="160"/>
+        <w:jc w:val="both"/>
+      </w:pPr>
+      <w:r>
+        <w:rPr>
+          <w:rFonts w:ascii="Times New Roman" w:hAnsi="Times New Roman"/>
+          <w:sz w:val="24"/>
+          <w:szCs w:val="24"/>
+        </w:rPr>
+        <w:t xml:space="preserve">| Member name | Address | Percentage Interest | Initial contribution to the Company | Date |</w:t>
+      </w:r>
+    </w:p>
+    <w:p>
+      <w:pPr>
+        <w:keepLines/>
+        <w:widowControl/>
+        <w:spacing w:after="160"/>
+        <w:jc w:val="both"/>
+      </w:pPr>
+      <w:r>
+        <w:rPr>
+          <w:rFonts w:ascii="Times New Roman" w:hAnsi="Times New Roman"/>
+          <w:sz w:val="24"/>
+          <w:szCs w:val="24"/>
+        </w:rPr>
+        <w:t xml:space="preserve">|---|---|---|---|---|</w:t>
+      </w:r>
+    </w:p>
+    <w:p>
+      <w:pPr>
+        <w:keepLines/>
+        <w:widowControl/>
+        <w:spacing w:after="160"/>
+        <w:jc w:val="both"/>
+      </w:pPr>
+      <w:r>
+        <w:rPr>
+          <w:rFonts w:ascii="Times New Roman" w:hAnsi="Times New Roman"/>
+          <w:sz w:val="24"/>
+          <w:szCs w:val="24"/>
+        </w:rPr>
+        <w:t xml:space="preserve">| [MEMBER NAME]&lt;!-- if:holding --&gt; as [HOLDING]&lt;!-- /if --&gt; | [MEMBER ADDRESS] | [MEMBER SHARE] | [MEMBER CONTRIBUTION] | [MEMBER DATE] |</w:t>
+      </w:r>
+    </w:p>
+    <w:p>
+      <w:pPr>
+        <w:keepLines/>
+        <w:widowControl/>
+        <w:spacing w:after="160"/>
+        <w:jc w:val="both"/>
+      </w:pPr>
+      <w:r>
+        <w:rPr>
+          <w:rFonts w:ascii="Times New Roman" w:hAnsi="Times New Roman"/>
+          <w:sz w:val="24"/>
+          <w:szCs w:val="24"/>
+        </w:rPr>
+        <w:t xml:space="preserve">| Total | | 100% | | |</w:t>
+      </w:r>
+    </w:p>
+    <w:p>
+      <w:pPr>
+        <w:keepLines/>
+        <w:widowControl/>
+        <w:spacing w:after="160"/>
+        <w:jc w:val="both"/>
+      </w:pPr>
+      <w:r>
+        <w:rPr>
+          <w:rFonts w:ascii="Times New Roman" w:hAnsi="Times New Roman"/>
+          <w:sz w:val="24"/>
+          <w:szCs w:val="24"/>
+        </w:rPr>
+        <w:t xml:space="preserve">Transfer on Death designations (ss. 711.50–711.512, Fla. Stat.):</w:t>
+      </w:r>
+    </w:p>
+    <w:p>
+      <w:pPr>
+        <w:keepLines/>
+        <w:widowControl/>
+        <w:spacing w:after="160"/>
+        <w:jc w:val="both"/>
+      </w:pPr>
+      <w:r>
+        <w:rPr>
+          <w:rFonts w:ascii="Times New Roman" w:hAnsi="Times New Roman"/>
+          <w:sz w:val="24"/>
+          <w:szCs w:val="24"/>
+        </w:rPr>
+        <w:t xml:space="preserve">| Designating Member | TOD beneficiary (any person or entity) |</w:t>
+      </w:r>
+    </w:p>
+    <w:p>
+      <w:pPr>
+        <w:keepLines/>
+        <w:widowControl/>
+        <w:spacing w:after="160"/>
+        <w:jc w:val="both"/>
+      </w:pPr>
+      <w:r>
+        <w:rPr>
+          <w:rFonts w:ascii="Times New Roman" w:hAnsi="Times New Roman"/>
+          <w:sz w:val="24"/>
+          <w:szCs w:val="24"/>
+        </w:rPr>
+        <w:t xml:space="preserve">|---|---|</w:t>
+      </w:r>
+    </w:p>
+    <w:p>
+      <w:pPr>
+        <w:keepLines/>
+        <w:widowControl/>
+        <w:spacing w:after="160"/>
+        <w:jc w:val="both"/>
+      </w:pPr>
+      <w:r>
+        <w:rPr>
+          <w:rFonts w:ascii="Times New Roman" w:hAnsi="Times New Roman"/>
+          <w:sz w:val="24"/>
+          <w:szCs w:val="24"/>
+        </w:rPr>
+        <w:t xml:space="preserve">| [MEMBER NAME] | [MEMBER TOD] |</w:t>
+      </w:r>
+    </w:p>
+    <w:p>
+      <w:pPr>
+        <w:keepLines/>
+        <w:widowControl/>
+        <w:spacing w:after="160"/>
+        <w:jc w:val="both"/>
+      </w:pPr>
+      <w:r>
+        <w:rPr>
+          <w:rFonts w:ascii="Times New Roman" w:hAnsi="Times New Roman"/>
+          <w:sz w:val="24"/>
+          <w:szCs w:val="24"/>
+        </w:rPr>
+        <w:t xml:space="preserve">If no beneficiary is designated, or a designation fails, the Member's interest passes as provided by law, subject to this Agreement.</w:t>
+      </w:r>
+    </w:p>
+    <w:p>
+      <w:pPr>
+        <w:keepLines/>
+        <w:widowControl/>
+        <w:spacing w:after="160"/>
+        <w:jc w:val="both"/>
+      </w:pPr>
+      <w:r>
+        <w:rPr>
+          <w:rFonts w:ascii="Times New Roman" w:hAnsi="Times New Roman"/>
+          <w:b/>
+          <w:sz w:val="24"/>
+          <w:szCs w:val="24"/>
+        </w:rPr>
+        <w:t xml:space="preserve">SERIES EXHIBIT PS-[N]</w:t>
+      </w:r>
+    </w:p>
+    <w:p>
+      <w:pPr>
+        <w:keepLines/>
+        <w:widowControl/>
+        <w:spacing w:after="160"/>
+        <w:jc w:val="both"/>
+      </w:pPr>
+      <w:r>
+        <w:rPr>
+          <w:rFonts w:ascii="Times New Roman" w:hAnsi="Times New Roman"/>
+          <w:sz w:val="24"/>
+          <w:szCs w:val="24"/>
+        </w:rPr>
+        <w:t xml:space="preserve">Protected Series name (exactly as filed with the Department):</w:t>
+      </w:r>
+    </w:p>
+    <w:p>
+      <w:pPr>
+        <w:keepLines/>
+        <w:widowControl/>
+        <w:spacing w:after="160"/>
+        <w:jc w:val="both"/>
+      </w:pPr>
+      <w:r>
+        <w:rPr>
+          <w:rFonts w:ascii="Times New Roman" w:hAnsi="Times New Roman"/>
+          <w:sz w:val="24"/>
+          <w:szCs w:val="24"/>
+        </w:rPr>
+        <w:t xml:space="preserve">[COMPANY NAME], LLC - PS [N]</w:t>
+      </w:r>
+    </w:p>
+    <w:p>
+      <w:pPr>
+        <w:keepLines/>
+        <w:widowControl/>
+        <w:spacing w:after="160"/>
+        <w:jc w:val="both"/>
+      </w:pPr>
+      <w:r>
+        <w:rPr>
+          <w:rFonts w:ascii="Times New Roman" w:hAnsi="Times New Roman"/>
+          <w:sz w:val="24"/>
+          <w:szCs w:val="24"/>
+        </w:rPr>
+        <w:t xml:space="preserve">| Item | Terms |</w:t>
+      </w:r>
+    </w:p>
+    <w:p>
+      <w:pPr>
+        <w:keepLines/>
+        <w:widowControl/>
+        <w:spacing w:after="160"/>
+        <w:jc w:val="both"/>
+      </w:pPr>
+      <w:r>
+        <w:rPr>
+          <w:rFonts w:ascii="Times New Roman" w:hAnsi="Times New Roman"/>
+          <w:sz w:val="24"/>
+          <w:szCs w:val="24"/>
+        </w:rPr>
+        <w:t xml:space="preserve">|---|---|</w:t>
+      </w:r>
+    </w:p>
+    <w:p>
+      <w:pPr>
+        <w:keepLines/>
+        <w:widowControl/>
+        <w:spacing w:after="160"/>
+        <w:jc w:val="both"/>
+      </w:pPr>
+      <w:r>
+        <w:rPr>
+          <w:rFonts w:ascii="Times New Roman" w:hAnsi="Times New Roman"/>
+          <w:sz w:val="24"/>
+          <w:szCs w:val="24"/>
+        </w:rPr>
+        <w:t xml:space="preserve">| Purpose of this Protected Series | [PURPOSE — e.g., "to acquire, own, lease, and manage the real property located at ___" or "any lawful business"] |</w:t>
+      </w:r>
+    </w:p>
+    <w:p>
+      <w:pPr>
+        <w:keepLines/>
+        <w:widowControl/>
+        <w:spacing w:after="160"/>
+        <w:jc w:val="both"/>
+      </w:pPr>
+      <w:r>
+        <w:rPr>
+          <w:rFonts w:ascii="Times New Roman" w:hAnsi="Times New Roman"/>
+          <w:sz w:val="24"/>
+          <w:szCs w:val="24"/>
+        </w:rPr>
+        <w:t xml:space="preserve">| Owner of this Protected Series | The Company. This Protected Series has no Associated Members (ss. 605.2302(1), 605.2303(2), Fla. Stat.). |</w:t>
+      </w:r>
+    </w:p>
+    <w:p>
+      <w:pPr>
+        <w:keepLines/>
+        <w:widowControl/>
+        <w:spacing w:after="160"/>
+        <w:jc w:val="both"/>
+      </w:pPr>
+      <w:r>
+        <w:rPr>
+          <w:rFonts w:ascii="Times New Roman" w:hAnsi="Times New Roman"/>
+          <w:sz w:val="24"/>
+          <w:szCs w:val="24"/>
+        </w:rPr>
+        <w:t xml:space="preserve">| Protected Series Manager | [Same as Company Manager / NAME] |</w:t>
+      </w:r>
+    </w:p>
+    <w:p>
+      <w:pPr>
+        <w:keepLines/>
+        <w:widowControl/>
+        <w:spacing w:after="160"/>
+        <w:jc w:val="both"/>
+      </w:pPr>
+      <w:r>
+        <w:rPr>
+          <w:rFonts w:ascii="Times New Roman" w:hAnsi="Times New Roman"/>
+          <w:sz w:val="24"/>
+          <w:szCs w:val="24"/>
+        </w:rPr>
+        <w:t xml:space="preserve">| Contributions to this Protected Series | By the Company: $[AMOUNT] on [DATE] [and/or described property] |</w:t>
+      </w:r>
+    </w:p>
+    <w:p>
+      <w:pPr>
+        <w:keepLines/>
+        <w:widowControl/>
+        <w:spacing w:after="160"/>
+        <w:jc w:val="both"/>
+      </w:pPr>
+      <w:r>
+        <w:rPr>
+          <w:rFonts w:ascii="Times New Roman" w:hAnsi="Times New Roman"/>
+          <w:sz w:val="24"/>
+          <w:szCs w:val="24"/>
+        </w:rPr>
+        <w:t xml:space="preserve">| Initial Associated Assets | As set forth on the Asset Schedule attached to this Series Exhibit and completed by the Member(s), together with the records maintained under Article 8. |</w:t>
+      </w:r>
+    </w:p>
+    <w:p>
+      <w:pPr>
+        <w:keepLines/>
+        <w:widowControl/>
+        <w:spacing w:after="160"/>
+        <w:jc w:val="both"/>
+      </w:pPr>
+      <w:r>
+        <w:rPr>
+          <w:rFonts w:ascii="Times New Roman" w:hAnsi="Times New Roman"/>
+          <w:sz w:val="24"/>
+          <w:szCs w:val="24"/>
+        </w:rPr>
+        <w:t xml:space="preserve">| Special terms (if any) | [None / variations from the base Agreement — may not vary Article 8 or non-variable provisions of the Act] |</w:t>
+      </w:r>
+    </w:p>
+    <w:p>
+      <w:pPr>
+        <w:keepLines/>
+        <w:widowControl/>
+        <w:spacing w:after="160"/>
+        <w:jc w:val="both"/>
+      </w:pPr>
+      <w:r>
+        <w:rPr>
+          <w:rFonts w:ascii="Times New Roman" w:hAnsi="Times New Roman"/>
+          <w:sz w:val="24"/>
+          <w:szCs w:val="24"/>
+        </w:rPr>
+        <w:t xml:space="preserve">| Dissolution events specific to this Protected Series (if any) | [None / describe] |</w:t>
+      </w:r>
+    </w:p>
+    <w:p>
+      <w:pPr>
+        <w:keepLines/>
+        <w:widowControl/>
+        <w:spacing w:after="160"/>
+        <w:jc w:val="both"/>
+      </w:pPr>
+      <w:r>
+        <w:rPr>
+          <w:rFonts w:ascii="Times New Roman" w:hAnsi="Times New Roman"/>
+          <w:sz w:val="24"/>
+          <w:szCs w:val="24"/>
+        </w:rPr>
+        <w:t xml:space="preserve">Adopted effective [DATE] by the Company, acting through its Manager:</w:t>
       </w:r>
     </w:p>
     <w:p>
@@ -4579,489 +4997,7 @@
           <w:sz w:val="24"/>
           <w:szCs w:val="24"/>
         </w:rPr>
-        <w:t xml:space="preserve">[MEMBER 2 NAME]</w:t>
-      </w:r>
-    </w:p>
-    <w:p>
-      <w:pPr>
-        <w:keepLines/>
-        <w:widowControl/>
-        <w:spacing w:after="160"/>
-        <w:jc w:val="both"/>
-      </w:pPr>
-      <w:r>
-        <w:rPr>
-          <w:rFonts w:ascii="Times New Roman" w:hAnsi="Times New Roman"/>
-          <w:sz w:val="24"/>
-          <w:szCs w:val="24"/>
-        </w:rPr>
-        <w:t xml:space="preserve">_____________________________</w:t>
-      </w:r>
-    </w:p>
-    <w:p>
-      <w:pPr>
-        <w:keepLines/>
-        <w:widowControl/>
-        <w:spacing w:after="160"/>
-        <w:jc w:val="both"/>
-      </w:pPr>
-      <w:r>
-        <w:rPr>
-          <w:rFonts w:ascii="Times New Roman" w:hAnsi="Times New Roman"/>
-          <w:sz w:val="24"/>
-          <w:szCs w:val="24"/>
-        </w:rPr>
-        <w:t xml:space="preserve">[MEMBER 3 NAME, if any]</w:t>
-      </w:r>
-    </w:p>
-    <w:p>
-      <w:pPr>
-        <w:keepLines/>
-        <w:widowControl/>
-        <w:spacing w:after="160"/>
-        <w:jc w:val="both"/>
-      </w:pPr>
-      <w:r>
-        <w:rPr>
-          <w:rFonts w:ascii="Times New Roman" w:hAnsi="Times New Roman"/>
-          <w:sz w:val="24"/>
-          <w:szCs w:val="24"/>
-        </w:rPr>
-        <w:t xml:space="preserve">ACKNOWLEDGED AND AGREED BY MANAGER:</w:t>
-      </w:r>
-    </w:p>
-    <w:p>
-      <w:pPr>
-        <w:keepLines/>
-        <w:widowControl/>
-        <w:spacing w:after="160"/>
-        <w:jc w:val="both"/>
-      </w:pPr>
-      <w:r>
-        <w:rPr>
-          <w:rFonts w:ascii="Times New Roman" w:hAnsi="Times New Roman"/>
-          <w:sz w:val="24"/>
-          <w:szCs w:val="24"/>
-        </w:rPr>
-        <w:t xml:space="preserve">[MANAGER SIGNATURE BLOCKS]</w:t>
-      </w:r>
-    </w:p>
-    <w:p>
-      <w:pPr>
-        <w:keepLines/>
-        <w:widowControl/>
-        <w:spacing w:after="160"/>
-        <w:jc w:val="both"/>
-      </w:pPr>
-      <w:r>
-        <w:rPr>
-          <w:rFonts w:ascii="Times New Roman" w:hAnsi="Times New Roman"/>
-          <w:b/>
-          <w:sz w:val="24"/>
-          <w:szCs w:val="24"/>
-        </w:rPr>
-        <w:t xml:space="preserve">EXHIBIT A — MEMBERS; PERCENTAGE INTERESTS; CONTRIBUTIONS; TOD DESIGNATIONS</w:t>
-      </w:r>
-    </w:p>
-    <w:p>
-      <w:pPr>
-        <w:keepLines/>
-        <w:widowControl/>
-        <w:spacing w:after="160"/>
-        <w:jc w:val="both"/>
-      </w:pPr>
-      <w:r>
-        <w:rPr>
-          <w:rFonts w:ascii="Times New Roman" w:hAnsi="Times New Roman"/>
-          <w:sz w:val="24"/>
-          <w:szCs w:val="24"/>
-        </w:rPr>
-        <w:t xml:space="preserve">Company: [COMPANY NAME], LLC</w:t>
-      </w:r>
-    </w:p>
-    <w:p>
-      <w:pPr>
-        <w:keepLines/>
-        <w:widowControl/>
-        <w:spacing w:after="160"/>
-        <w:jc w:val="both"/>
-      </w:pPr>
-      <w:r>
-        <w:rPr>
-          <w:rFonts w:ascii="Times New Roman" w:hAnsi="Times New Roman"/>
-          <w:sz w:val="24"/>
-          <w:szCs w:val="24"/>
-        </w:rPr>
-        <w:t xml:space="preserve">| Member name | Address | Percentage Interest | Initial contribution to the Company | Date |</w:t>
-      </w:r>
-    </w:p>
-    <w:p>
-      <w:pPr>
-        <w:keepLines/>
-        <w:widowControl/>
-        <w:spacing w:after="160"/>
-        <w:jc w:val="both"/>
-      </w:pPr>
-      <w:r>
-        <w:rPr>
-          <w:rFonts w:ascii="Times New Roman" w:hAnsi="Times New Roman"/>
-          <w:sz w:val="24"/>
-          <w:szCs w:val="24"/>
-        </w:rPr>
-        <w:t xml:space="preserve">|---|---|---|---|---|</w:t>
-      </w:r>
-    </w:p>
-    <w:p>
-      <w:pPr>
-        <w:keepLines/>
-        <w:widowControl/>
-        <w:spacing w:after="160"/>
-        <w:jc w:val="both"/>
-      </w:pPr>
-      <w:r>
-        <w:rPr>
-          <w:rFonts w:ascii="Times New Roman" w:hAnsi="Times New Roman"/>
-          <w:sz w:val="24"/>
-          <w:szCs w:val="24"/>
-        </w:rPr>
-        <w:t xml:space="preserve">| [MEMBER NAME] | [MEMBER ADDRESS] | [MEMBER SHARE] | [MEMBER CONTRIBUTION] | [MEMBER DATE] |</w:t>
-      </w:r>
-    </w:p>
-    <w:p>
-      <w:pPr>
-        <w:keepLines/>
-        <w:widowControl/>
-        <w:spacing w:after="160"/>
-        <w:jc w:val="both"/>
-      </w:pPr>
-      <w:r>
-        <w:rPr>
-          <w:rFonts w:ascii="Times New Roman" w:hAnsi="Times New Roman"/>
-          <w:sz w:val="24"/>
-          <w:szCs w:val="24"/>
-        </w:rPr>
-        <w:t xml:space="preserve">| Total | | 100% | | |</w:t>
-      </w:r>
-    </w:p>
-    <w:p>
-      <w:pPr>
-        <w:keepLines/>
-        <w:widowControl/>
-        <w:spacing w:after="160"/>
-        <w:jc w:val="both"/>
-      </w:pPr>
-      <w:r>
-        <w:rPr>
-          <w:rFonts w:ascii="Times New Roman" w:hAnsi="Times New Roman"/>
-          <w:sz w:val="24"/>
-          <w:szCs w:val="24"/>
-        </w:rPr>
-        <w:t xml:space="preserve">Transfer on Death designations (ss. 711.50–711.512, Fla. Stat.):</w:t>
-      </w:r>
-    </w:p>
-    <w:p>
-      <w:pPr>
-        <w:keepLines/>
-        <w:widowControl/>
-        <w:spacing w:after="160"/>
-        <w:jc w:val="both"/>
-      </w:pPr>
-      <w:r>
-        <w:rPr>
-          <w:rFonts w:ascii="Times New Roman" w:hAnsi="Times New Roman"/>
-          <w:sz w:val="24"/>
-          <w:szCs w:val="24"/>
-        </w:rPr>
-        <w:t xml:space="preserve">| Designating Member | TOD beneficiary (any person or entity) |</w:t>
-      </w:r>
-    </w:p>
-    <w:p>
-      <w:pPr>
-        <w:keepLines/>
-        <w:widowControl/>
-        <w:spacing w:after="160"/>
-        <w:jc w:val="both"/>
-      </w:pPr>
-      <w:r>
-        <w:rPr>
-          <w:rFonts w:ascii="Times New Roman" w:hAnsi="Times New Roman"/>
-          <w:sz w:val="24"/>
-          <w:szCs w:val="24"/>
-        </w:rPr>
-        <w:t xml:space="preserve">|---|---|</w:t>
-      </w:r>
-    </w:p>
-    <w:p>
-      <w:pPr>
-        <w:keepLines/>
-        <w:widowControl/>
-        <w:spacing w:after="160"/>
-        <w:jc w:val="both"/>
-      </w:pPr>
-      <w:r>
-        <w:rPr>
-          <w:rFonts w:ascii="Times New Roman" w:hAnsi="Times New Roman"/>
-          <w:sz w:val="24"/>
-          <w:szCs w:val="24"/>
-        </w:rPr>
-        <w:t xml:space="preserve">| [MEMBER NAME] | [MEMBER TOD] |</w:t>
-      </w:r>
-    </w:p>
-    <w:p>
-      <w:pPr>
-        <w:keepLines/>
-        <w:widowControl/>
-        <w:spacing w:after="160"/>
-        <w:jc w:val="both"/>
-      </w:pPr>
-      <w:r>
-        <w:rPr>
-          <w:rFonts w:ascii="Times New Roman" w:hAnsi="Times New Roman"/>
-          <w:sz w:val="24"/>
-          <w:szCs w:val="24"/>
-        </w:rPr>
-        <w:t xml:space="preserve">If no beneficiary is designated, or a designation fails, the Member's interest passes as provided by law, subject to this Agreement.</w:t>
-      </w:r>
-    </w:p>
-    <w:p>
-      <w:pPr>
-        <w:keepLines/>
-        <w:widowControl/>
-        <w:spacing w:after="160"/>
-        <w:jc w:val="both"/>
-      </w:pPr>
-      <w:r>
-        <w:rPr>
-          <w:rFonts w:ascii="Times New Roman" w:hAnsi="Times New Roman"/>
-          <w:b/>
-          <w:sz w:val="24"/>
-          <w:szCs w:val="24"/>
-        </w:rPr>
-        <w:t xml:space="preserve">SERIES EXHIBIT PS-[N]</w:t>
-      </w:r>
-    </w:p>
-    <w:p>
-      <w:pPr>
-        <w:keepLines/>
-        <w:widowControl/>
-        <w:spacing w:after="160"/>
-        <w:jc w:val="both"/>
-      </w:pPr>
-      <w:r>
-        <w:rPr>
-          <w:rFonts w:ascii="Times New Roman" w:hAnsi="Times New Roman"/>
-          <w:sz w:val="24"/>
-          <w:szCs w:val="24"/>
-        </w:rPr>
-        <w:t xml:space="preserve">Protected Series name (exactly as filed with the Department):</w:t>
-      </w:r>
-    </w:p>
-    <w:p>
-      <w:pPr>
-        <w:keepLines/>
-        <w:widowControl/>
-        <w:spacing w:after="160"/>
-        <w:jc w:val="both"/>
-      </w:pPr>
-      <w:r>
-        <w:rPr>
-          <w:rFonts w:ascii="Times New Roman" w:hAnsi="Times New Roman"/>
-          <w:sz w:val="24"/>
-          <w:szCs w:val="24"/>
-        </w:rPr>
-        <w:t xml:space="preserve">[COMPANY NAME], LLC - PS [N]</w:t>
-      </w:r>
-    </w:p>
-    <w:p>
-      <w:pPr>
-        <w:keepLines/>
-        <w:widowControl/>
-        <w:spacing w:after="160"/>
-        <w:jc w:val="both"/>
-      </w:pPr>
-      <w:r>
-        <w:rPr>
-          <w:rFonts w:ascii="Times New Roman" w:hAnsi="Times New Roman"/>
-          <w:sz w:val="24"/>
-          <w:szCs w:val="24"/>
-        </w:rPr>
-        <w:t xml:space="preserve">| Item | Terms |</w:t>
-      </w:r>
-    </w:p>
-    <w:p>
-      <w:pPr>
-        <w:keepLines/>
-        <w:widowControl/>
-        <w:spacing w:after="160"/>
-        <w:jc w:val="both"/>
-      </w:pPr>
-      <w:r>
-        <w:rPr>
-          <w:rFonts w:ascii="Times New Roman" w:hAnsi="Times New Roman"/>
-          <w:sz w:val="24"/>
-          <w:szCs w:val="24"/>
-        </w:rPr>
-        <w:t xml:space="preserve">|---|---|</w:t>
-      </w:r>
-    </w:p>
-    <w:p>
-      <w:pPr>
-        <w:keepLines/>
-        <w:widowControl/>
-        <w:spacing w:after="160"/>
-        <w:jc w:val="both"/>
-      </w:pPr>
-      <w:r>
-        <w:rPr>
-          <w:rFonts w:ascii="Times New Roman" w:hAnsi="Times New Roman"/>
-          <w:sz w:val="24"/>
-          <w:szCs w:val="24"/>
-        </w:rPr>
-        <w:t xml:space="preserve">| Purpose of this Protected Series | [PURPOSE — e.g., "to acquire, own, lease, and manage the real property located at ___" or "any lawful business"] |</w:t>
-      </w:r>
-    </w:p>
-    <w:p>
-      <w:pPr>
-        <w:keepLines/>
-        <w:widowControl/>
-        <w:spacing w:after="160"/>
-        <w:jc w:val="both"/>
-      </w:pPr>
-      <w:r>
-        <w:rPr>
-          <w:rFonts w:ascii="Times New Roman" w:hAnsi="Times New Roman"/>
-          <w:sz w:val="24"/>
-          <w:szCs w:val="24"/>
-        </w:rPr>
-        <w:t xml:space="preserve">| Owner of this Protected Series | The Company. This Protected Series has no Associated Members (ss. 605.2302(1), 605.2303(2), Fla. Stat.). |</w:t>
-      </w:r>
-    </w:p>
-    <w:p>
-      <w:pPr>
-        <w:keepLines/>
-        <w:widowControl/>
-        <w:spacing w:after="160"/>
-        <w:jc w:val="both"/>
-      </w:pPr>
-      <w:r>
-        <w:rPr>
-          <w:rFonts w:ascii="Times New Roman" w:hAnsi="Times New Roman"/>
-          <w:sz w:val="24"/>
-          <w:szCs w:val="24"/>
-        </w:rPr>
-        <w:t xml:space="preserve">| Protected Series Manager | [Same as Company Manager / NAME] |</w:t>
-      </w:r>
-    </w:p>
-    <w:p>
-      <w:pPr>
-        <w:keepLines/>
-        <w:widowControl/>
-        <w:spacing w:after="160"/>
-        <w:jc w:val="both"/>
-      </w:pPr>
-      <w:r>
-        <w:rPr>
-          <w:rFonts w:ascii="Times New Roman" w:hAnsi="Times New Roman"/>
-          <w:sz w:val="24"/>
-          <w:szCs w:val="24"/>
-        </w:rPr>
-        <w:t xml:space="preserve">| Contributions to this Protected Series | By the Company: $[AMOUNT] on [DATE] [and/or described property] |</w:t>
-      </w:r>
-    </w:p>
-    <w:p>
-      <w:pPr>
-        <w:keepLines/>
-        <w:widowControl/>
-        <w:spacing w:after="160"/>
-        <w:jc w:val="both"/>
-      </w:pPr>
-      <w:r>
-        <w:rPr>
-          <w:rFonts w:ascii="Times New Roman" w:hAnsi="Times New Roman"/>
-          <w:sz w:val="24"/>
-          <w:szCs w:val="24"/>
-        </w:rPr>
-        <w:t xml:space="preserve">| Initial Associated Assets | As set forth on the Asset Schedule attached to this Series Exhibit and completed by the Member(s), together with the records maintained under Article 8. |</w:t>
-      </w:r>
-    </w:p>
-    <w:p>
-      <w:pPr>
-        <w:keepLines/>
-        <w:widowControl/>
-        <w:spacing w:after="160"/>
-        <w:jc w:val="both"/>
-      </w:pPr>
-      <w:r>
-        <w:rPr>
-          <w:rFonts w:ascii="Times New Roman" w:hAnsi="Times New Roman"/>
-          <w:sz w:val="24"/>
-          <w:szCs w:val="24"/>
-        </w:rPr>
-        <w:t xml:space="preserve">| Special terms (if any) | [None / variations from the base Agreement — may not vary Article 8 or non-variable provisions of the Act] |</w:t>
-      </w:r>
-    </w:p>
-    <w:p>
-      <w:pPr>
-        <w:keepLines/>
-        <w:widowControl/>
-        <w:spacing w:after="160"/>
-        <w:jc w:val="both"/>
-      </w:pPr>
-      <w:r>
-        <w:rPr>
-          <w:rFonts w:ascii="Times New Roman" w:hAnsi="Times New Roman"/>
-          <w:sz w:val="24"/>
-          <w:szCs w:val="24"/>
-        </w:rPr>
-        <w:t xml:space="preserve">| Dissolution events specific to this Protected Series (if any) | [None / describe] |</w:t>
-      </w:r>
-    </w:p>
-    <w:p>
-      <w:pPr>
-        <w:keepLines/>
-        <w:widowControl/>
-        <w:spacing w:after="160"/>
-        <w:jc w:val="both"/>
-      </w:pPr>
-      <w:r>
-        <w:rPr>
-          <w:rFonts w:ascii="Times New Roman" w:hAnsi="Times New Roman"/>
-          <w:sz w:val="24"/>
-          <w:szCs w:val="24"/>
-        </w:rPr>
-        <w:t xml:space="preserve">Adopted effective [DATE] by the Company, acting through its Manager:</w:t>
-      </w:r>
-    </w:p>
-    <w:p>
-      <w:pPr>
-        <w:keepLines/>
-        <w:widowControl/>
-        <w:spacing w:after="160"/>
-        <w:jc w:val="both"/>
-      </w:pPr>
-      <w:r>
-        <w:rPr>
-          <w:rFonts w:ascii="Times New Roman" w:hAnsi="Times New Roman"/>
-          <w:sz w:val="24"/>
-          <w:szCs w:val="24"/>
-        </w:rPr>
-        <w:t xml:space="preserve">_____________________________</w:t>
-      </w:r>
-    </w:p>
-    <w:p>
-      <w:pPr>
-        <w:keepLines/>
-        <w:widowControl/>
-        <w:spacing w:after="160"/>
-        <w:jc w:val="both"/>
-      </w:pPr>
-      <w:r>
-        <w:rPr>
-          <w:rFonts w:ascii="Times New Roman" w:hAnsi="Times New Roman"/>
-          <w:sz w:val="24"/>
-          <w:szCs w:val="24"/>
-        </w:rPr>
-        <w:t xml:space="preserve">[NAME], Protected Series Manager</w:t>
+        <w:t xml:space="preserve">[ADOPTER NAME], Protected Series Manager</w:t>
       </w:r>
     </w:p>
     <w:p>

--- a/docs/word/FPSLLC Redline - Manager-Managed Partnership vs S Corporation.docx
+++ b/docs/word/FPSLLC Redline - Manager-Managed Partnership vs S Corporation.docx
@@ -62,7 +62,7 @@
           <w:sz w:val="24"/>
           <w:szCs w:val="24"/>
         </w:rPr>
-        <w:t xml:space="preserve">201 paragraphs identical · 15 changed · 0 only in the first · 7 only in the second</w:t>
+        <w:t xml:space="preserve">200 paragraphs identical · 15 changed · 0 only in the first · 7 only in the second</w:t>
       </w:r>
     </w:p>
     <w:p>
@@ -1324,7 +1324,7 @@
           <w:sz w:val="24"/>
           <w:szCs w:val="24"/>
         </w:rPr>
-        <w:t xml:space="preserve">5.1 Manager-Managed; the Manager. The Company is manager-managed as provided in its Articles of Organization and this Agreement. [MANAGER APPOINTMENT] If more than one person is serving as Manager, every act, approval, consent, decision, or determination of the Manager under this Agreement requires the approval of a majority of the Managers then serving, and no Manager acting alone has actual authority to act for the Company or for any Protected Series. Anything required to be delivered to the Manager may be delivered to any Manager, and a covenant, restriction, or standard of conduct stated in this Agreement as applying to the Manager applies to each Manager individually. This Section governs among the Members and the Managers; it does not affect the agency rights of a Manager under s. 605.04074(2)(b), Florida Statutes, as to a person who dealt with the Manager without knowledge or notice that the Manager lacked authority. A Manager need not be a Member. A Manager serves until that Manager's resignation, removal, death, or Incapacity. If a Manager ceases to serve as Manager for any reason, the remaining Managers shall continue to serve. A Manager may be removed, with or without cause, and a successor or additional Manager may be appointed, by a Majority in Interest, evidenced by a signed writing delivered to the Company.</w:t>
+        <w:t xml:space="preserve">5.1 Manager-Managed; the Manager. The Company is manager-managed as provided in its Articles of Organization and this Agreement. &lt;!-- one:manager --&gt;The initial Manager is [MANAGER NAMES].&lt;!-- /one --&gt;&lt;!-- many:manager --&gt;The initial Managers are [MANAGER NAMES].&lt;!-- /many --&gt; If more than one person is serving as Manager, every act, approval, consent, decision, or determination of the Manager under this Agreement requires the approval of a majority of the Managers then serving, and no Manager acting alone has actual authority to act for the Company or for any Protected Series. Anything required to be delivered to the Manager may be delivered to any Manager, and a covenant, restriction, or standard of conduct stated in this Agreement as applying to the Manager applies to each Manager individually. This Section governs among the Members and the Managers; it does not affect the agency rights of a Manager under s. 605.04074(2)(b), Florida Statutes, as to a person who dealt with the Manager without knowledge or notice that the Manager lacked authority. A Manager need not be a Member. A Manager serves until that Manager's resignation, removal, death, or Incapacity. If a Manager ceases to serve as Manager for any reason, the remaining Managers shall continue to serve. A Manager may be removed, with or without cause, and a successor or additional Manager may be appointed, by a Majority in Interest, evidenced by a signed writing delivered to the Company.</w:t>
       </w:r>
     </w:p>
     <w:p>
@@ -4563,23 +4563,23 @@
           <w:sz w:val="24"/>
           <w:szCs w:val="24"/>
         </w:rPr>
-        <w:t xml:space="preserve">ACKNOWLEDGED AND AGREED BY MANAGER:</w:t>
-      </w:r>
-    </w:p>
-    <w:p>
-      <w:pPr>
-        <w:keepLines/>
-        <w:widowControl/>
-        <w:spacing w:after="160"/>
-        <w:jc w:val="both"/>
-      </w:pPr>
-      <w:r>
-        <w:rPr>
-          <w:rFonts w:ascii="Times New Roman" w:hAnsi="Times New Roman"/>
-          <w:sz w:val="24"/>
-          <w:szCs w:val="24"/>
-        </w:rPr>
-        <w:t xml:space="preserve">[MANAGER SIGNATURE BLOCKS]</w:t>
+        <w:t xml:space="preserve">_____________________________</w:t>
+      </w:r>
+    </w:p>
+    <w:p>
+      <w:pPr>
+        <w:keepLines/>
+        <w:widowControl/>
+        <w:spacing w:after="160"/>
+        <w:jc w:val="both"/>
+      </w:pPr>
+      <w:r>
+        <w:rPr>
+          <w:rFonts w:ascii="Times New Roman" w:hAnsi="Times New Roman"/>
+          <w:sz w:val="24"/>
+          <w:szCs w:val="24"/>
+        </w:rPr>
+        <w:t xml:space="preserve">[MANAGER NAME], Manager</w:t>
       </w:r>
     </w:p>
     <w:p>
@@ -4950,22 +4950,6 @@
           <w:szCs w:val="24"/>
         </w:rPr>
         <w:t xml:space="preserve">| Dissolution events specific to this Protected Series (if any) | [None / describe] |</w:t>
-      </w:r>
-    </w:p>
-    <w:p>
-      <w:pPr>
-        <w:keepLines/>
-        <w:widowControl/>
-        <w:spacing w:after="160"/>
-        <w:jc w:val="both"/>
-      </w:pPr>
-      <w:r>
-        <w:rPr>
-          <w:rFonts w:ascii="Times New Roman" w:hAnsi="Times New Roman"/>
-          <w:sz w:val="24"/>
-          <w:szCs w:val="24"/>
-        </w:rPr>
-        <w:t xml:space="preserve">Adopted effective [DATE] by the Company, acting through its Manager:</w:t>
       </w:r>
     </w:p>
     <w:p>

--- a/docs/word/FPSLLC Redline - Manager-Managed Partnership vs S Corporation.docx
+++ b/docs/word/FPSLLC Redline - Manager-Managed Partnership vs S Corporation.docx
@@ -62,7 +62,7 @@
           <w:sz w:val="24"/>
           <w:szCs w:val="24"/>
         </w:rPr>
-        <w:t xml:space="preserve">200 paragraphs identical · 15 changed · 0 only in the first · 7 only in the second</w:t>
+        <w:t xml:space="preserve">201 paragraphs identical · 15 changed · 0 only in the first · 7 only in the second</w:t>
       </w:r>
     </w:p>
     <w:p>
@@ -5199,6 +5199,22 @@
           <w:szCs w:val="24"/>
         </w:rPr>
         <w:t xml:space="preserve">v1 draft. Statutory citations verified against Online Sunshine on August 3, 2026: ss. 605.2103, 605.2107, 605.2201, 605.2202, 605.2301, 605.2401, 605.2501, 605.2604, 605.0502, 605.0503, 605.04091, 48.062, 711.50–711.512, Fla. Stat.; 11 U.S.C. §365; In re Soderstrom, 484 B.R. 874 (M.D. Fla. 2013). </w:t>
+      </w:r>
+    </w:p>
+    <w:p>
+      <w:pPr>
+        <w:keepLines/>
+        <w:widowControl/>
+        <w:spacing w:after="160"/>
+        <w:jc w:val="both"/>
+      </w:pPr>
+      <w:r>
+        <w:rPr>
+          <w:rFonts w:ascii="Times New Roman" w:hAnsi="Times New Roman"/>
+          <w:sz w:val="24"/>
+          <w:szCs w:val="24"/>
+        </w:rPr>
+        <w:t xml:space="preserve">[TITLE] of [COMPANY NAME], LLC — generated by MyFloridaSeriesLLC · Master [EDITION]</w:t>
       </w:r>
     </w:p>
     <w:sectPr>

--- a/docs/word/FPSLLC Redline - Manager-Managed Partnership vs S Corporation.docx
+++ b/docs/word/FPSLLC Redline - Manager-Managed Partnership vs S Corporation.docx
@@ -4901,7 +4901,7 @@
           <w:sz w:val="24"/>
           <w:szCs w:val="24"/>
         </w:rPr>
-        <w:t xml:space="preserve">| Contributions to this Protected Series | By the Company: $[AMOUNT] on [DATE] [and/or described property] |</w:t>
+        <w:t xml:space="preserve">| Contributions to this Protected Series | By the Company: [CONTRIBUTION] |</w:t>
       </w:r>
     </w:p>
     <w:p>

--- a/docs/word/FPSLLC Redline - Manager-Managed Partnership vs S Corporation.docx
+++ b/docs/word/FPSLLC Redline - Manager-Managed Partnership vs S Corporation.docx
@@ -62,7 +62,7 @@
           <w:sz w:val="24"/>
           <w:szCs w:val="24"/>
         </w:rPr>
-        <w:t xml:space="preserve">201 paragraphs identical · 15 changed · 0 only in the first · 7 only in the second</w:t>
+        <w:t xml:space="preserve">202 paragraphs identical · 15 changed · 0 only in the first · 7 only in the second</w:t>
       </w:r>
     </w:p>
     <w:p>
@@ -1629,6 +1629,22 @@
           <w:szCs w:val="24"/>
         </w:rPr>
         <w:t xml:space="preserve">[ ] Alternative B — Competition Permitted. The Manager may engage in and possess interests in other business ventures of every kind, whether or not competitive with the activities of the Company or of any Protected Series. Engaging in such ventures does not violate this Agreement or any duty under the Act, the Manager is not obligated to offer any business opportunity to the Company, any Protected Series, or any Member, and neither the Company, any Protected Series, nor any Member shall have any right in such ventures or their income by virtue of this Agreement. (Retain the Alternative selected in Section 4.7 and delete the other.)</w:t>
+      </w:r>
+    </w:p>
+    <w:p>
+      <w:pPr>
+        <w:keepLines/>
+        <w:widowControl/>
+        <w:spacing w:after="160"/>
+        <w:jc w:val="both"/>
+      </w:pPr>
+      <w:r>
+        <w:rPr>
+          <w:rFonts w:ascii="Times New Roman" w:hAnsi="Times New Roman"/>
+          <w:sz w:val="24"/>
+          <w:szCs w:val="24"/>
+        </w:rPr>
+        <w:t xml:space="preserve">5.10 Conflict of Interest Transactions. Neither the Manager nor any Member shall cause the Company or any Protected Series to enter into a transaction in which the Manager or a Member is directly or indirectly a party, or has a direct or indirect material financial interest or other material interest (each within the meaning of s. 605.04092, Florida Statutes), unless the material facts of the transaction and of the interest have been disclosed or are known to the Members and the transaction is authorized, approved, or ratified by a Majority in Interest of the disinterested Members. A transaction so authorized, approved, or ratified is not void or voidable because of that relationship or interest, and a person challenging it bears the burden of proving its lack of fairness, as provided in s. 605.04092(2) and (4), Florida Statutes. A loan approved under Section 5.4(g), and compensation approved under Section 5.7, satisfy this Section.</w:t>
       </w:r>
     </w:p>
     <w:p>

--- a/docs/word/FPSLLC Redline - Manager-Managed Partnership vs S Corporation.docx
+++ b/docs/word/FPSLLC Redline - Manager-Managed Partnership vs S Corporation.docx
@@ -62,7 +62,7 @@
           <w:sz w:val="24"/>
           <w:szCs w:val="24"/>
         </w:rPr>
-        <w:t xml:space="preserve">202 paragraphs identical · 15 changed · 0 only in the first · 7 only in the second</w:t>
+        <w:t xml:space="preserve">201 paragraphs identical · 15 changed · 0 only in the first · 7 only in the second</w:t>
       </w:r>
     </w:p>
     <w:p>
@@ -1629,22 +1629,6 @@
           <w:szCs w:val="24"/>
         </w:rPr>
         <w:t xml:space="preserve">[ ] Alternative B — Competition Permitted. The Manager may engage in and possess interests in other business ventures of every kind, whether or not competitive with the activities of the Company or of any Protected Series. Engaging in such ventures does not violate this Agreement or any duty under the Act, the Manager is not obligated to offer any business opportunity to the Company, any Protected Series, or any Member, and neither the Company, any Protected Series, nor any Member shall have any right in such ventures or their income by virtue of this Agreement. (Retain the Alternative selected in Section 4.7 and delete the other.)</w:t>
-      </w:r>
-    </w:p>
-    <w:p>
-      <w:pPr>
-        <w:keepLines/>
-        <w:widowControl/>
-        <w:spacing w:after="160"/>
-        <w:jc w:val="both"/>
-      </w:pPr>
-      <w:r>
-        <w:rPr>
-          <w:rFonts w:ascii="Times New Roman" w:hAnsi="Times New Roman"/>
-          <w:sz w:val="24"/>
-          <w:szCs w:val="24"/>
-        </w:rPr>
-        <w:t xml:space="preserve">5.10 Conflict of Interest Transactions. Neither the Manager nor any Member shall cause the Company or any Protected Series to enter into a transaction in which the Manager or a Member is directly or indirectly a party, or has a direct or indirect material financial interest or other material interest (each within the meaning of s. 605.04092, Florida Statutes), unless the material facts of the transaction and of the interest have been disclosed or are known to the Members and the transaction is authorized, approved, or ratified by a Majority in Interest of the disinterested Members. A transaction so authorized, approved, or ratified is not void or voidable because of that relationship or interest, and a person challenging it bears the burden of proving its lack of fairness, as provided in s. 605.04092(2) and (4), Florida Statutes. A loan approved under Section 5.4(g), and compensation approved under Section 5.7, satisfy this Section.</w:t>
       </w:r>
     </w:p>
     <w:p>
